--- a/06-学生侧材料/讲义/数学工具/数学工具-附录-数学符号速查卡.docx
+++ b/06-学生侧材料/讲义/数学工具/数学工具-附录-数学符号速查卡.docx
@@ -5121,7 +5121,7 @@
                 <w:rStyle w:val="VerbatimChar"/>
                 <w:rFonts w:ascii="Times New Roman" w:hAnsi="Times New Roman" w:eastAsia="Times New Roman" w:cs="Times New Roman"/>
               </w:rPr>
-              <w:t>208.5 cm</w:t>
+              <w:t>207.2 cm</w:t>
             </w:r>
             <w:r>
               <w:rPr>
@@ -11823,7 +11823,7 @@
             </w:pPr>
             <m:oMath>
               <m:r>
-                <m:t>5.30</m:t>
+                <m:t>5.20</m:t>
               </m:r>
               <m:r>
                 <m:rPr>

--- a/06-学生侧材料/讲义/数学工具/数学工具-附录-数学符号速查卡.docx
+++ b/06-学生侧材料/讲义/数学工具/数学工具-附录-数学符号速查卡.docx
@@ -11799,18 +11799,25 @@
               <w:pStyle w:val="Compact"/>
               <w:jc w:val="center"/>
             </w:pPr>
-            <w:r>
-              <w:rPr>
-                <w:rFonts w:ascii="Times New Roman" w:hAnsi="Times New Roman" w:eastAsia="Times New Roman" w:cs="Times New Roman"/>
-              </w:rPr>
-              <w:t>10</w:t>
-            </w:r>
-            <w:r>
-              <w:rPr>
-                <w:rFonts w:ascii="Times New Roman" w:hAnsi="Times New Roman" w:eastAsia="Times New Roman" w:cs="Times New Roman"/>
-                <w:vertAlign w:val="superscript"/>
-              </w:rPr>
-              <w:t>23</w:t>
+            <m:oMath>
+              <m:sSup>
+                <m:e>
+                  <m:r>
+                    <m:t>10</m:t>
+                  </m:r>
+                </m:e>
+                <m:sup>
+                  <m:r>
+                    <m:t>23</m:t>
+                  </m:r>
+                </m:sup>
+              </m:sSup>
+            </m:oMath>
+            <w:r>
+              <w:rPr>
+                <w:rFonts w:ascii="Times New Roman" w:hAnsi="Times New Roman" w:eastAsia="Times New Roman" w:cs="Times New Roman"/>
+              </w:rPr>
+              <w:t xml:space="preserve">​</w:t>
             </w:r>
           </w:p>
         </w:tc>
@@ -12401,18 +12408,34 @@
               <w:pStyle w:val="Compact"/>
               <w:jc w:val="center"/>
             </w:pPr>
-            <w:r>
-              <w:rPr>
-                <w:rFonts w:ascii="Times New Roman" w:hAnsi="Times New Roman" w:eastAsia="Times New Roman" w:cs="Times New Roman"/>
-              </w:rPr>
-              <w:t>MT</w:t>
-            </w:r>
-            <w:r>
-              <w:rPr>
-                <w:rFonts w:ascii="Times New Roman" w:hAnsi="Times New Roman" w:eastAsia="Times New Roman" w:cs="Times New Roman"/>
-                <w:vertAlign w:val="superscript"/>
-              </w:rPr>
-              <w:t>-2</w:t>
+            <m:oMath>
+              <m:r>
+                <m:t>M</m:t>
+              </m:r>
+              <m:sSup>
+                <m:e>
+                  <m:r>
+                    <m:t>T</m:t>
+                  </m:r>
+                </m:e>
+                <m:sup>
+                  <m:r>
+                    <m:rPr>
+                      <m:sty m:val="p"/>
+                    </m:rPr>
+                    <m:t>−</m:t>
+                  </m:r>
+                  <m:r>
+                    <m:t>2</m:t>
+                  </m:r>
+                </m:sup>
+              </m:sSup>
+            </m:oMath>
+            <w:r>
+              <w:rPr>
+                <w:rFonts w:ascii="Times New Roman" w:hAnsi="Times New Roman" w:eastAsia="Times New Roman" w:cs="Times New Roman"/>
+              </w:rPr>
+              <w:t xml:space="preserve">​</w:t>
             </w:r>
           </w:p>
         </w:tc>
@@ -12543,18 +12566,37 @@
               <w:pStyle w:val="Compact"/>
               <w:jc w:val="center"/>
             </w:pPr>
-            <w:r>
-              <w:rPr>
-                <w:rFonts w:ascii="Times New Roman" w:hAnsi="Times New Roman" w:eastAsia="Times New Roman" w:cs="Times New Roman"/>
-              </w:rPr>
-              <w:t>ITN</w:t>
-            </w:r>
-            <w:r>
-              <w:rPr>
-                <w:rFonts w:ascii="Times New Roman" w:hAnsi="Times New Roman" w:eastAsia="Times New Roman" w:cs="Times New Roman"/>
-                <w:vertAlign w:val="superscript"/>
-              </w:rPr>
-              <w:t>-1</w:t>
+            <m:oMath>
+              <m:r>
+                <m:t>I</m:t>
+              </m:r>
+              <m:r>
+                <m:t>T</m:t>
+              </m:r>
+              <m:sSup>
+                <m:e>
+                  <m:r>
+                    <m:t>N</m:t>
+                  </m:r>
+                </m:e>
+                <m:sup>
+                  <m:r>
+                    <m:rPr>
+                      <m:sty m:val="p"/>
+                    </m:rPr>
+                    <m:t>−</m:t>
+                  </m:r>
+                  <m:r>
+                    <m:t>1</m:t>
+                  </m:r>
+                </m:sup>
+              </m:sSup>
+            </m:oMath>
+            <w:r>
+              <w:rPr>
+                <w:rFonts w:ascii="Times New Roman" w:hAnsi="Times New Roman" w:eastAsia="Times New Roman" w:cs="Times New Roman"/>
+              </w:rPr>
+              <w:t xml:space="preserve">​</w:t>
             </w:r>
           </w:p>
         </w:tc>

--- a/06-学生侧材料/讲义/数学工具/数学工具-附录-数学符号速查卡.docx
+++ b/06-学生侧材料/讲义/数学工具/数学工具-附录-数学符号速查卡.docx
@@ -6059,42 +6059,285 @@
     </w:p>
     <w:p>
       <w:pPr>
-        <w:pStyle w:val="SourceCode"/>
+        <w:pStyle w:val="FirstParagraph"/>
         <w:spacing w:after="80"/>
       </w:pPr>
-      <w:r>
-        <w:rPr>
-          <w:rStyle w:val="VerbatimChar"/>
-          <w:rFonts w:ascii="Times New Roman" w:hAnsi="Times New Roman" w:eastAsia="Times New Roman" w:cs="Times New Roman"/>
-        </w:rPr>
-        <w:t xml:space="preserve">ln(xy) = ln x + ln y        ln(x/y) = ln x − ln y        ln(x^n) = n ln x</w:t>
-      </w:r>
-      <w:r>
-        <w:rPr>
-          <w:rFonts w:ascii="Times New Roman" w:hAnsi="Times New Roman" w:eastAsia="Times New Roman" w:cs="Times New Roman"/>
-        </w:rPr>
-        <w:br/>
-      </w:r>
-      <w:r>
-        <w:rPr>
-          <w:rStyle w:val="VerbatimChar"/>
-          <w:rFonts w:ascii="Times New Roman" w:hAnsi="Times New Roman" w:eastAsia="Times New Roman" w:cs="Times New Roman"/>
-        </w:rPr>
-        <w:t xml:space="preserve">lg x = ln x / 2.303         ln x = 2.303 lg x</w:t>
-      </w:r>
-      <w:r>
-        <w:rPr>
-          <w:rFonts w:ascii="Times New Roman" w:hAnsi="Times New Roman" w:eastAsia="Times New Roman" w:cs="Times New Roman"/>
-        </w:rPr>
-        <w:br/>
-      </w:r>
-      <w:r>
-        <w:rPr>
-          <w:rStyle w:val="VerbatimChar"/>
-          <w:rFonts w:ascii="Times New Roman" w:hAnsi="Times New Roman" w:eastAsia="Times New Roman" w:cs="Times New Roman"/>
-        </w:rPr>
-        <w:t xml:space="preserve">e^{ln x} = x                10^{lg x} = x</w:t>
-      </w:r>
+      <m:oMathPara>
+        <m:oMathParaPr>
+          <m:jc m:val="center"/>
+          <m:ctrlPr>
+            <w:rPr>
+              <w:sz w:val="28"/>
+              <w:szCs w:val="28"/>
+            </w:rPr>
+          </m:ctrlPr>
+        </m:oMathParaPr>
+        <m:oMath>
+          <m:eqArr>
+            <m:e>
+              <m:r>
+                <m:rPr>
+                  <m:sty m:val="p"/>
+                </m:rPr>
+                <m:t>ln</m:t>
+              </m:r>
+              <m:r>
+                <m:rPr>
+                  <m:sty m:val="p"/>
+                </m:rPr>
+                <m:t>(</m:t>
+              </m:r>
+              <m:r>
+                <m:t>x</m:t>
+              </m:r>
+              <m:r>
+                <m:t>y</m:t>
+              </m:r>
+              <m:r>
+                <m:rPr>
+                  <m:sty m:val="p"/>
+                </m:rPr>
+                <m:t>)</m:t>
+              </m:r>
+              <m:r>
+                <m:t>&amp;</m:t>
+              </m:r>
+              <m:r>
+                <m:rPr>
+                  <m:sty m:val="p"/>
+                </m:rPr>
+                <m:t>=</m:t>
+              </m:r>
+              <m:r>
+                <m:rPr>
+                  <m:sty m:val="p"/>
+                </m:rPr>
+                <m:t>ln</m:t>
+              </m:r>
+              <m:r>
+                <m:t>x</m:t>
+              </m:r>
+              <m:r>
+                <m:rPr>
+                  <m:sty m:val="p"/>
+                </m:rPr>
+                <m:t>+</m:t>
+              </m:r>
+              <m:r>
+                <m:rPr>
+                  <m:sty m:val="p"/>
+                </m:rPr>
+                <m:t>ln</m:t>
+              </m:r>
+              <m:r>
+                <m:t>y</m:t>
+              </m:r>
+              <m:r>
+                <m:t>&amp;</m:t>
+              </m:r>
+              <m:r>
+                <m:rPr>
+                  <m:sty m:val="p"/>
+                </m:rPr>
+                <m:t>ln</m:t>
+              </m:r>
+              <m:r>
+                <m:rPr>
+                  <m:sty m:val="p"/>
+                </m:rPr>
+                <m:t>(</m:t>
+              </m:r>
+              <m:r>
+                <m:t>x</m:t>
+              </m:r>
+              <m:r>
+                <m:rPr>
+                  <m:sty m:val="p"/>
+                </m:rPr>
+                <m:t>/</m:t>
+              </m:r>
+              <m:r>
+                <m:t>y</m:t>
+              </m:r>
+              <m:r>
+                <m:rPr>
+                  <m:sty m:val="p"/>
+                </m:rPr>
+                <m:t>)</m:t>
+              </m:r>
+              <m:r>
+                <m:t>&amp;</m:t>
+              </m:r>
+              <m:r>
+                <m:rPr>
+                  <m:sty m:val="p"/>
+                </m:rPr>
+                <m:t>=</m:t>
+              </m:r>
+              <m:r>
+                <m:rPr>
+                  <m:sty m:val="p"/>
+                </m:rPr>
+                <m:t>ln</m:t>
+              </m:r>
+              <m:r>
+                <m:t>x</m:t>
+              </m:r>
+              <m:r>
+                <m:rPr>
+                  <m:sty m:val="p"/>
+                </m:rPr>
+                <m:t>−</m:t>
+              </m:r>
+              <m:r>
+                <m:rPr>
+                  <m:sty m:val="p"/>
+                </m:rPr>
+                <m:t>ln</m:t>
+              </m:r>
+              <m:r>
+                <m:t>y</m:t>
+              </m:r>
+            </m:e>
+            <m:e>
+              <m:r>
+                <m:rPr>
+                  <m:sty m:val="p"/>
+                </m:rPr>
+                <m:t>lg</m:t>
+              </m:r>
+              <m:r>
+                <m:t>x</m:t>
+              </m:r>
+              <m:r>
+                <m:t>&amp;</m:t>
+              </m:r>
+              <m:r>
+                <m:rPr>
+                  <m:sty m:val="p"/>
+                </m:rPr>
+                <m:t>=</m:t>
+              </m:r>
+              <m:r>
+                <m:rPr>
+                  <m:sty m:val="p"/>
+                </m:rPr>
+                <m:t>ln</m:t>
+              </m:r>
+              <m:r>
+                <m:t>x</m:t>
+              </m:r>
+              <m:r>
+                <m:rPr>
+                  <m:sty m:val="p"/>
+                </m:rPr>
+                <m:t>/</m:t>
+              </m:r>
+              <m:r>
+                <m:t>2.303</m:t>
+              </m:r>
+              <m:r>
+                <m:t>&amp;</m:t>
+              </m:r>
+              <m:r>
+                <m:rPr>
+                  <m:sty m:val="p"/>
+                </m:rPr>
+                <m:t>ln</m:t>
+              </m:r>
+              <m:r>
+                <m:t>x</m:t>
+              </m:r>
+              <m:r>
+                <m:t>&amp;</m:t>
+              </m:r>
+              <m:r>
+                <m:rPr>
+                  <m:sty m:val="p"/>
+                </m:rPr>
+                <m:t>=</m:t>
+              </m:r>
+              <m:r>
+                <m:t>2.303</m:t>
+              </m:r>
+              <m:r>
+                <m:rPr>
+                  <m:sty m:val="p"/>
+                </m:rPr>
+                <m:t>lg</m:t>
+              </m:r>
+              <m:r>
+                <m:t>x</m:t>
+              </m:r>
+            </m:e>
+            <m:e>
+              <m:sSup>
+                <m:e>
+                  <m:r>
+                    <m:t>e</m:t>
+                  </m:r>
+                </m:e>
+                <m:sup>
+                  <m:r>
+                    <m:rPr>
+                      <m:sty m:val="p"/>
+                    </m:rPr>
+                    <m:t>ln</m:t>
+                  </m:r>
+                  <m:r>
+                    <m:t>x</m:t>
+                  </m:r>
+                </m:sup>
+              </m:sSup>
+              <m:r>
+                <m:t>&amp;</m:t>
+              </m:r>
+              <m:r>
+                <m:rPr>
+                  <m:sty m:val="p"/>
+                </m:rPr>
+                <m:t>=</m:t>
+              </m:r>
+              <m:r>
+                <m:t>x</m:t>
+              </m:r>
+              <m:r>
+                <m:t>&amp;</m:t>
+              </m:r>
+              <m:sSup>
+                <m:e>
+                  <m:r>
+                    <m:t>10</m:t>
+                  </m:r>
+                </m:e>
+                <m:sup>
+                  <m:r>
+                    <m:rPr>
+                      <m:sty m:val="p"/>
+                    </m:rPr>
+                    <m:t>lg</m:t>
+                  </m:r>
+                  <m:r>
+                    <m:t>x</m:t>
+                  </m:r>
+                </m:sup>
+              </m:sSup>
+              <m:r>
+                <m:t>&amp;</m:t>
+              </m:r>
+              <m:r>
+                <m:rPr>
+                  <m:sty m:val="p"/>
+                </m:rPr>
+                <m:t>=</m:t>
+              </m:r>
+              <m:r>
+                <m:t>x</m:t>
+              </m:r>
+            </m:e>
+          </m:eqArr>
+        </m:oMath>
+      </m:oMathPara>
     </w:p>
     <w:tbl>
       <w:tblPr>
@@ -6468,71 +6711,236 @@
     </w:p>
     <w:p>
       <w:pPr>
-        <w:pStyle w:val="SourceCode"/>
+        <w:pStyle w:val="BodyText"/>
       </w:pPr>
-      <w:r>
-        <w:rPr>
-          <w:rStyle w:val="VerbatimChar"/>
-          <w:rFonts w:ascii="Times New Roman" w:hAnsi="Times New Roman" w:eastAsia="Times New Roman" w:cs="Times New Roman"/>
-        </w:rPr>
-        <w:t>ln(1+x) ≈ x − x</w:t>
-      </w:r>
-      <w:r>
-        <w:rPr>
-          <w:rStyle w:val="VerbatimChar"/>
-          <w:rFonts w:ascii="Times New Roman" w:hAnsi="Times New Roman" w:eastAsia="Times New Roman" w:cs="Times New Roman"/>
-          <w:vertAlign w:val="superscript"/>
-        </w:rPr>
-        <w:t>2</w:t>
-      </w:r>
-      <w:r>
-        <w:rPr>
-          <w:rStyle w:val="VerbatimChar"/>
-          <w:rFonts w:ascii="Times New Roman" w:hAnsi="Times New Roman" w:eastAsia="Times New Roman" w:cs="Times New Roman"/>
-        </w:rPr>
-        <w:t>/2          e^x ≈ 1 + x</w:t>
-      </w:r>
-      <w:r>
-        <w:rPr>
-          <w:rFonts w:ascii="Times New Roman" w:hAnsi="Times New Roman" w:eastAsia="Times New Roman" w:cs="Times New Roman"/>
-        </w:rPr>
-        <w:br/>
-      </w:r>
-      <w:r>
-        <w:rPr>
-          <w:rStyle w:val="VerbatimChar"/>
-          <w:rFonts w:ascii="Times New Roman" w:hAnsi="Times New Roman" w:eastAsia="Times New Roman" w:cs="Times New Roman"/>
-        </w:rPr>
-        <w:t xml:space="preserve">(1+x)^n ≈ 1 + nx            sin x ≈ </w:t>
-      </w:r>
-      <w:r>
-        <w:rPr>
-          <w:rStyle w:val="VerbatimChar"/>
-          <w:rFonts w:hint="eastAsia" w:ascii="Times New Roman" w:hAnsi="Times New Roman" w:eastAsia="Times New Roman" w:cs="Times New Roman"/>
-        </w:rPr>
-        <w:t xml:space="preserve">x（x</w:t>
-      </w:r>
-      <w:r>
-        <w:rPr>
-          <w:rStyle w:val="VerbatimChar"/>
-          <w:rFonts w:ascii="Times New Roman" w:hAnsi="Times New Roman" w:eastAsia="Times New Roman" w:cs="Times New Roman"/>
-        </w:rPr>
-        <w:t xml:space="preserve"> </w:t>
-      </w:r>
-      <w:r>
-        <w:rPr>
-          <w:rStyle w:val="VerbatimChar"/>
-          <w:rFonts w:hint="eastAsia" w:ascii="Times New Roman" w:hAnsi="Times New Roman" w:eastAsia="FangSong" w:cs="Times New Roman"/>
-        </w:rPr>
-        <w:t>用弧度</w:t>
-      </w:r>
-      <w:r>
-        <w:rPr>
-          <w:rStyle w:val="VerbatimChar"/>
-          <w:rFonts w:hint="eastAsia" w:ascii="Times New Roman" w:hAnsi="Times New Roman" w:eastAsia="Times New Roman" w:cs="Times New Roman"/>
-        </w:rPr>
-        <w:t>）</w:t>
-      </w:r>
+      <m:oMathPara>
+        <m:oMathParaPr>
+          <m:jc m:val="center"/>
+          <m:ctrlPr>
+            <w:rPr>
+              <w:sz w:val="28"/>
+              <w:szCs w:val="28"/>
+            </w:rPr>
+          </m:ctrlPr>
+        </m:oMathParaPr>
+        <m:oMath>
+          <m:eqArr>
+            <m:e>
+              <m:r>
+                <m:rPr>
+                  <m:sty m:val="p"/>
+                </m:rPr>
+                <m:t>ln</m:t>
+              </m:r>
+              <m:r>
+                <m:rPr>
+                  <m:sty m:val="p"/>
+                </m:rPr>
+                <m:t>(</m:t>
+              </m:r>
+              <m:r>
+                <m:t>1</m:t>
+              </m:r>
+              <m:r>
+                <m:rPr>
+                  <m:sty m:val="p"/>
+                </m:rPr>
+                <m:t>+</m:t>
+              </m:r>
+              <m:r>
+                <m:t>x</m:t>
+              </m:r>
+              <m:r>
+                <m:rPr>
+                  <m:sty m:val="p"/>
+                </m:rPr>
+                <m:t>)</m:t>
+              </m:r>
+              <m:r>
+                <m:t>&amp;</m:t>
+              </m:r>
+              <m:r>
+                <m:rPr>
+                  <m:sty m:val="p"/>
+                </m:rPr>
+                <m:t>≈</m:t>
+              </m:r>
+              <m:r>
+                <m:t>x</m:t>
+              </m:r>
+              <m:r>
+                <m:rPr>
+                  <m:sty m:val="p"/>
+                </m:rPr>
+                <m:t>−</m:t>
+              </m:r>
+              <m:f>
+                <m:fPr>
+                  <m:type m:val="bar"/>
+                </m:fPr>
+                <m:num>
+                  <m:sSup>
+                    <m:e>
+                      <m:r>
+                        <m:t>x</m:t>
+                      </m:r>
+                    </m:e>
+                    <m:sup>
+                      <m:r>
+                        <m:t>2</m:t>
+                      </m:r>
+                    </m:sup>
+                  </m:sSup>
+                </m:num>
+                <m:den>
+                  <m:r>
+                    <m:t>2</m:t>
+                  </m:r>
+                </m:den>
+              </m:f>
+              <m:r>
+                <m:t>&amp;</m:t>
+              </m:r>
+              <m:sSup>
+                <m:e>
+                  <m:r>
+                    <m:t>e</m:t>
+                  </m:r>
+                </m:e>
+                <m:sup>
+                  <m:r>
+                    <m:t>x</m:t>
+                  </m:r>
+                </m:sup>
+              </m:sSup>
+              <m:r>
+                <m:t>&amp;</m:t>
+              </m:r>
+              <m:r>
+                <m:rPr>
+                  <m:sty m:val="p"/>
+                </m:rPr>
+                <m:t>≈</m:t>
+              </m:r>
+              <m:r>
+                <m:t>1</m:t>
+              </m:r>
+              <m:r>
+                <m:rPr>
+                  <m:sty m:val="p"/>
+                </m:rPr>
+                <m:t>+</m:t>
+              </m:r>
+              <m:r>
+                <m:t>x</m:t>
+              </m:r>
+            </m:e>
+            <m:e>
+              <m:r>
+                <m:rPr>
+                  <m:sty m:val="p"/>
+                </m:rPr>
+                <m:t>(</m:t>
+              </m:r>
+              <m:r>
+                <m:t>1</m:t>
+              </m:r>
+              <m:r>
+                <m:rPr>
+                  <m:sty m:val="p"/>
+                </m:rPr>
+                <m:t>+</m:t>
+              </m:r>
+              <m:r>
+                <m:t>x</m:t>
+              </m:r>
+              <m:sSup>
+                <m:e>
+                  <m:r>
+                    <m:rPr>
+                      <m:sty m:val="p"/>
+                    </m:rPr>
+                    <m:t>)</m:t>
+                  </m:r>
+                </m:e>
+                <m:sup>
+                  <m:r>
+                    <m:t>n</m:t>
+                  </m:r>
+                </m:sup>
+              </m:sSup>
+              <m:r>
+                <m:t>&amp;</m:t>
+              </m:r>
+              <m:r>
+                <m:rPr>
+                  <m:sty m:val="p"/>
+                </m:rPr>
+                <m:t>≈</m:t>
+              </m:r>
+              <m:r>
+                <m:t>1</m:t>
+              </m:r>
+              <m:r>
+                <m:rPr>
+                  <m:sty m:val="p"/>
+                </m:rPr>
+                <m:t>+</m:t>
+              </m:r>
+              <m:r>
+                <m:t>n</m:t>
+              </m:r>
+              <m:r>
+                <m:t>x</m:t>
+              </m:r>
+              <m:r>
+                <m:t>&amp;</m:t>
+              </m:r>
+              <m:r>
+                <m:rPr>
+                  <m:sty m:val="p"/>
+                </m:rPr>
+                <m:t>sin</m:t>
+              </m:r>
+              <m:r>
+                <m:t>x</m:t>
+              </m:r>
+              <m:r>
+                <m:t>&amp;</m:t>
+              </m:r>
+              <m:r>
+                <m:rPr>
+                  <m:sty m:val="p"/>
+                </m:rPr>
+                <m:t>≈</m:t>
+              </m:r>
+              <m:r>
+                <m:t>x</m:t>
+              </m:r>
+              <m:r>
+                <m:t> </m:t>
+              </m:r>
+              <m:r>
+                <m:rPr>
+                  <m:nor/>
+                  <m:sty m:val="p"/>
+                </m:rPr>
+                <m:t>（</m:t>
+              </m:r>
+              <m:r>
+                <m:t>x</m:t>
+              </m:r>
+              <m:r>
+                <m:rPr>
+                  <m:nor/>
+                  <m:sty m:val="p"/>
+                </m:rPr>
+                <m:t> 用弧度）</m:t>
+              </m:r>
+            </m:e>
+          </m:eqArr>
+        </m:oMath>
+      </m:oMathPara>
     </w:p>
     <w:p>
       <w:pPr>
@@ -7355,63 +7763,528 @@
     </w:p>
     <w:p>
       <w:pPr>
-        <w:pStyle w:val="SourceCode"/>
+        <w:pStyle w:val="BodyText"/>
       </w:pPr>
-      <w:r>
-        <w:rPr>
-          <w:rStyle w:val="VerbatimChar"/>
-          <w:rFonts w:ascii="Times New Roman" w:hAnsi="Times New Roman" w:eastAsia="Times New Roman" w:cs="Times New Roman"/>
-        </w:rPr>
-        <w:t xml:space="preserve">(cu)' = c u'                        (u+v)' = u' + v'</w:t>
-      </w:r>
-      <w:r>
-        <w:rPr>
-          <w:rFonts w:ascii="Times New Roman" w:hAnsi="Times New Roman" w:eastAsia="Times New Roman" w:cs="Times New Roman"/>
-        </w:rPr>
-        <w:br/>
-      </w:r>
-      <w:r>
-        <w:rPr>
-          <w:rStyle w:val="VerbatimChar"/>
-          <w:rFonts w:ascii="Times New Roman" w:hAnsi="Times New Roman" w:eastAsia="Times New Roman" w:cs="Times New Roman"/>
-        </w:rPr>
-        <w:t>(uv)' = u'v + uv'                   (u/v)' = (u'v − uv')/v</w:t>
-      </w:r>
-      <w:r>
-        <w:rPr>
-          <w:rStyle w:val="VerbatimChar"/>
-          <w:rFonts w:ascii="Times New Roman" w:hAnsi="Times New Roman" w:eastAsia="Times New Roman" w:cs="Times New Roman"/>
-          <w:vertAlign w:val="superscript"/>
-        </w:rPr>
-        <w:t>2</w:t>
-      </w:r>
-      <w:r>
-        <w:rPr>
-          <w:rFonts w:ascii="Times New Roman" w:hAnsi="Times New Roman" w:eastAsia="Times New Roman" w:cs="Times New Roman"/>
-        </w:rPr>
-        <w:br/>
-      </w:r>
-      <w:r>
-        <w:rPr>
-          <w:rStyle w:val="VerbatimChar"/>
-          <w:rFonts w:hint="eastAsia" w:ascii="Times New Roman" w:hAnsi="Times New Roman" w:eastAsia="FangSong" w:cs="Times New Roman"/>
-        </w:rPr>
-        <w:t>链式</w:t>
-      </w:r>
-      <w:r>
-        <w:rPr>
-          <w:rStyle w:val="VerbatimChar"/>
-          <w:rFonts w:hint="eastAsia" w:ascii="Times New Roman" w:hAnsi="Times New Roman" w:eastAsia="Times New Roman" w:cs="Times New Roman"/>
-        </w:rPr>
-        <w:t>：[f(g(x))]'</w:t>
-      </w:r>
-      <w:r>
-        <w:rPr>
-          <w:rStyle w:val="VerbatimChar"/>
-          <w:rFonts w:ascii="Times New Roman" w:hAnsi="Times New Roman" w:eastAsia="Times New Roman" w:cs="Times New Roman"/>
-        </w:rPr>
-        <w:t xml:space="preserve"> = f'(g(x))·g'(x)</w:t>
-      </w:r>
+      <m:oMathPara>
+        <m:oMathParaPr>
+          <m:jc m:val="center"/>
+          <m:ctrlPr>
+            <w:rPr>
+              <w:sz w:val="28"/>
+              <w:szCs w:val="28"/>
+            </w:rPr>
+          </m:ctrlPr>
+        </m:oMathParaPr>
+        <m:oMath>
+          <m:eqArr>
+            <m:e>
+              <m:r>
+                <m:rPr>
+                  <m:sty m:val="p"/>
+                </m:rPr>
+                <m:t>(</m:t>
+              </m:r>
+              <m:r>
+                <m:t>c</m:t>
+              </m:r>
+              <m:r>
+                <m:t>u</m:t>
+              </m:r>
+              <m:sSup>
+                <m:e>
+                  <m:r>
+                    <m:rPr>
+                      <m:sty m:val="p"/>
+                    </m:rPr>
+                    <m:t>)</m:t>
+                  </m:r>
+                </m:e>
+                <m:sup>
+                  <m:r>
+                    <m:rPr>
+                      <m:sty m:val="p"/>
+                    </m:rPr>
+                    <m:t>′</m:t>
+                  </m:r>
+                </m:sup>
+              </m:sSup>
+              <m:r>
+                <m:t>&amp;</m:t>
+              </m:r>
+              <m:r>
+                <m:rPr>
+                  <m:sty m:val="p"/>
+                </m:rPr>
+                <m:t>=</m:t>
+              </m:r>
+              <m:r>
+                <m:t>c</m:t>
+              </m:r>
+              <m:sSup>
+                <m:e>
+                  <m:r>
+                    <m:t>u</m:t>
+                  </m:r>
+                </m:e>
+                <m:sup>
+                  <m:r>
+                    <m:rPr>
+                      <m:sty m:val="p"/>
+                    </m:rPr>
+                    <m:t>′</m:t>
+                  </m:r>
+                </m:sup>
+              </m:sSup>
+              <m:r>
+                <m:t>&amp;</m:t>
+              </m:r>
+              <m:r>
+                <m:rPr>
+                  <m:sty m:val="p"/>
+                </m:rPr>
+                <m:t>(</m:t>
+              </m:r>
+              <m:r>
+                <m:t>u</m:t>
+              </m:r>
+              <m:r>
+                <m:rPr>
+                  <m:sty m:val="p"/>
+                </m:rPr>
+                <m:t>+</m:t>
+              </m:r>
+              <m:r>
+                <m:t>v</m:t>
+              </m:r>
+              <m:sSup>
+                <m:e>
+                  <m:r>
+                    <m:rPr>
+                      <m:sty m:val="p"/>
+                    </m:rPr>
+                    <m:t>)</m:t>
+                  </m:r>
+                </m:e>
+                <m:sup>
+                  <m:r>
+                    <m:rPr>
+                      <m:sty m:val="p"/>
+                    </m:rPr>
+                    <m:t>′</m:t>
+                  </m:r>
+                </m:sup>
+              </m:sSup>
+              <m:r>
+                <m:t>&amp;</m:t>
+              </m:r>
+              <m:r>
+                <m:rPr>
+                  <m:sty m:val="p"/>
+                </m:rPr>
+                <m:t>=</m:t>
+              </m:r>
+              <m:sSup>
+                <m:e>
+                  <m:r>
+                    <m:t>u</m:t>
+                  </m:r>
+                </m:e>
+                <m:sup>
+                  <m:r>
+                    <m:rPr>
+                      <m:sty m:val="p"/>
+                    </m:rPr>
+                    <m:t>′</m:t>
+                  </m:r>
+                </m:sup>
+              </m:sSup>
+              <m:r>
+                <m:rPr>
+                  <m:sty m:val="p"/>
+                </m:rPr>
+                <m:t>+</m:t>
+              </m:r>
+              <m:sSup>
+                <m:e>
+                  <m:r>
+                    <m:t>v</m:t>
+                  </m:r>
+                </m:e>
+                <m:sup>
+                  <m:r>
+                    <m:rPr>
+                      <m:sty m:val="p"/>
+                    </m:rPr>
+                    <m:t>′</m:t>
+                  </m:r>
+                </m:sup>
+              </m:sSup>
+            </m:e>
+            <m:e>
+              <m:r>
+                <m:rPr>
+                  <m:sty m:val="p"/>
+                </m:rPr>
+                <m:t>(</m:t>
+              </m:r>
+              <m:r>
+                <m:t>u</m:t>
+              </m:r>
+              <m:r>
+                <m:t>v</m:t>
+              </m:r>
+              <m:sSup>
+                <m:e>
+                  <m:r>
+                    <m:rPr>
+                      <m:sty m:val="p"/>
+                    </m:rPr>
+                    <m:t>)</m:t>
+                  </m:r>
+                </m:e>
+                <m:sup>
+                  <m:r>
+                    <m:rPr>
+                      <m:sty m:val="p"/>
+                    </m:rPr>
+                    <m:t>′</m:t>
+                  </m:r>
+                </m:sup>
+              </m:sSup>
+              <m:r>
+                <m:t>&amp;</m:t>
+              </m:r>
+              <m:r>
+                <m:rPr>
+                  <m:sty m:val="p"/>
+                </m:rPr>
+                <m:t>=</m:t>
+              </m:r>
+              <m:sSup>
+                <m:e>
+                  <m:r>
+                    <m:t>u</m:t>
+                  </m:r>
+                </m:e>
+                <m:sup>
+                  <m:r>
+                    <m:rPr>
+                      <m:sty m:val="p"/>
+                    </m:rPr>
+                    <m:t>′</m:t>
+                  </m:r>
+                </m:sup>
+              </m:sSup>
+              <m:r>
+                <m:t>v</m:t>
+              </m:r>
+              <m:r>
+                <m:rPr>
+                  <m:sty m:val="p"/>
+                </m:rPr>
+                <m:t>+</m:t>
+              </m:r>
+              <m:r>
+                <m:t>u</m:t>
+              </m:r>
+              <m:sSup>
+                <m:e>
+                  <m:r>
+                    <m:t>v</m:t>
+                  </m:r>
+                </m:e>
+                <m:sup>
+                  <m:r>
+                    <m:rPr>
+                      <m:sty m:val="p"/>
+                    </m:rPr>
+                    <m:t>′</m:t>
+                  </m:r>
+                </m:sup>
+              </m:sSup>
+              <m:r>
+                <m:t>&amp;</m:t>
+              </m:r>
+              <m:r>
+                <m:rPr>
+                  <m:sty m:val="p"/>
+                </m:rPr>
+                <m:t>(</m:t>
+              </m:r>
+              <m:r>
+                <m:t>u</m:t>
+              </m:r>
+              <m:r>
+                <m:rPr>
+                  <m:sty m:val="p"/>
+                </m:rPr>
+                <m:t>/</m:t>
+              </m:r>
+              <m:r>
+                <m:t>v</m:t>
+              </m:r>
+              <m:sSup>
+                <m:e>
+                  <m:r>
+                    <m:rPr>
+                      <m:sty m:val="p"/>
+                    </m:rPr>
+                    <m:t>)</m:t>
+                  </m:r>
+                </m:e>
+                <m:sup>
+                  <m:r>
+                    <m:rPr>
+                      <m:sty m:val="p"/>
+                    </m:rPr>
+                    <m:t>′</m:t>
+                  </m:r>
+                </m:sup>
+              </m:sSup>
+              <m:r>
+                <m:t>&amp;</m:t>
+              </m:r>
+              <m:r>
+                <m:rPr>
+                  <m:sty m:val="p"/>
+                </m:rPr>
+                <m:t>=</m:t>
+              </m:r>
+              <m:r>
+                <m:rPr>
+                  <m:sty m:val="p"/>
+                </m:rPr>
+                <m:t>(</m:t>
+              </m:r>
+              <m:sSup>
+                <m:e>
+                  <m:r>
+                    <m:t>u</m:t>
+                  </m:r>
+                </m:e>
+                <m:sup>
+                  <m:r>
+                    <m:rPr>
+                      <m:sty m:val="p"/>
+                    </m:rPr>
+                    <m:t>′</m:t>
+                  </m:r>
+                </m:sup>
+              </m:sSup>
+              <m:r>
+                <m:t>v</m:t>
+              </m:r>
+              <m:r>
+                <m:rPr>
+                  <m:sty m:val="p"/>
+                </m:rPr>
+                <m:t>−</m:t>
+              </m:r>
+              <m:r>
+                <m:t>u</m:t>
+              </m:r>
+              <m:sSup>
+                <m:e>
+                  <m:r>
+                    <m:t>v</m:t>
+                  </m:r>
+                </m:e>
+                <m:sup>
+                  <m:r>
+                    <m:rPr>
+                      <m:sty m:val="p"/>
+                    </m:rPr>
+                    <m:t>′</m:t>
+                  </m:r>
+                </m:sup>
+              </m:sSup>
+              <m:r>
+                <m:rPr>
+                  <m:sty m:val="p"/>
+                </m:rPr>
+                <m:t>)</m:t>
+              </m:r>
+              <m:r>
+                <m:rPr>
+                  <m:sty m:val="p"/>
+                </m:rPr>
+                <m:t>/</m:t>
+              </m:r>
+              <m:sSup>
+                <m:e>
+                  <m:r>
+                    <m:t>v</m:t>
+                  </m:r>
+                </m:e>
+                <m:sup>
+                  <m:r>
+                    <m:t>2</m:t>
+                  </m:r>
+                </m:sup>
+              </m:sSup>
+            </m:e>
+            <m:e>
+              <m:r>
+                <m:rPr>
+                  <m:nor/>
+                  <m:sty m:val="p"/>
+                </m:rPr>
+                <m:t>链式：</m:t>
+              </m:r>
+              <m:r>
+                <m:t> </m:t>
+              </m:r>
+              <m:r>
+                <m:rPr>
+                  <m:sty m:val="p"/>
+                </m:rPr>
+                <m:t>[</m:t>
+              </m:r>
+              <m:r>
+                <m:t>f</m:t>
+              </m:r>
+              <m:r>
+                <m:rPr>
+                  <m:sty m:val="p"/>
+                </m:rPr>
+                <m:t>(</m:t>
+              </m:r>
+              <m:r>
+                <m:t>g</m:t>
+              </m:r>
+              <m:r>
+                <m:rPr>
+                  <m:sty m:val="p"/>
+                </m:rPr>
+                <m:t>(</m:t>
+              </m:r>
+              <m:r>
+                <m:t>x</m:t>
+              </m:r>
+              <m:r>
+                <m:rPr>
+                  <m:sty m:val="p"/>
+                </m:rPr>
+                <m:t>)</m:t>
+              </m:r>
+              <m:r>
+                <m:rPr>
+                  <m:sty m:val="p"/>
+                </m:rPr>
+                <m:t>)</m:t>
+              </m:r>
+              <m:sSup>
+                <m:e>
+                  <m:r>
+                    <m:rPr>
+                      <m:sty m:val="p"/>
+                    </m:rPr>
+                    <m:t>]</m:t>
+                  </m:r>
+                </m:e>
+                <m:sup>
+                  <m:r>
+                    <m:rPr>
+                      <m:sty m:val="p"/>
+                    </m:rPr>
+                    <m:t>′</m:t>
+                  </m:r>
+                </m:sup>
+              </m:sSup>
+              <m:r>
+                <m:t>&amp;</m:t>
+              </m:r>
+              <m:r>
+                <m:rPr>
+                  <m:sty m:val="p"/>
+                </m:rPr>
+                <m:t>=</m:t>
+              </m:r>
+              <m:sSup>
+                <m:e>
+                  <m:r>
+                    <m:t>f</m:t>
+                  </m:r>
+                </m:e>
+                <m:sup>
+                  <m:r>
+                    <m:rPr>
+                      <m:sty m:val="p"/>
+                    </m:rPr>
+                    <m:t>′</m:t>
+                  </m:r>
+                </m:sup>
+              </m:sSup>
+              <m:r>
+                <m:rPr>
+                  <m:sty m:val="p"/>
+                </m:rPr>
+                <m:t>(</m:t>
+              </m:r>
+              <m:r>
+                <m:t>g</m:t>
+              </m:r>
+              <m:r>
+                <m:rPr>
+                  <m:sty m:val="p"/>
+                </m:rPr>
+                <m:t>(</m:t>
+              </m:r>
+              <m:r>
+                <m:t>x</m:t>
+              </m:r>
+              <m:r>
+                <m:rPr>
+                  <m:sty m:val="p"/>
+                </m:rPr>
+                <m:t>)</m:t>
+              </m:r>
+              <m:r>
+                <m:rPr>
+                  <m:sty m:val="p"/>
+                </m:rPr>
+                <m:t>)</m:t>
+              </m:r>
+              <m:r>
+                <m:rPr>
+                  <m:sty m:val="p"/>
+                </m:rPr>
+                <m:t>⋅</m:t>
+              </m:r>
+              <m:sSup>
+                <m:e>
+                  <m:r>
+                    <m:t>g</m:t>
+                  </m:r>
+                </m:e>
+                <m:sup>
+                  <m:r>
+                    <m:rPr>
+                      <m:sty m:val="p"/>
+                    </m:rPr>
+                    <m:t>′</m:t>
+                  </m:r>
+                </m:sup>
+              </m:sSup>
+              <m:r>
+                <m:rPr>
+                  <m:sty m:val="p"/>
+                </m:rPr>
+                <m:t>(</m:t>
+              </m:r>
+              <m:r>
+                <m:t>x</m:t>
+              </m:r>
+              <m:r>
+                <m:rPr>
+                  <m:sty m:val="p"/>
+                </m:rPr>
+                <m:t>)</m:t>
+              </m:r>
+            </m:e>
+          </m:eqArr>
+        </m:oMath>
+      </m:oMathPara>
     </w:p>
     <w:p>
       <w:pPr>
@@ -11309,1721 +12182,17 @@
     </w:p>
     <w:p>
       <w:pPr>
-        <w:pStyle w:val="SourceCode"/>
-      </w:pPr>
-      <w:r>
-        <w:rPr>
-          <w:rStyle w:val="VerbatimChar"/>
-          <w:rFonts w:ascii="Times New Roman" w:hAnsi="Times New Roman" w:eastAsia="Times New Roman" w:cs="Times New Roman"/>
-        </w:rPr>
-        <w:t xml:space="preserve">P(n,m) = n!/(n−m)!                    C(n,m) = n!/(m!(n−m)!)</w:t>
-      </w:r>
-      <w:r>
-        <w:rPr>
-          <w:rFonts w:ascii="Times New Roman" w:hAnsi="Times New Roman" w:eastAsia="Times New Roman" w:cs="Times New Roman"/>
-        </w:rPr>
-        <w:br/>
-      </w:r>
-      <w:r>
-        <w:rPr>
-          <w:rStyle w:val="VerbatimChar"/>
-          <w:rFonts w:ascii="Times New Roman" w:hAnsi="Times New Roman" w:eastAsia="Times New Roman" w:cs="Times New Roman"/>
-        </w:rPr>
-        <w:t xml:space="preserve">C(n,m) = C(n, n−m)                    Σ_m C(n,m) = 2^n</w:t>
-      </w:r>
-      <w:r>
-        <w:rPr>
-          <w:rFonts w:ascii="Times New Roman" w:hAnsi="Times New Roman" w:eastAsia="Times New Roman" w:cs="Times New Roman"/>
-        </w:rPr>
-        <w:br/>
-      </w:r>
-      <w:r>
-        <w:rPr>
-          <w:rStyle w:val="VerbatimChar"/>
-          <w:rFonts w:hint="eastAsia" w:ascii="Times New Roman" w:hAnsi="Times New Roman" w:eastAsia="FangSong" w:cs="Times New Roman"/>
-        </w:rPr>
-        <w:t xml:space="preserve">可区分球入</w:t>
-      </w:r>
-      <w:r>
-        <w:rPr>
-          <w:rStyle w:val="VerbatimChar"/>
-          <w:rFonts w:ascii="Times New Roman" w:hAnsi="Times New Roman" w:eastAsia="Times New Roman" w:cs="Times New Roman"/>
-        </w:rPr>
-        <w:t xml:space="preserve"> g </w:t>
-      </w:r>
-      <w:r>
-        <w:rPr>
-          <w:rStyle w:val="VerbatimChar"/>
-          <w:rFonts w:hint="eastAsia" w:ascii="Times New Roman" w:hAnsi="Times New Roman" w:eastAsia="FangSong" w:cs="Times New Roman"/>
-        </w:rPr>
-        <w:t>盒</w:t>
-      </w:r>
-      <w:r>
-        <w:rPr>
-          <w:rStyle w:val="VerbatimChar"/>
-          <w:rFonts w:hint="eastAsia" w:ascii="Times New Roman" w:hAnsi="Times New Roman" w:eastAsia="Times New Roman" w:cs="Times New Roman"/>
-        </w:rPr>
-        <w:t>：g^N</w:t>
-      </w:r>
-      <w:r>
-        <w:rPr>
-          <w:rStyle w:val="VerbatimChar"/>
-          <w:rFonts w:ascii="Times New Roman" w:hAnsi="Times New Roman" w:eastAsia="Times New Roman" w:cs="Times New Roman"/>
-        </w:rPr>
-        <w:t xml:space="preserve">                  </w:t>
-      </w:r>
-      <w:r>
-        <w:rPr>
-          <w:rStyle w:val="VerbatimChar"/>
-          <w:rFonts w:hint="eastAsia" w:ascii="Times New Roman" w:hAnsi="Times New Roman" w:eastAsia="FangSong" w:cs="Times New Roman"/>
-        </w:rPr>
-        <w:t>不可区分</w:t>
-      </w:r>
-      <w:r>
-        <w:rPr>
-          <w:rStyle w:val="VerbatimChar"/>
-          <w:rFonts w:hint="eastAsia" w:ascii="Times New Roman" w:hAnsi="Times New Roman" w:eastAsia="Times New Roman" w:cs="Times New Roman"/>
-        </w:rPr>
-        <w:t>：C(N+g−1,</w:t>
-      </w:r>
-      <w:r>
-        <w:rPr>
-          <w:rStyle w:val="VerbatimChar"/>
-          <w:rFonts w:ascii="Times New Roman" w:hAnsi="Times New Roman" w:eastAsia="Times New Roman" w:cs="Times New Roman"/>
-        </w:rPr>
-        <w:t xml:space="preserve"> N)</w:t>
-      </w:r>
-      <w:r>
-        <w:rPr>
-          <w:rFonts w:ascii="Times New Roman" w:hAnsi="Times New Roman" w:eastAsia="Times New Roman" w:cs="Times New Roman"/>
-        </w:rPr>
-        <w:br/>
-      </w:r>
-      <w:r>
-        <w:rPr>
-          <w:rStyle w:val="VerbatimChar"/>
-          <w:rFonts w:hint="eastAsia" w:ascii="Times New Roman" w:hAnsi="Times New Roman" w:eastAsia="FangSong" w:cs="Times New Roman"/>
-        </w:rPr>
-        <w:t>二项分布</w:t>
-      </w:r>
-      <w:r>
-        <w:rPr>
-          <w:rStyle w:val="VerbatimChar"/>
-          <w:rFonts w:hint="eastAsia" w:ascii="Times New Roman" w:hAnsi="Times New Roman" w:eastAsia="Times New Roman" w:cs="Times New Roman"/>
-        </w:rPr>
-        <w:t>：P(n)</w:t>
-      </w:r>
-      <w:r>
-        <w:rPr>
-          <w:rStyle w:val="VerbatimChar"/>
-          <w:rFonts w:ascii="Times New Roman" w:hAnsi="Times New Roman" w:eastAsia="Times New Roman" w:cs="Times New Roman"/>
-        </w:rPr>
-        <w:t xml:space="preserve"> = C(N,n) p^n (1−p)^{N−n}</w:t>
-      </w:r>
-      <w:r>
-        <w:rPr>
-          <w:rFonts w:ascii="Times New Roman" w:hAnsi="Times New Roman" w:eastAsia="Times New Roman" w:cs="Times New Roman"/>
-        </w:rPr>
-        <w:br/>
-      </w:r>
-      <w:r>
-        <w:rPr>
-          <w:rStyle w:val="VerbatimChar"/>
-          <w:rFonts w:ascii="Times New Roman" w:hAnsi="Times New Roman" w:eastAsia="Times New Roman" w:cs="Times New Roman"/>
-        </w:rPr>
-        <w:t xml:space="preserve">        ⟨n⟩ = Np        σ = sqrt(Np(1−p))</w:t>
-      </w:r>
-    </w:p>
-    <w:p>
-      <w:pPr>
-        <w:pStyle w:val="FirstParagraph"/>
-      </w:pPr>
-      <w:r>
-        <w:rPr>
-          <w:rFonts w:ascii="Times New Roman" w:hAnsi="Times New Roman" w:eastAsia="Times New Roman" w:cs="Times New Roman"/>
-          <w:b/>
-          <w:bCs/>
-        </w:rPr>
-        <w:t xml:space="preserve">Stirling</w:t>
-      </w:r>
-      <w:r>
-        <w:rPr>
-          <w:rFonts w:hint="eastAsia" w:ascii="Times New Roman" w:hAnsi="Times New Roman" w:eastAsia="Times New Roman" w:cs="Times New Roman"/>
-        </w:rPr>
-        <w:t xml:space="preserve">：</w:t>
-      </w:r>
-    </w:p>
-    <w:p>
-      <w:pPr>
-        <w:pStyle w:val="SourceCode"/>
-        <w:spacing w:after="80"/>
-      </w:pPr>
-      <w:r>
-        <w:rPr>
-          <w:rStyle w:val="VerbatimChar"/>
-          <w:rFonts w:ascii="Times New Roman" w:hAnsi="Times New Roman" w:eastAsia="Times New Roman" w:cs="Times New Roman"/>
-        </w:rPr>
-        <w:t xml:space="preserve">ln N! ≈ N ln N − N                        </w:t>
-      </w:r>
-      <w:r>
-        <w:rPr>
-          <w:rStyle w:val="VerbatimChar"/>
-          <w:rFonts w:hint="eastAsia" w:ascii="Times New Roman" w:hAnsi="Times New Roman" w:eastAsia="Times New Roman" w:cs="Times New Roman"/>
-        </w:rPr>
-        <w:t xml:space="preserve">（N</w:t>
-      </w:r>
-      <w:r>
-        <w:rPr>
-          <w:rStyle w:val="VerbatimChar"/>
-          <w:rFonts w:ascii="Times New Roman" w:hAnsi="Times New Roman" w:eastAsia="Times New Roman" w:cs="Times New Roman"/>
-        </w:rPr>
-        <w:t xml:space="preserve"> ≳ </w:t>
-      </w:r>
-      <w:r>
-        <w:rPr>
-          <w:rStyle w:val="VerbatimChar"/>
-          <w:rFonts w:hint="eastAsia" w:ascii="Times New Roman" w:hAnsi="Times New Roman" w:eastAsia="Times New Roman" w:cs="Times New Roman"/>
-        </w:rPr>
-        <w:t>10</w:t>
-      </w:r>
-      <w:r>
-        <w:rPr>
-          <w:rStyle w:val="VerbatimChar"/>
-          <w:rFonts w:hint="eastAsia" w:ascii="Times New Roman" w:hAnsi="Times New Roman" w:eastAsia="Times New Roman" w:cs="Times New Roman"/>
-          <w:vertAlign w:val="superscript"/>
-        </w:rPr>
-        <w:t>3</w:t>
-      </w:r>
-      <w:r>
-        <w:rPr>
-          <w:rStyle w:val="VerbatimChar"/>
-          <w:rFonts w:hint="eastAsia" w:ascii="Times New Roman" w:hAnsi="Times New Roman" w:eastAsia="Times New Roman" w:cs="Times New Roman"/>
-        </w:rPr>
-        <w:t>，</w:t>
-      </w:r>
-      <w:r>
-        <w:rPr>
-          <w:rStyle w:val="VerbatimChar"/>
-          <w:rFonts w:hint="eastAsia" w:ascii="Times New Roman" w:hAnsi="Times New Roman" w:eastAsia="FangSong" w:cs="Times New Roman"/>
-        </w:rPr>
-        <w:t>化学常用</w:t>
-      </w:r>
-      <w:r>
-        <w:rPr>
-          <w:rStyle w:val="VerbatimChar"/>
-          <w:rFonts w:hint="eastAsia" w:ascii="Times New Roman" w:hAnsi="Times New Roman" w:eastAsia="Times New Roman" w:cs="Times New Roman"/>
-        </w:rPr>
-        <w:t>）</w:t>
-      </w:r>
-      <w:r>
-        <w:rPr>
-          <w:rFonts w:ascii="Times New Roman" w:hAnsi="Times New Roman" w:eastAsia="Times New Roman" w:cs="Times New Roman"/>
-        </w:rPr>
-        <w:br/>
-      </w:r>
-      <w:r>
-        <w:rPr>
-          <w:rStyle w:val="VerbatimChar"/>
-          <w:rFonts w:ascii="Times New Roman" w:hAnsi="Times New Roman" w:eastAsia="Times New Roman" w:cs="Times New Roman"/>
-        </w:rPr>
-        <w:t xml:space="preserve">ln N! ≈ N ln N − N + ½ ln(2πN)            </w:t>
-      </w:r>
-      <w:r>
-        <w:rPr>
-          <w:rStyle w:val="VerbatimChar"/>
-          <w:rFonts w:hint="eastAsia" w:ascii="Times New Roman" w:hAnsi="Times New Roman" w:eastAsia="Times New Roman" w:cs="Times New Roman"/>
-        </w:rPr>
-        <w:t xml:space="preserve">（N</w:t>
-      </w:r>
-      <w:r>
-        <w:rPr>
-          <w:rStyle w:val="VerbatimChar"/>
-          <w:rFonts w:ascii="Times New Roman" w:hAnsi="Times New Roman" w:eastAsia="Times New Roman" w:cs="Times New Roman"/>
-        </w:rPr>
-        <w:t xml:space="preserve"> ≲ 100 </w:t>
-      </w:r>
-      <w:r>
-        <w:rPr>
-          <w:rStyle w:val="VerbatimChar"/>
-          <w:rFonts w:hint="eastAsia" w:ascii="Times New Roman" w:hAnsi="Times New Roman" w:eastAsia="FangSong" w:cs="Times New Roman"/>
-        </w:rPr>
-        <w:t>时必须用</w:t>
-      </w:r>
-      <w:r>
-        <w:rPr>
-          <w:rStyle w:val="VerbatimChar"/>
-          <w:rFonts w:hint="eastAsia" w:ascii="Times New Roman" w:hAnsi="Times New Roman" w:eastAsia="Times New Roman" w:cs="Times New Roman"/>
-        </w:rPr>
-        <w:t>）</w:t>
-      </w:r>
-    </w:p>
-    <w:tbl>
-      <w:tblPr>
-        <w:tblStyle w:val="Table"/>
-        <w:tblW w:type="auto" w:w="0"/>
-        <w:tblLook w:firstRow="1" w:lastRow="0" w:firstColumn="0" w:lastColumn="0" w:noHBand="0" w:noVBand="0" w:val="0020"/>
-      </w:tblPr>
-      <w:tblGrid>
-        <w:gridCol w:w="2640"/>
-        <w:gridCol w:w="2640"/>
-        <w:gridCol w:w="2640"/>
-      </w:tblGrid>
-      <w:tr>
-        <w:trPr>
-          <w:tblHeader w:val="on"/>
-        </w:trPr>
-        <w:tc>
-          <w:tcPr/>
-          <w:p>
-            <w:pPr>
-              <w:pStyle w:val="Compact"/>
-              <w:jc w:val="center"/>
-            </w:pPr>
-            <m:oMath>
-              <m:r>
-                <m:t>N</m:t>
-              </m:r>
-            </m:oMath>
-            <w:r>
-              <w:rPr>
-                <w:rFonts w:ascii="Times New Roman" w:hAnsi="Times New Roman" w:eastAsia="Times New Roman" w:cs="Times New Roman"/>
-                <w:b/>
-              </w:rPr>
-              <w:t xml:space="preserve">​</w:t>
-            </w:r>
-          </w:p>
-        </w:tc>
-        <w:tc>
-          <w:tcPr/>
-          <w:p>
-            <w:pPr>
-              <w:pStyle w:val="Compact"/>
-              <w:jc w:val="center"/>
-            </w:pPr>
-            <m:oMath>
-              <m:r>
-                <m:rPr>
-                  <m:sty m:val="p"/>
-                </m:rPr>
-                <m:t>ln</m:t>
-              </m:r>
-              <m:r>
-                <m:t>N</m:t>
-              </m:r>
-              <m:r>
-                <m:rPr>
-                  <m:sty m:val="p"/>
-                </m:rPr>
-                <m:t>!</m:t>
-              </m:r>
-            </m:oMath>
-            <w:r>
-              <w:rPr>
-                <w:rFonts w:ascii="Times New Roman" w:hAnsi="Times New Roman" w:eastAsia="Times New Roman" w:cs="Times New Roman"/>
-                <w:b/>
-              </w:rPr>
-              <w:t xml:space="preserve"> </w:t>
-            </w:r>
-            <w:r>
-              <w:rPr>
-                <w:rFonts w:hint="eastAsia" w:ascii="Times New Roman" w:hAnsi="Times New Roman" w:eastAsia="SimHei" w:cs="Times New Roman"/>
-                <w:b/>
-              </w:rPr>
-              <w:t xml:space="preserve">真值</w:t>
-            </w:r>
-          </w:p>
-        </w:tc>
-        <w:tc>
-          <w:tcPr/>
-          <w:p>
-            <w:pPr>
-              <w:pStyle w:val="Compact"/>
-              <w:jc w:val="center"/>
-            </w:pPr>
-            <w:r>
-              <w:rPr>
-                <w:rFonts w:hint="eastAsia" w:ascii="Times New Roman" w:hAnsi="Times New Roman" w:eastAsia="SimHei" w:cs="Times New Roman"/>
-                <w:b/>
-              </w:rPr>
-              <w:t xml:space="preserve">简单式误差</w:t>
-            </w:r>
-          </w:p>
-        </w:tc>
-      </w:tr>
-      <w:tr>
-        <w:tc>
-          <w:tcPr/>
-          <w:p>
-            <w:pPr>
-              <w:pStyle w:val="Compact"/>
-              <w:jc w:val="center"/>
-            </w:pPr>
-            <w:r>
-              <w:rPr>
-                <w:rFonts w:ascii="Times New Roman" w:hAnsi="Times New Roman" w:eastAsia="Times New Roman" w:cs="Times New Roman"/>
-              </w:rPr>
-              <w:t xml:space="preserve">10</w:t>
-            </w:r>
-          </w:p>
-        </w:tc>
-        <w:tc>
-          <w:tcPr/>
-          <w:p>
-            <w:pPr>
-              <w:pStyle w:val="Compact"/>
-              <w:jc w:val="center"/>
-            </w:pPr>
-            <w:r>
-              <w:rPr>
-                <w:rFonts w:ascii="Times New Roman" w:hAnsi="Times New Roman" w:eastAsia="Times New Roman" w:cs="Times New Roman"/>
-              </w:rPr>
-              <w:t xml:space="preserve">15.104</w:t>
-            </w:r>
-          </w:p>
-        </w:tc>
-        <w:tc>
-          <w:tcPr/>
-          <w:p>
-            <w:pPr>
-              <w:pStyle w:val="Compact"/>
-              <w:jc w:val="center"/>
-            </w:pPr>
-            <w:r>
-              <w:rPr>
-                <w:rFonts w:ascii="Times New Roman" w:hAnsi="Times New Roman" w:eastAsia="Times New Roman" w:cs="Times New Roman"/>
-              </w:rPr>
-              <w:t xml:space="preserve">13.7%</w:t>
-            </w:r>
-          </w:p>
-        </w:tc>
-      </w:tr>
-      <w:tr>
-        <w:tc>
-          <w:tcPr/>
-          <w:p>
-            <w:pPr>
-              <w:pStyle w:val="Compact"/>
-              <w:jc w:val="center"/>
-            </w:pPr>
-            <w:r>
-              <w:rPr>
-                <w:rFonts w:ascii="Times New Roman" w:hAnsi="Times New Roman" w:eastAsia="Times New Roman" w:cs="Times New Roman"/>
-              </w:rPr>
-              <w:t xml:space="preserve">100</w:t>
-            </w:r>
-          </w:p>
-        </w:tc>
-        <w:tc>
-          <w:tcPr/>
-          <w:p>
-            <w:pPr>
-              <w:pStyle w:val="Compact"/>
-              <w:jc w:val="center"/>
-            </w:pPr>
-            <w:r>
-              <w:rPr>
-                <w:rFonts w:ascii="Times New Roman" w:hAnsi="Times New Roman" w:eastAsia="Times New Roman" w:cs="Times New Roman"/>
-              </w:rPr>
-              <w:t xml:space="preserve">363.74</w:t>
-            </w:r>
-          </w:p>
-        </w:tc>
-        <w:tc>
-          <w:tcPr/>
-          <w:p>
-            <w:pPr>
-              <w:pStyle w:val="Compact"/>
-              <w:jc w:val="center"/>
-            </w:pPr>
-            <w:r>
-              <w:rPr>
-                <w:rFonts w:ascii="Times New Roman" w:hAnsi="Times New Roman" w:eastAsia="Times New Roman" w:cs="Times New Roman"/>
-              </w:rPr>
-              <w:t xml:space="preserve">0.89%</w:t>
-            </w:r>
-          </w:p>
-        </w:tc>
-      </w:tr>
-      <w:tr>
-        <w:tc>
-          <w:tcPr/>
-          <w:p>
-            <w:pPr>
-              <w:pStyle w:val="Compact"/>
-              <w:jc w:val="center"/>
-            </w:pPr>
-            <w:r>
-              <w:rPr>
-                <w:rFonts w:ascii="Times New Roman" w:hAnsi="Times New Roman" w:eastAsia="Times New Roman" w:cs="Times New Roman"/>
-              </w:rPr>
-              <w:t xml:space="preserve">1000</w:t>
-            </w:r>
-          </w:p>
-        </w:tc>
-        <w:tc>
-          <w:tcPr/>
-          <w:p>
-            <w:pPr>
-              <w:pStyle w:val="Compact"/>
-              <w:jc w:val="center"/>
-            </w:pPr>
-            <w:r>
-              <w:rPr>
-                <w:rFonts w:ascii="Times New Roman" w:hAnsi="Times New Roman" w:eastAsia="Times New Roman" w:cs="Times New Roman"/>
-              </w:rPr>
-              <w:t xml:space="preserve">5912.1</w:t>
-            </w:r>
-          </w:p>
-        </w:tc>
-        <w:tc>
-          <w:tcPr/>
-          <w:p>
-            <w:pPr>
-              <w:pStyle w:val="Compact"/>
-              <w:jc w:val="center"/>
-            </w:pPr>
-            <w:r>
-              <w:rPr>
-                <w:rFonts w:ascii="Times New Roman" w:hAnsi="Times New Roman" w:eastAsia="Times New Roman" w:cs="Times New Roman"/>
-              </w:rPr>
-              <w:t xml:space="preserve">0.074%</w:t>
-            </w:r>
-          </w:p>
-        </w:tc>
-      </w:tr>
-      <w:tr>
-        <w:tc>
-          <w:tcPr/>
-          <w:p>
-            <w:pPr>
-              <w:pStyle w:val="Compact"/>
-              <w:jc w:val="center"/>
-            </w:pPr>
-            <m:oMath>
-              <m:sSup>
-                <m:e>
-                  <m:r>
-                    <m:t>10</m:t>
-                  </m:r>
-                </m:e>
-                <m:sup>
-                  <m:r>
-                    <m:t>23</m:t>
-                  </m:r>
-                </m:sup>
-              </m:sSup>
-            </m:oMath>
-            <w:r>
-              <w:rPr>
-                <w:rFonts w:ascii="Times New Roman" w:hAnsi="Times New Roman" w:eastAsia="Times New Roman" w:cs="Times New Roman"/>
-              </w:rPr>
-              <w:t xml:space="preserve">​</w:t>
-            </w:r>
-          </w:p>
-        </w:tc>
-        <w:tc>
-          <w:tcPr/>
-          <w:p>
-            <w:pPr>
-              <w:pStyle w:val="Compact"/>
-              <w:jc w:val="center"/>
-            </w:pPr>
-            <m:oMath>
-              <m:r>
-                <m:t>5.20</m:t>
-              </m:r>
-              <m:r>
-                <m:rPr>
-                  <m:sty m:val="p"/>
-                </m:rPr>
-                <m:t>×</m:t>
-              </m:r>
-              <m:sSup>
-                <m:e>
-                  <m:r>
-                    <m:t>10</m:t>
-                  </m:r>
-                </m:e>
-                <m:sup>
-                  <m:r>
-                    <m:t>24</m:t>
-                  </m:r>
-                </m:sup>
-              </m:sSup>
-            </m:oMath>
-            <w:r>
-              <w:rPr>
-                <w:rFonts w:ascii="Times New Roman" w:hAnsi="Times New Roman" w:eastAsia="Times New Roman" w:cs="Times New Roman"/>
-              </w:rPr>
-              <w:t xml:space="preserve">​</w:t>
-            </w:r>
-          </w:p>
-        </w:tc>
-        <w:tc>
-          <w:tcPr/>
-          <w:p>
-            <w:pPr>
-              <w:pStyle w:val="Compact"/>
-              <w:jc w:val="center"/>
-            </w:pPr>
-            <w:r>
-              <w:rPr>
-                <w:rStyle w:val="VerbatimChar"/>
-                <w:rFonts w:ascii="Times New Roman" w:hAnsi="Times New Roman" w:eastAsia="Times New Roman" w:cs="Times New Roman"/>
-              </w:rPr>
-              <w:t>~10</w:t>
-            </w:r>
-            <w:r>
-              <w:rPr>
-                <w:rStyle w:val="VerbatimChar"/>
-                <w:rFonts w:ascii="Times New Roman" w:hAnsi="Times New Roman" w:eastAsia="Times New Roman" w:cs="Times New Roman"/>
-                <w:vertAlign w:val="superscript"/>
-              </w:rPr>
-              <w:t>-24</w:t>
-            </w:r>
-            <w:r>
-              <w:rPr>
-                <w:rFonts w:hint="eastAsia" w:ascii="Times New Roman" w:hAnsi="Times New Roman" w:eastAsia="Times New Roman" w:cs="Times New Roman"/>
-              </w:rPr>
-              <w:t>（</w:t>
-            </w:r>
-            <w:r>
-              <w:rPr>
-                <w:rFonts w:hint="eastAsia" w:ascii="Times New Roman" w:hAnsi="Times New Roman" w:eastAsia="FangSong" w:cs="Times New Roman"/>
-              </w:rPr>
-              <w:t>可忽略</w:t>
-            </w:r>
-            <w:r>
-              <w:rPr>
-                <w:rFonts w:hint="eastAsia" w:ascii="Times New Roman" w:hAnsi="Times New Roman" w:eastAsia="Times New Roman" w:cs="Times New Roman"/>
-              </w:rPr>
-              <w:t>）</w:t>
-            </w:r>
-          </w:p>
-        </w:tc>
-      </w:tr>
-    </w:tbl>
-    <w:p>
-      <w:pPr>
-        <w:pStyle w:val="BodyText"/>
-        <w:spacing w:before="120"/>
-      </w:pPr>
-      <w:r>
-        <w:rPr>
-          <w:rFonts w:hint="eastAsia" w:ascii="Times New Roman" w:hAnsi="Times New Roman" w:eastAsia="FangSong" w:cs="Times New Roman"/>
-          <w:b/>
-          <w:bCs/>
-        </w:rPr>
-        <w:t xml:space="preserve">统计热力学两条</w:t>
-      </w:r>
-      <w:r>
-        <w:rPr>
-          <w:rFonts w:hint="eastAsia" w:ascii="Times New Roman" w:hAnsi="Times New Roman" w:eastAsia="Times New Roman" w:cs="Times New Roman"/>
-        </w:rPr>
-        <w:t xml:space="preserve">：</w:t>
-      </w:r>
-    </w:p>
-    <w:p>
-      <w:pPr>
-        <w:pStyle w:val="SourceCode"/>
-      </w:pPr>
-      <w:r>
-        <w:rPr>
-          <w:rStyle w:val="VerbatimChar"/>
-          <w:rFonts w:ascii="Times New Roman" w:hAnsi="Times New Roman" w:eastAsia="Times New Roman" w:cs="Times New Roman"/>
-        </w:rPr>
-        <w:t xml:space="preserve">S = k ln W</w:t>
-      </w:r>
-      <w:r>
-        <w:rPr>
-          <w:rFonts w:ascii="Times New Roman" w:hAnsi="Times New Roman" w:eastAsia="Times New Roman" w:cs="Times New Roman"/>
-        </w:rPr>
-        <w:br/>
-      </w:r>
-      <w:r>
-        <w:rPr>
-          <w:rStyle w:val="VerbatimChar"/>
-          <w:rFonts w:ascii="Times New Roman" w:hAnsi="Times New Roman" w:eastAsia="Times New Roman" w:cs="Times New Roman"/>
-        </w:rPr>
-        <w:t xml:space="preserve">ΔS_mix = −nR Σ x_i ln x_i        </w:t>
-      </w:r>
-      <w:r>
-        <w:rPr>
-          <w:rStyle w:val="VerbatimChar"/>
-          <w:rFonts w:hint="eastAsia" w:ascii="Times New Roman" w:hAnsi="Times New Roman" w:eastAsia="FangSong" w:cs="Times New Roman"/>
-        </w:rPr>
-        <w:t xml:space="preserve">等摩尔二元</w:t>
-      </w:r>
-      <w:r>
-        <w:rPr>
-          <w:rStyle w:val="VerbatimChar"/>
-          <w:rFonts w:ascii="Times New Roman" w:hAnsi="Times New Roman" w:eastAsia="Times New Roman" w:cs="Times New Roman"/>
-        </w:rPr>
-        <w:t xml:space="preserve"> = R ln 2 = 5.76 J mol</w:t>
-      </w:r>
-      <w:r>
-        <w:rPr>
-          <w:rStyle w:val="VerbatimChar"/>
-          <w:rFonts w:ascii="Times New Roman" w:hAnsi="Times New Roman" w:eastAsia="Times New Roman" w:cs="Times New Roman"/>
-          <w:vertAlign w:val="superscript"/>
-        </w:rPr>
-        <w:t>-1</w:t>
-      </w:r>
-      <w:r>
-        <w:rPr>
-          <w:rStyle w:val="VerbatimChar"/>
-          <w:rFonts w:ascii="Times New Roman" w:hAnsi="Times New Roman" w:eastAsia="Times New Roman" w:cs="Times New Roman"/>
-        </w:rPr>
-        <w:t xml:space="preserve"> K</w:t>
-      </w:r>
-      <w:r>
-        <w:rPr>
-          <w:rStyle w:val="VerbatimChar"/>
-          <w:rFonts w:ascii="Times New Roman" w:hAnsi="Times New Roman" w:eastAsia="Times New Roman" w:cs="Times New Roman"/>
-          <w:vertAlign w:val="superscript"/>
-        </w:rPr>
-        <w:t>-1</w:t>
-      </w:r>
-      <w:r>
-        <w:rPr>
-          <w:rFonts w:ascii="Times New Roman" w:hAnsi="Times New Roman" w:eastAsia="Times New Roman" w:cs="Times New Roman"/>
-        </w:rPr>
-        <w:br/>
-      </w:r>
-      <w:r>
-        <w:rPr>
-          <w:rStyle w:val="VerbatimChar"/>
-          <w:rFonts w:ascii="Times New Roman" w:hAnsi="Times New Roman" w:eastAsia="Times New Roman" w:cs="Times New Roman"/>
-        </w:rPr>
-        <w:t xml:space="preserve">Boltzmann </w:t>
-      </w:r>
-      <w:r>
-        <w:rPr>
-          <w:rStyle w:val="VerbatimChar"/>
-          <w:rFonts w:hint="eastAsia" w:ascii="Times New Roman" w:hAnsi="Times New Roman" w:eastAsia="FangSong" w:cs="Times New Roman"/>
-        </w:rPr>
-        <w:t>分布</w:t>
-      </w:r>
-      <w:r>
-        <w:rPr>
-          <w:rStyle w:val="VerbatimChar"/>
-          <w:rFonts w:hint="eastAsia" w:ascii="Times New Roman" w:hAnsi="Times New Roman" w:eastAsia="Times New Roman" w:cs="Times New Roman"/>
-        </w:rPr>
-        <w:t>：N_i/N</w:t>
-      </w:r>
-      <w:r>
-        <w:rPr>
-          <w:rStyle w:val="VerbatimChar"/>
-          <w:rFonts w:ascii="Times New Roman" w:hAnsi="Times New Roman" w:eastAsia="Times New Roman" w:cs="Times New Roman"/>
-        </w:rPr>
-        <w:t xml:space="preserve"> = g_i e^{−ε_i/kT} / q        q = Σ_i g_i e^{−ε_i/kT}</w:t>
-      </w:r>
-    </w:p>
-    <w:p>
-      <w:pPr>
-        <w:spacing w:before="160" w:after="80"/>
-      </w:pPr>
-      <w:r>
-        <w:pict>
-          <v:rect style="width:0;height:1.5pt" o:hralign="center" o:hrstd="t" o:hr="t"/>
-        </w:pict>
-      </w:r>
-    </w:p>
-    <w:bookmarkEnd w:id="18"/>
-    <w:bookmarkStart w:id="19" w:name="八量纲速查6"/>
-    <w:p>
-      <w:pPr>
-        <w:pStyle w:val="Heading2"/>
-        <w:spacing w:after="120" w:before="280"/>
-      </w:pPr>
-      <w:r>
-        <w:rPr>
-          <w:rFonts w:hint="eastAsia" w:ascii="Times New Roman" w:hAnsi="Times New Roman" w:eastAsia="SimHei" w:cs="Times New Roman"/>
-        </w:rPr>
-        <w:t>八</w:t>
-      </w:r>
-      <w:r>
-        <w:rPr>
-          <w:rFonts w:hint="eastAsia" w:ascii="Times New Roman" w:hAnsi="Times New Roman" w:eastAsia="Times New Roman" w:cs="Times New Roman"/>
-        </w:rPr>
-        <w:t>、</w:t>
-      </w:r>
-      <w:r>
-        <w:rPr>
-          <w:rFonts w:hint="eastAsia" w:ascii="Times New Roman" w:hAnsi="Times New Roman" w:eastAsia="SimHei" w:cs="Times New Roman"/>
-        </w:rPr>
-        <w:t>量纲速查</w:t>
-      </w:r>
-      <w:r>
-        <w:rPr>
-          <w:rFonts w:hint="eastAsia" w:ascii="Times New Roman" w:hAnsi="Times New Roman" w:eastAsia="Times New Roman" w:cs="Times New Roman"/>
-        </w:rPr>
-        <w:t>（§6）</w:t>
-      </w:r>
-    </w:p>
-    <w:tbl>
-      <w:tblPr>
-        <w:tblStyle w:val="Table"/>
-        <w:tblW w:type="auto" w:w="0"/>
-        <w:tblLook w:firstRow="1" w:lastRow="0" w:firstColumn="0" w:lastColumn="0" w:noHBand="0" w:noVBand="0" w:val="0020"/>
-      </w:tblPr>
-      <w:tblGrid>
-        <w:gridCol w:w="3960"/>
-        <w:gridCol w:w="3960"/>
-      </w:tblGrid>
-      <w:tr>
-        <w:trPr>
-          <w:tblHeader w:val="on"/>
-        </w:trPr>
-        <w:tc>
-          <w:tcPr/>
-          <w:p>
-            <w:pPr>
-              <w:pStyle w:val="Compact"/>
-              <w:jc w:val="center"/>
-            </w:pPr>
-            <w:r>
-              <w:rPr>
-                <w:rFonts w:hint="eastAsia" w:ascii="Times New Roman" w:hAnsi="Times New Roman" w:eastAsia="SimHei" w:cs="Times New Roman"/>
-                <w:b/>
-              </w:rPr>
-              <w:t xml:space="preserve">量</w:t>
-            </w:r>
-          </w:p>
-        </w:tc>
-        <w:tc>
-          <w:tcPr/>
-          <w:p>
-            <w:pPr>
-              <w:pStyle w:val="Compact"/>
-              <w:jc w:val="center"/>
-            </w:pPr>
-            <w:r>
-              <w:rPr>
-                <w:rFonts w:hint="eastAsia" w:ascii="Times New Roman" w:hAnsi="Times New Roman" w:eastAsia="SimHei" w:cs="Times New Roman"/>
-                <w:b/>
-              </w:rPr>
-              <w:t xml:space="preserve">量纲式</w:t>
-            </w:r>
-          </w:p>
-        </w:tc>
-      </w:tr>
-      <w:tr>
-        <w:tc>
-          <w:tcPr/>
-          <w:p>
-            <w:pPr>
-              <w:pStyle w:val="Compact"/>
-              <w:jc w:val="center"/>
-            </w:pPr>
-            <w:r>
-              <w:rPr>
-                <w:rFonts w:hint="eastAsia" w:ascii="Times New Roman" w:hAnsi="Times New Roman" w:eastAsia="FangSong" w:cs="Times New Roman"/>
-              </w:rPr>
-              <w:t xml:space="preserve">能量</w:t>
-            </w:r>
-          </w:p>
-        </w:tc>
-        <w:tc>
-          <w:tcPr/>
-          <w:p>
-            <w:pPr>
-              <w:pStyle w:val="Compact"/>
-              <w:jc w:val="center"/>
-            </w:pPr>
-            <m:oMath>
-              <m:r>
-                <m:t>M</m:t>
-              </m:r>
-              <m:sSup>
-                <m:e>
-                  <m:r>
-                    <m:t>L</m:t>
-                  </m:r>
-                </m:e>
-                <m:sup>
-                  <m:r>
-                    <m:t>2</m:t>
-                  </m:r>
-                </m:sup>
-              </m:sSup>
-              <m:sSup>
-                <m:e>
-                  <m:r>
-                    <m:t>T</m:t>
-                  </m:r>
-                </m:e>
-                <m:sup>
-                  <m:r>
-                    <m:rPr>
-                      <m:sty m:val="p"/>
-                    </m:rPr>
-                    <m:t>−</m:t>
-                  </m:r>
-                  <m:r>
-                    <m:t>2</m:t>
-                  </m:r>
-                </m:sup>
-              </m:sSup>
-            </m:oMath>
-            <w:r>
-              <w:rPr>
-                <w:rFonts w:ascii="Times New Roman" w:hAnsi="Times New Roman" w:eastAsia="Times New Roman" w:cs="Times New Roman"/>
-              </w:rPr>
-              <w:t xml:space="preserve">​</w:t>
-            </w:r>
-          </w:p>
-        </w:tc>
-      </w:tr>
-      <w:tr>
-        <w:tc>
-          <w:tcPr/>
-          <w:p>
-            <w:pPr>
-              <w:pStyle w:val="Compact"/>
-              <w:jc w:val="center"/>
-            </w:pPr>
-            <w:r>
-              <w:rPr>
-                <w:rFonts w:hint="eastAsia" w:ascii="Times New Roman" w:hAnsi="Times New Roman" w:eastAsia="FangSong" w:cs="Times New Roman"/>
-              </w:rPr>
-              <w:t xml:space="preserve">压力</w:t>
-            </w:r>
-          </w:p>
-        </w:tc>
-        <w:tc>
-          <w:tcPr/>
-          <w:p>
-            <w:pPr>
-              <w:pStyle w:val="Compact"/>
-              <w:jc w:val="center"/>
-            </w:pPr>
-            <m:oMath>
-              <m:r>
-                <m:t>M</m:t>
-              </m:r>
-              <m:sSup>
-                <m:e>
-                  <m:r>
-                    <m:t>L</m:t>
-                  </m:r>
-                </m:e>
-                <m:sup>
-                  <m:r>
-                    <m:rPr>
-                      <m:sty m:val="p"/>
-                    </m:rPr>
-                    <m:t>−</m:t>
-                  </m:r>
-                  <m:r>
-                    <m:t>1</m:t>
-                  </m:r>
-                </m:sup>
-              </m:sSup>
-              <m:sSup>
-                <m:e>
-                  <m:r>
-                    <m:t>T</m:t>
-                  </m:r>
-                </m:e>
-                <m:sup>
-                  <m:r>
-                    <m:rPr>
-                      <m:sty m:val="p"/>
-                    </m:rPr>
-                    <m:t>−</m:t>
-                  </m:r>
-                  <m:r>
-                    <m:t>2</m:t>
-                  </m:r>
-                </m:sup>
-              </m:sSup>
-            </m:oMath>
-            <w:r>
-              <w:rPr>
-                <w:rFonts w:ascii="Times New Roman" w:hAnsi="Times New Roman" w:eastAsia="Times New Roman" w:cs="Times New Roman"/>
-              </w:rPr>
-              <w:t xml:space="preserve">​</w:t>
-            </w:r>
-          </w:p>
-        </w:tc>
-      </w:tr>
-      <w:tr>
-        <w:tc>
-          <w:tcPr/>
-          <w:p>
-            <w:pPr>
-              <w:pStyle w:val="Compact"/>
-              <w:jc w:val="center"/>
-            </w:pPr>
-            <w:r>
-              <w:rPr>
-                <w:rFonts w:hint="eastAsia" w:ascii="Times New Roman" w:hAnsi="Times New Roman" w:eastAsia="FangSong" w:cs="Times New Roman"/>
-              </w:rPr>
-              <w:t xml:space="preserve">黏度</w:t>
-            </w:r>
-          </w:p>
-        </w:tc>
-        <w:tc>
-          <w:tcPr/>
-          <w:p>
-            <w:pPr>
-              <w:pStyle w:val="Compact"/>
-              <w:jc w:val="center"/>
-            </w:pPr>
-            <m:oMath>
-              <m:r>
-                <m:t>M</m:t>
-              </m:r>
-              <m:sSup>
-                <m:e>
-                  <m:r>
-                    <m:t>L</m:t>
-                  </m:r>
-                </m:e>
-                <m:sup>
-                  <m:r>
-                    <m:rPr>
-                      <m:sty m:val="p"/>
-                    </m:rPr>
-                    <m:t>−</m:t>
-                  </m:r>
-                  <m:r>
-                    <m:t>1</m:t>
-                  </m:r>
-                </m:sup>
-              </m:sSup>
-              <m:sSup>
-                <m:e>
-                  <m:r>
-                    <m:t>T</m:t>
-                  </m:r>
-                </m:e>
-                <m:sup>
-                  <m:r>
-                    <m:rPr>
-                      <m:sty m:val="p"/>
-                    </m:rPr>
-                    <m:t>−</m:t>
-                  </m:r>
-                  <m:r>
-                    <m:t>1</m:t>
-                  </m:r>
-                </m:sup>
-              </m:sSup>
-            </m:oMath>
-            <w:r>
-              <w:rPr>
-                <w:rFonts w:ascii="Times New Roman" w:hAnsi="Times New Roman" w:eastAsia="Times New Roman" w:cs="Times New Roman"/>
-              </w:rPr>
-              <w:t xml:space="preserve">​</w:t>
-            </w:r>
-          </w:p>
-        </w:tc>
-      </w:tr>
-      <w:tr>
-        <w:tc>
-          <w:tcPr/>
-          <w:p>
-            <w:pPr>
-              <w:pStyle w:val="Compact"/>
-              <w:jc w:val="center"/>
-            </w:pPr>
-            <w:r>
-              <w:rPr>
-                <w:rFonts w:hint="eastAsia" w:ascii="Times New Roman" w:hAnsi="Times New Roman" w:eastAsia="FangSong" w:cs="Times New Roman"/>
-              </w:rPr>
-              <w:t xml:space="preserve">扩散系数</w:t>
-            </w:r>
-          </w:p>
-        </w:tc>
-        <w:tc>
-          <w:tcPr/>
-          <w:p>
-            <w:pPr>
-              <w:pStyle w:val="Compact"/>
-              <w:jc w:val="center"/>
-            </w:pPr>
-            <m:oMath>
-              <m:sSup>
-                <m:e>
-                  <m:r>
-                    <m:t>L</m:t>
-                  </m:r>
-                </m:e>
-                <m:sup>
-                  <m:r>
-                    <m:t>2</m:t>
-                  </m:r>
-                </m:sup>
-              </m:sSup>
-              <m:sSup>
-                <m:e>
-                  <m:r>
-                    <m:t>T</m:t>
-                  </m:r>
-                </m:e>
-                <m:sup>
-                  <m:r>
-                    <m:rPr>
-                      <m:sty m:val="p"/>
-                    </m:rPr>
-                    <m:t>−</m:t>
-                  </m:r>
-                  <m:r>
-                    <m:t>1</m:t>
-                  </m:r>
-                </m:sup>
-              </m:sSup>
-            </m:oMath>
-            <w:r>
-              <w:rPr>
-                <w:rFonts w:ascii="Times New Roman" w:hAnsi="Times New Roman" w:eastAsia="Times New Roman" w:cs="Times New Roman"/>
-              </w:rPr>
-              <w:t xml:space="preserve">​</w:t>
-            </w:r>
-          </w:p>
-        </w:tc>
-      </w:tr>
-      <w:tr>
-        <w:tc>
-          <w:tcPr/>
-          <w:p>
-            <w:pPr>
-              <w:pStyle w:val="Compact"/>
-              <w:jc w:val="center"/>
-            </w:pPr>
-            <w:r>
-              <w:rPr>
-                <w:rFonts w:hint="eastAsia" w:ascii="Times New Roman" w:hAnsi="Times New Roman" w:eastAsia="FangSong" w:cs="Times New Roman"/>
-              </w:rPr>
-              <w:t xml:space="preserve">表面张力</w:t>
-            </w:r>
-          </w:p>
-        </w:tc>
-        <w:tc>
-          <w:tcPr/>
-          <w:p>
-            <w:pPr>
-              <w:pStyle w:val="Compact"/>
-              <w:jc w:val="center"/>
-            </w:pPr>
-            <m:oMath>
-              <m:r>
-                <m:t>M</m:t>
-              </m:r>
-              <m:sSup>
-                <m:e>
-                  <m:r>
-                    <m:t>T</m:t>
-                  </m:r>
-                </m:e>
-                <m:sup>
-                  <m:r>
-                    <m:rPr>
-                      <m:sty m:val="p"/>
-                    </m:rPr>
-                    <m:t>−</m:t>
-                  </m:r>
-                  <m:r>
-                    <m:t>2</m:t>
-                  </m:r>
-                </m:sup>
-              </m:sSup>
-            </m:oMath>
-            <w:r>
-              <w:rPr>
-                <w:rFonts w:ascii="Times New Roman" w:hAnsi="Times New Roman" w:eastAsia="Times New Roman" w:cs="Times New Roman"/>
-              </w:rPr>
-              <w:t xml:space="preserve">​</w:t>
-            </w:r>
-          </w:p>
-        </w:tc>
-      </w:tr>
-      <w:tr>
-        <w:tc>
-          <w:tcPr/>
-          <w:p>
-            <w:pPr>
-              <w:pStyle w:val="Compact"/>
-              <w:jc w:val="center"/>
-            </w:pPr>
-            <w:r>
-              <w:rPr>
-                <w:rFonts w:hint="eastAsia" w:ascii="Times New Roman" w:hAnsi="Times New Roman" w:eastAsia="FangSong" w:cs="Times New Roman"/>
-              </w:rPr>
-              <w:t xml:space="preserve">电位</w:t>
-            </w:r>
-            <w:r>
-              <w:rPr>
-                <w:rFonts w:ascii="Times New Roman" w:hAnsi="Times New Roman" w:eastAsia="Times New Roman" w:cs="Times New Roman"/>
-              </w:rPr>
-              <w:t xml:space="preserve"> / </w:t>
-            </w:r>
-            <w:r>
-              <w:rPr>
-                <w:rFonts w:hint="eastAsia" w:ascii="Times New Roman" w:hAnsi="Times New Roman" w:eastAsia="FangSong" w:cs="Times New Roman"/>
-              </w:rPr>
-              <w:t xml:space="preserve">电动势</w:t>
-            </w:r>
-          </w:p>
-        </w:tc>
-        <w:tc>
-          <w:tcPr/>
-          <w:p>
-            <w:pPr>
-              <w:pStyle w:val="Compact"/>
-              <w:jc w:val="center"/>
-            </w:pPr>
-            <m:oMath>
-              <m:r>
-                <m:t>M</m:t>
-              </m:r>
-              <m:sSup>
-                <m:e>
-                  <m:r>
-                    <m:t>L</m:t>
-                  </m:r>
-                </m:e>
-                <m:sup>
-                  <m:r>
-                    <m:t>2</m:t>
-                  </m:r>
-                </m:sup>
-              </m:sSup>
-              <m:sSup>
-                <m:e>
-                  <m:r>
-                    <m:t>T</m:t>
-                  </m:r>
-                </m:e>
-                <m:sup>
-                  <m:r>
-                    <m:rPr>
-                      <m:sty m:val="p"/>
-                    </m:rPr>
-                    <m:t>−</m:t>
-                  </m:r>
-                  <m:r>
-                    <m:t>3</m:t>
-                  </m:r>
-                </m:sup>
-              </m:sSup>
-              <m:sSup>
-                <m:e>
-                  <m:r>
-                    <m:t>I</m:t>
-                  </m:r>
-                </m:e>
-                <m:sup>
-                  <m:r>
-                    <m:rPr>
-                      <m:sty m:val="p"/>
-                    </m:rPr>
-                    <m:t>−</m:t>
-                  </m:r>
-                  <m:r>
-                    <m:t>1</m:t>
-                  </m:r>
-                </m:sup>
-              </m:sSup>
-            </m:oMath>
-            <w:r>
-              <w:rPr>
-                <w:rFonts w:ascii="Times New Roman" w:hAnsi="Times New Roman" w:eastAsia="Times New Roman" w:cs="Times New Roman"/>
-              </w:rPr>
-              <w:t xml:space="preserve">​</w:t>
-            </w:r>
-          </w:p>
-        </w:tc>
-      </w:tr>
-      <w:tr>
-        <w:tc>
-          <w:tcPr/>
-          <w:p>
-            <w:pPr>
-              <w:pStyle w:val="Compact"/>
-              <w:jc w:val="center"/>
-            </w:pPr>
-            <w:r>
-              <w:rPr>
-                <w:rFonts w:ascii="Times New Roman" w:hAnsi="Times New Roman" w:eastAsia="Times New Roman" w:cs="Times New Roman"/>
-              </w:rPr>
-              <w:t xml:space="preserve">Faraday </w:t>
-            </w:r>
-            <w:r>
-              <w:rPr>
-                <w:rFonts w:hint="eastAsia" w:ascii="Times New Roman" w:hAnsi="Times New Roman" w:eastAsia="FangSong" w:cs="Times New Roman"/>
-              </w:rPr>
-              <w:t xml:space="preserve">常数</w:t>
-            </w:r>
-          </w:p>
-        </w:tc>
-        <w:tc>
-          <w:tcPr/>
-          <w:p>
-            <w:pPr>
-              <w:pStyle w:val="Compact"/>
-              <w:jc w:val="center"/>
-            </w:pPr>
-            <m:oMath>
-              <m:r>
-                <m:t>I</m:t>
-              </m:r>
-              <m:r>
-                <m:t>T</m:t>
-              </m:r>
-              <m:sSup>
-                <m:e>
-                  <m:r>
-                    <m:t>N</m:t>
-                  </m:r>
-                </m:e>
-                <m:sup>
-                  <m:r>
-                    <m:rPr>
-                      <m:sty m:val="p"/>
-                    </m:rPr>
-                    <m:t>−</m:t>
-                  </m:r>
-                  <m:r>
-                    <m:t>1</m:t>
-                  </m:r>
-                </m:sup>
-              </m:sSup>
-            </m:oMath>
-            <w:r>
-              <w:rPr>
-                <w:rFonts w:ascii="Times New Roman" w:hAnsi="Times New Roman" w:eastAsia="Times New Roman" w:cs="Times New Roman"/>
-              </w:rPr>
-              <w:t xml:space="preserve">​</w:t>
-            </w:r>
-          </w:p>
-        </w:tc>
-      </w:tr>
-      <w:tr>
-        <w:tc>
-          <w:tcPr/>
-          <w:p>
-            <w:pPr>
-              <w:pStyle w:val="Compact"/>
-              <w:jc w:val="center"/>
-            </w:pPr>
-            <w:r>
-              <w:rPr>
-                <w:rFonts w:hint="eastAsia" w:ascii="Times New Roman" w:hAnsi="Times New Roman" w:eastAsia="FangSong" w:cs="Times New Roman"/>
-              </w:rPr>
-              <w:t>速率常数</w:t>
-            </w:r>
-            <w:r>
-              <w:rPr>
-                <w:rFonts w:hint="eastAsia" w:ascii="Times New Roman" w:hAnsi="Times New Roman" w:eastAsia="Times New Roman" w:cs="Times New Roman"/>
-              </w:rPr>
-              <w:t>（</w:t>
-            </w:r>
-            <m:oMath>
-              <m:r>
-                <m:t>n</m:t>
-              </m:r>
-            </m:oMath>
-            <w:r>
-              <w:rPr>
-                <w:rFonts w:ascii="Times New Roman" w:hAnsi="Times New Roman" w:eastAsia="Times New Roman" w:cs="Times New Roman"/>
-              </w:rPr>
-              <w:t xml:space="preserve"> </w:t>
-            </w:r>
-            <w:r>
-              <w:rPr>
-                <w:rFonts w:hint="eastAsia" w:ascii="Times New Roman" w:hAnsi="Times New Roman" w:eastAsia="FangSong" w:cs="Times New Roman"/>
-              </w:rPr>
-              <w:t>级</w:t>
-            </w:r>
-            <w:r>
-              <w:rPr>
-                <w:rFonts w:hint="eastAsia" w:ascii="Times New Roman" w:hAnsi="Times New Roman" w:eastAsia="Times New Roman" w:cs="Times New Roman"/>
-              </w:rPr>
-              <w:t>）</w:t>
-            </w:r>
-          </w:p>
-        </w:tc>
-        <w:tc>
-          <w:tcPr/>
-          <w:p>
-            <w:pPr>
-              <w:pStyle w:val="Compact"/>
-              <w:jc w:val="center"/>
-            </w:pPr>
-            <m:oMath>
-              <m:r>
-                <m:rPr>
-                  <m:sty m:val="p"/>
-                </m:rPr>
-                <m:t>(</m:t>
-              </m:r>
-              <m:r>
-                <m:rPr>
-                  <m:sty m:val="p"/>
-                </m:rPr>
-                <m:t>L</m:t>
-              </m:r>
-              <m:r>
-                <m:rPr>
-                  <m:sty m:val="p"/>
-                </m:rPr>
-                <m:t> </m:t>
-              </m:r>
-              <m:r>
-                <m:rPr>
-                  <m:sty m:val="p"/>
-                </m:rPr>
-                <m:t>m</m:t>
-              </m:r>
-              <m:r>
-                <m:rPr>
-                  <m:sty m:val="p"/>
-                </m:rPr>
-                <m:t>o</m:t>
-              </m:r>
-              <m:sSup>
-                <m:e>
-                  <m:r>
-                    <m:rPr>
-                      <m:sty m:val="p"/>
-                    </m:rPr>
-                    <m:t>l</m:t>
-                  </m:r>
-                </m:e>
-                <m:sup>
-                  <m:r>
-                    <m:rPr>
-                      <m:sty m:val="p"/>
-                    </m:rPr>
-                    <m:t>−</m:t>
-                  </m:r>
-                  <m:r>
-                    <m:rPr>
-                      <m:sty m:val="p"/>
-                    </m:rPr>
-                    <m:t>1</m:t>
-                  </m:r>
-                </m:sup>
-              </m:sSup>
-              <m:sSup>
-                <m:e>
-                  <m:r>
-                    <m:rPr>
-                      <m:sty m:val="p"/>
-                    </m:rPr>
-                    <m:t>)</m:t>
-                  </m:r>
-                </m:e>
-                <m:sup>
-                  <m:r>
-                    <m:t>n</m:t>
-                  </m:r>
-                  <m:r>
-                    <m:rPr>
-                      <m:sty m:val="p"/>
-                    </m:rPr>
-                    <m:t>−</m:t>
-                  </m:r>
-                  <m:r>
-                    <m:t>1</m:t>
-                  </m:r>
-                </m:sup>
-              </m:sSup>
-              <m:sSup>
-                <m:e>
-                  <m:r>
-                    <m:rPr>
-                      <m:sty m:val="p"/>
-                    </m:rPr>
-                    <m:t>s</m:t>
-                  </m:r>
-                </m:e>
-                <m:sup>
-                  <m:r>
-                    <m:rPr>
-                      <m:sty m:val="p"/>
-                    </m:rPr>
-                    <m:t>−</m:t>
-                  </m:r>
-                  <m:r>
-                    <m:rPr>
-                      <m:sty m:val="p"/>
-                    </m:rPr>
-                    <m:t>1</m:t>
-                  </m:r>
-                </m:sup>
-              </m:sSup>
-            </m:oMath>
-            <w:r>
-              <w:rPr>
-                <w:rFonts w:ascii="Times New Roman" w:hAnsi="Times New Roman" w:eastAsia="Times New Roman" w:cs="Times New Roman"/>
-              </w:rPr>
-              <w:t xml:space="preserve">​</w:t>
-            </w:r>
-          </w:p>
-        </w:tc>
-      </w:tr>
-    </w:tbl>
-    <w:p>
-      <w:pPr>
-        <w:pStyle w:val="BodyText"/>
-        <w:spacing w:before="120"/>
-      </w:pPr>
-      <w:r>
-        <w:rPr>
-          <w:rFonts w:hint="eastAsia" w:ascii="Times New Roman" w:hAnsi="Times New Roman" w:eastAsia="FangSong" w:cs="Times New Roman"/>
-          <w:b/>
-          <w:bCs/>
-        </w:rPr>
-        <w:t xml:space="preserve">两条铁律</w:t>
-      </w:r>
-      <w:r>
-        <w:rPr>
-          <w:rFonts w:hint="eastAsia" w:ascii="Times New Roman" w:hAnsi="Times New Roman" w:eastAsia="Times New Roman" w:cs="Times New Roman"/>
-        </w:rPr>
-        <w:t>：①</w:t>
-      </w:r>
-      <w:r>
-        <w:rPr>
-          <w:rFonts w:hint="eastAsia" w:ascii="Times New Roman" w:hAnsi="Times New Roman" w:eastAsia="FangSong" w:cs="Times New Roman"/>
-        </w:rPr>
-        <w:t>只有同量纲的量能相加减</w:t>
-      </w:r>
-      <w:r>
-        <w:rPr>
-          <w:rFonts w:hint="eastAsia" w:ascii="Times New Roman" w:hAnsi="Times New Roman" w:eastAsia="Times New Roman" w:cs="Times New Roman"/>
-        </w:rPr>
-        <w:t>；②</w:t>
-      </w:r>
-      <m:oMath>
-        <m:r>
-          <m:rPr>
-            <m:sty m:val="p"/>
-          </m:rPr>
-          <m:t>ln</m:t>
-        </m:r>
-      </m:oMath>
-      <w:r>
-        <w:rPr>
-          <w:rFonts w:ascii="Times New Roman" w:hAnsi="Times New Roman" w:eastAsia="Times New Roman" w:cs="Times New Roman"/>
-        </w:rPr>
-        <w:t xml:space="preserve">、</w:t>
-      </w:r>
-      <m:oMath>
-        <m:r>
-          <m:rPr>
-            <m:sty m:val="p"/>
-          </m:rPr>
-          <m:t>exp</m:t>
-        </m:r>
-      </m:oMath>
-      <w:r>
-        <w:rPr>
-          <w:rFonts w:ascii="Times New Roman" w:hAnsi="Times New Roman" w:eastAsia="Times New Roman" w:cs="Times New Roman"/>
-        </w:rPr>
-        <w:t xml:space="preserve">、</w:t>
-      </w:r>
-      <m:oMath>
-        <m:r>
-          <m:rPr>
-            <m:sty m:val="p"/>
-          </m:rPr>
-          <m:t>sin</m:t>
-        </m:r>
-      </m:oMath>
-      <w:r>
-        <w:rPr>
-          <w:rFonts w:ascii="Times New Roman" w:hAnsi="Times New Roman" w:eastAsia="Times New Roman" w:cs="Times New Roman"/>
-        </w:rPr>
-        <w:t xml:space="preserve"> </w:t>
-      </w:r>
-      <w:r>
-        <w:rPr>
-          <w:rFonts w:hint="eastAsia" w:ascii="Times New Roman" w:hAnsi="Times New Roman" w:eastAsia="FangSong" w:cs="Times New Roman"/>
-        </w:rPr>
-        <w:t xml:space="preserve">的自变量</w:t>
-      </w:r>
-      <w:r>
-        <w:rPr>
-          <w:rFonts w:hint="eastAsia" w:ascii="Times New Roman" w:hAnsi="Times New Roman" w:eastAsia="FangSong" w:cs="Times New Roman"/>
-          <w:b/>
-          <w:bCs/>
-        </w:rPr>
-        <w:t xml:space="preserve">必须无量纲</w:t>
-      </w:r>
-      <w:r>
-        <w:rPr>
-          <w:rFonts w:ascii="Times New Roman" w:hAnsi="Times New Roman" w:eastAsia="Times New Roman" w:cs="Times New Roman"/>
-        </w:rPr>
-        <w:t xml:space="preserve">。</w:t>
-      </w:r>
-    </w:p>
-    <w:p>
-      <w:pPr>
-        <w:pStyle w:val="BodyText"/>
-      </w:pPr>
-      <w:r>
-        <w:rPr>
-          <w:rFonts w:hint="eastAsia" w:ascii="Times New Roman" w:hAnsi="Times New Roman" w:eastAsia="FangSong" w:cs="Times New Roman"/>
-          <w:b/>
-          <w:bCs/>
-        </w:rPr>
-        <w:t xml:space="preserve">估算四法</w:t>
-      </w:r>
-      <w:r>
-        <w:rPr>
-          <w:rFonts w:hint="eastAsia" w:ascii="Times New Roman" w:hAnsi="Times New Roman" w:eastAsia="Times New Roman" w:cs="Times New Roman"/>
-        </w:rPr>
-        <w:t>：</w:t>
-      </w:r>
-      <w:r>
-        <w:rPr>
-          <w:rFonts w:hint="eastAsia" w:ascii="Times New Roman" w:hAnsi="Times New Roman" w:eastAsia="FangSong" w:cs="Times New Roman"/>
-        </w:rPr>
-        <w:t>一位有效数字</w:t>
-      </w:r>
-      <w:r>
-        <w:rPr>
-          <w:rFonts w:ascii="Times New Roman" w:hAnsi="Times New Roman" w:eastAsia="Times New Roman" w:cs="Times New Roman"/>
-        </w:rPr>
-        <w:t xml:space="preserve"> / </w:t>
-      </w:r>
-      <w:r>
-        <w:rPr>
-          <w:rFonts w:hint="eastAsia" w:ascii="Times New Roman" w:hAnsi="Times New Roman" w:eastAsia="FangSong" w:cs="Times New Roman"/>
-        </w:rPr>
-        <w:t xml:space="preserve">上下界夹逼</w:t>
-      </w:r>
-      <w:r>
-        <w:rPr>
-          <w:rFonts w:ascii="Times New Roman" w:hAnsi="Times New Roman" w:eastAsia="Times New Roman" w:cs="Times New Roman"/>
-        </w:rPr>
-        <w:t xml:space="preserve"> / </w:t>
-      </w:r>
-      <w:r>
-        <w:rPr>
-          <w:rFonts w:hint="eastAsia" w:ascii="Times New Roman" w:hAnsi="Times New Roman" w:eastAsia="FangSong" w:cs="Times New Roman"/>
-        </w:rPr>
-        <w:t xml:space="preserve">对数化</w:t>
-      </w:r>
-      <w:r>
-        <w:rPr>
-          <w:rFonts w:ascii="Times New Roman" w:hAnsi="Times New Roman" w:eastAsia="Times New Roman" w:cs="Times New Roman"/>
-        </w:rPr>
-        <w:t xml:space="preserve"> / </w:t>
-      </w:r>
-      <w:r>
-        <w:rPr>
-          <w:rFonts w:hint="eastAsia" w:ascii="Times New Roman" w:hAnsi="Times New Roman" w:eastAsia="FangSong" w:cs="Times New Roman"/>
-        </w:rPr>
-        <w:t>分解</w:t>
-      </w:r>
-      <w:r>
-        <w:rPr>
-          <w:rFonts w:hint="eastAsia" w:ascii="Times New Roman" w:hAnsi="Times New Roman" w:eastAsia="Times New Roman" w:cs="Times New Roman"/>
-        </w:rPr>
-        <w:t>（Fermi）。</w:t>
-      </w:r>
-    </w:p>
-    <w:p>
-      <w:pPr>
-        <w:spacing w:before="160" w:after="80"/>
-      </w:pPr>
-      <w:r>
-        <w:pict>
-          <v:rect style="width:0;height:1.5pt" o:hralign="center" o:hrstd="t" o:hr="t"/>
-        </w:pict>
-      </w:r>
-    </w:p>
-    <w:bookmarkEnd w:id="19"/>
-    <w:bookmarkStart w:id="20" w:name="九易错清单按出现频率排序"/>
-    <w:p>
-      <w:pPr>
-        <w:pStyle w:val="Heading2"/>
-        <w:spacing w:before="280" w:after="120"/>
-      </w:pPr>
-      <w:r>
-        <w:rPr>
-          <w:rFonts w:hint="eastAsia" w:ascii="Times New Roman" w:hAnsi="Times New Roman" w:eastAsia="SimHei" w:cs="Times New Roman"/>
-        </w:rPr>
-        <w:t>九</w:t>
-      </w:r>
-      <w:r>
-        <w:rPr>
-          <w:rFonts w:hint="eastAsia" w:ascii="Times New Roman" w:hAnsi="Times New Roman" w:eastAsia="Times New Roman" w:cs="Times New Roman"/>
-        </w:rPr>
-        <w:t>、</w:t>
-      </w:r>
-      <w:r>
-        <w:rPr>
-          <w:rFonts w:hint="eastAsia" w:ascii="Times New Roman" w:hAnsi="Times New Roman" w:eastAsia="SimHei" w:cs="Times New Roman"/>
-        </w:rPr>
-        <w:t>易错清单</w:t>
-      </w:r>
-      <w:r>
-        <w:rPr>
-          <w:rFonts w:hint="eastAsia" w:ascii="Times New Roman" w:hAnsi="Times New Roman" w:eastAsia="Times New Roman" w:cs="Times New Roman"/>
-        </w:rPr>
-        <w:t>（</w:t>
-      </w:r>
-      <w:r>
-        <w:rPr>
-          <w:rFonts w:hint="eastAsia" w:ascii="Times New Roman" w:hAnsi="Times New Roman" w:eastAsia="SimHei" w:cs="Times New Roman"/>
-        </w:rPr>
-        <w:t>按出现频率排序</w:t>
-      </w:r>
-      <w:r>
-        <w:rPr>
-          <w:rFonts w:hint="eastAsia" w:ascii="Times New Roman" w:hAnsi="Times New Roman" w:eastAsia="Times New Roman" w:cs="Times New Roman"/>
-        </w:rPr>
-        <w:t>）</w:t>
-      </w:r>
-    </w:p>
-    <w:p>
-      <w:pPr>
         <w:pStyle w:val="Compact"/>
         <w:numPr>
           <w:ilvl w:val="0"/>
           <w:numId w:val="1001"/>
         </w:numPr>
       </w:pPr>
-      <m:oMath>
-        <m:r>
-          <m:rPr>
-            <m:sty m:val="p"/>
-          </m:rPr>
-          <m:t>ln</m:t>
-        </m:r>
-        <m:r>
-          <m:t>p</m:t>
-        </m:r>
-      </m:oMath>
-      <w:r>
-        <w:rPr>
-          <w:rFonts w:ascii="Times New Roman" w:hAnsi="Times New Roman" w:eastAsia="Times New Roman" w:cs="Times New Roman"/>
-        </w:rPr>
-        <w:t xml:space="preserve"> </w:t>
-      </w:r>
       <w:r>
         <w:rPr>
           <w:rFonts w:hint="eastAsia" w:ascii="Times New Roman" w:hAnsi="Times New Roman" w:eastAsia="FangSong" w:cs="Times New Roman"/>
         </w:rPr>
-        <w:t xml:space="preserve">非法</w:t>
-      </w:r>
-      <w:r>
-        <w:rPr>
-          <w:rFonts w:ascii="Times New Roman" w:hAnsi="Times New Roman" w:eastAsia="Times New Roman" w:cs="Times New Roman"/>
-        </w:rPr>
-        <w:t xml:space="preserve"> → </w:t>
-      </w:r>
-      <w:r>
-        <w:rPr>
-          <w:rFonts w:hint="eastAsia" w:ascii="Times New Roman" w:hAnsi="Times New Roman" w:eastAsia="FangSong" w:cs="Times New Roman"/>
-        </w:rPr>
-        <w:t xml:space="preserve">写</w:t>
+        <w:t xml:space="preserve">排列</w:t>
       </w:r>
       <w:r>
         <w:rPr>
@@ -13041,10 +12210,7 @@
           </m:ctrlPr>
         </m:oMathPr>
         <m:r>
-          <m:rPr>
-            <m:sty m:val="p"/>
-          </m:rPr>
-          <m:t>ln</m:t>
+          <m:t>P</m:t>
         </m:r>
         <m:r>
           <m:rPr>
@@ -13053,94 +12219,196 @@
           <m:t>(</m:t>
         </m:r>
         <m:r>
-          <m:t>p</m:t>
+          <m:t>n</m:t>
         </m:r>
         <m:r>
           <m:rPr>
             <m:sty m:val="p"/>
           </m:rPr>
-          <m:t>/</m:t>
-        </m:r>
-        <m:sSup>
-          <m:e>
-            <m:r>
-              <m:t>p</m:t>
-            </m:r>
-          </m:e>
-          <m:sup>
-            <m:r>
-              <m:t>θ</m:t>
-            </m:r>
-          </m:sup>
-        </m:sSup>
+          <m:t>,</m:t>
+        </m:r>
+        <m:r>
+          <m:t>m</m:t>
+        </m:r>
         <m:r>
           <m:rPr>
             <m:sty m:val="p"/>
           </m:rPr>
           <m:t>)</m:t>
         </m:r>
+        <m:r>
+          <m:rPr>
+            <m:sty m:val="p"/>
+          </m:rPr>
+          <m:t>=</m:t>
+        </m:r>
+        <m:f>
+          <m:fPr>
+            <m:type m:val="bar"/>
+          </m:fPr>
+          <m:num>
+            <m:r>
+              <m:t>n</m:t>
+            </m:r>
+            <m:r>
+              <m:rPr>
+                <m:sty m:val="p"/>
+              </m:rPr>
+              <m:t>!</m:t>
+            </m:r>
+          </m:num>
+          <m:den>
+            <m:r>
+              <m:rPr>
+                <m:sty m:val="p"/>
+              </m:rPr>
+              <m:t>(</m:t>
+            </m:r>
+            <m:r>
+              <m:t>n</m:t>
+            </m:r>
+            <m:r>
+              <m:rPr>
+                <m:sty m:val="p"/>
+              </m:rPr>
+              <m:t>−</m:t>
+            </m:r>
+            <m:r>
+              <m:t>m</m:t>
+            </m:r>
+            <m:r>
+              <m:rPr>
+                <m:sty m:val="p"/>
+              </m:rPr>
+              <m:t>)</m:t>
+            </m:r>
+            <m:r>
+              <m:rPr>
+                <m:sty m:val="p"/>
+              </m:rPr>
+              <m:t>!</m:t>
+            </m:r>
+          </m:den>
+        </m:f>
       </m:oMath>
       <w:r>
         <w:rPr>
+          <w:rFonts w:hint="eastAsia" w:ascii="Times New Roman" w:hAnsi="Times New Roman" w:eastAsia="Times New Roman" w:cs="Times New Roman"/>
+        </w:rPr>
+        <w:t>；</w:t>
+      </w:r>
+      <w:r>
+        <w:rPr>
+          <w:rFonts w:hint="eastAsia" w:ascii="Times New Roman" w:hAnsi="Times New Roman" w:eastAsia="FangSong" w:cs="Times New Roman"/>
+        </w:rPr>
+        <w:t>组合</w:t>
+      </w:r>
+      <w:r>
+        <w:rPr>
           <w:rFonts w:ascii="Times New Roman" w:hAnsi="Times New Roman" w:eastAsia="Times New Roman" w:cs="Times New Roman"/>
         </w:rPr>
-        <w:t xml:space="preserve">。</w:t>
-      </w:r>
-    </w:p>
-    <w:p>
-      <w:pPr>
-        <w:pStyle w:val="Compact"/>
-        <w:numPr>
-          <w:ilvl w:val="0"/>
-          <w:numId w:val="1001"/>
-        </w:numPr>
-      </w:pPr>
+        <w:t xml:space="preserve"> </w:t>
+      </w:r>
       <m:oMath>
-        <m:r>
-          <m:t>A</m:t>
-        </m:r>
+        <m:oMathPr>
+          <m:ctrlPr>
+            <w:rPr>
+              <w:sz w:val="28"/>
+              <w:szCs w:val="28"/>
+            </w:rPr>
+          </m:ctrlPr>
+        </m:oMathPr>
+        <m:r>
+          <m:t>C</m:t>
+        </m:r>
+        <m:r>
+          <m:rPr>
+            <m:sty m:val="p"/>
+          </m:rPr>
+          <m:t>(</m:t>
+        </m:r>
+        <m:r>
+          <m:t>n</m:t>
+        </m:r>
+        <m:r>
+          <m:rPr>
+            <m:sty m:val="p"/>
+          </m:rPr>
+          <m:t>,</m:t>
+        </m:r>
+        <m:r>
+          <m:t>m</m:t>
+        </m:r>
+        <m:r>
+          <m:rPr>
+            <m:sty m:val="p"/>
+          </m:rPr>
+          <m:t>)</m:t>
+        </m:r>
+        <m:r>
+          <m:rPr>
+            <m:sty m:val="p"/>
+          </m:rPr>
+          <m:t>=</m:t>
+        </m:r>
+        <m:f>
+          <m:fPr>
+            <m:type m:val="bar"/>
+          </m:fPr>
+          <m:num>
+            <m:r>
+              <m:t>n</m:t>
+            </m:r>
+            <m:r>
+              <m:rPr>
+                <m:sty m:val="p"/>
+              </m:rPr>
+              <m:t>!</m:t>
+            </m:r>
+          </m:num>
+          <m:den>
+            <m:r>
+              <m:t>m</m:t>
+            </m:r>
+            <m:r>
+              <m:rPr>
+                <m:sty m:val="p"/>
+              </m:rPr>
+              <m:t>!</m:t>
+            </m:r>
+            <m:r>
+              <m:rPr>
+                <m:sty m:val="p"/>
+              </m:rPr>
+              <m:t>(</m:t>
+            </m:r>
+            <m:r>
+              <m:t>n</m:t>
+            </m:r>
+            <m:r>
+              <m:rPr>
+                <m:sty m:val="p"/>
+              </m:rPr>
+              <m:t>−</m:t>
+            </m:r>
+            <m:r>
+              <m:t>m</m:t>
+            </m:r>
+            <m:r>
+              <m:rPr>
+                <m:sty m:val="p"/>
+              </m:rPr>
+              <m:t>)</m:t>
+            </m:r>
+            <m:r>
+              <m:rPr>
+                <m:sty m:val="p"/>
+              </m:rPr>
+              <m:t>!</m:t>
+            </m:r>
+          </m:den>
+        </m:f>
       </m:oMath>
-      <w:r>
-        <w:rPr>
-          <w:rFonts w:ascii="Times New Roman" w:hAnsi="Times New Roman" w:eastAsia="Times New Roman" w:cs="Times New Roman"/>
-        </w:rPr>
-        <w:t xml:space="preserve"> </w:t>
-      </w:r>
-      <w:r>
-        <w:rPr>
-          <w:rFonts w:hint="eastAsia" w:ascii="Times New Roman" w:hAnsi="Times New Roman" w:eastAsia="FangSong" w:cs="Times New Roman"/>
-        </w:rPr>
-        <w:t xml:space="preserve">与</w:t>
-      </w:r>
-      <w:r>
-        <w:rPr>
-          <w:rFonts w:ascii="Times New Roman" w:hAnsi="Times New Roman" w:eastAsia="Times New Roman" w:cs="Times New Roman"/>
-        </w:rPr>
-        <w:t xml:space="preserve"> </w:t>
-      </w:r>
-      <m:oMath>
-        <m:r>
-          <m:t>k</m:t>
-        </m:r>
-      </m:oMath>
-      <w:r>
-        <w:rPr>
-          <w:rFonts w:ascii="Times New Roman" w:hAnsi="Times New Roman" w:eastAsia="Times New Roman" w:cs="Times New Roman"/>
-        </w:rPr>
-        <w:t xml:space="preserve"> </w:t>
-      </w:r>
-      <w:r>
-        <w:rPr>
-          <w:rFonts w:hint="eastAsia" w:ascii="Times New Roman" w:hAnsi="Times New Roman" w:eastAsia="FangSong" w:cs="Times New Roman"/>
-        </w:rPr>
-        <w:t>单位不一致</w:t>
-      </w:r>
-      <w:r>
-        <w:rPr>
-          <w:rFonts w:hint="eastAsia" w:ascii="Times New Roman" w:hAnsi="Times New Roman" w:eastAsia="Times New Roman" w:cs="Times New Roman"/>
-        </w:rPr>
-        <w:t>（Arrhenius）。</w:t>
-      </w:r>
     </w:p>
     <w:p>
       <w:pPr>
@@ -13160,6 +12428,2797 @@
           </m:ctrlPr>
         </m:oMathPr>
         <m:r>
+          <m:t>C</m:t>
+        </m:r>
+        <m:r>
+          <m:rPr>
+            <m:sty m:val="p"/>
+          </m:rPr>
+          <m:t>(</m:t>
+        </m:r>
+        <m:r>
+          <m:t>n</m:t>
+        </m:r>
+        <m:r>
+          <m:rPr>
+            <m:sty m:val="p"/>
+          </m:rPr>
+          <m:t>,</m:t>
+        </m:r>
+        <m:r>
+          <m:t>m</m:t>
+        </m:r>
+        <m:r>
+          <m:rPr>
+            <m:sty m:val="p"/>
+          </m:rPr>
+          <m:t>)</m:t>
+        </m:r>
+        <m:r>
+          <m:rPr>
+            <m:sty m:val="p"/>
+          </m:rPr>
+          <m:t>=</m:t>
+        </m:r>
+        <m:r>
+          <m:t>C</m:t>
+        </m:r>
+        <m:r>
+          <m:rPr>
+            <m:sty m:val="p"/>
+          </m:rPr>
+          <m:t>(</m:t>
+        </m:r>
+        <m:r>
+          <m:t>n</m:t>
+        </m:r>
+        <m:r>
+          <m:rPr>
+            <m:sty m:val="p"/>
+          </m:rPr>
+          <m:t>,</m:t>
+        </m:r>
+        <m:r>
+          <m:t>n</m:t>
+        </m:r>
+        <m:r>
+          <m:rPr>
+            <m:sty m:val="p"/>
+          </m:rPr>
+          <m:t>−</m:t>
+        </m:r>
+        <m:r>
+          <m:t>m</m:t>
+        </m:r>
+        <m:r>
+          <m:rPr>
+            <m:sty m:val="p"/>
+          </m:rPr>
+          <m:t>)</m:t>
+        </m:r>
+      </m:oMath>
+      <w:r>
+        <w:rPr>
+          <w:rFonts w:hint="eastAsia" w:ascii="Times New Roman" w:hAnsi="Times New Roman" w:eastAsia="Times New Roman" w:cs="Times New Roman"/>
+        </w:rPr>
+        <w:t xml:space="preserve">；</w:t>
+      </w:r>
+      <m:oMath>
+        <m:oMathPr>
+          <m:ctrlPr>
+            <w:rPr>
+              <w:sz w:val="28"/>
+              <w:szCs w:val="28"/>
+            </w:rPr>
+          </m:ctrlPr>
+        </m:oMathPr>
+        <m:nary>
+          <m:naryPr>
+            <m:chr m:val="∑"/>
+            <m:limLoc m:val="undOvr"/>
+            <m:subHide m:val="off"/>
+            <m:supHide m:val="on"/>
+          </m:naryPr>
+          <m:sub>
+            <m:r>
+              <m:t>m</m:t>
+            </m:r>
+          </m:sub>
+          <m:sup>
+            <m:r>
+              <m:t>​</m:t>
+            </m:r>
+          </m:sup>
+          <m:e>
+            <m:r>
+              <m:t>C</m:t>
+            </m:r>
+          </m:e>
+        </m:nary>
+        <m:r>
+          <m:rPr>
+            <m:sty m:val="p"/>
+          </m:rPr>
+          <m:t>(</m:t>
+        </m:r>
+        <m:r>
+          <m:t>n</m:t>
+        </m:r>
+        <m:r>
+          <m:rPr>
+            <m:sty m:val="p"/>
+          </m:rPr>
+          <m:t>,</m:t>
+        </m:r>
+        <m:r>
+          <m:t>m</m:t>
+        </m:r>
+        <m:r>
+          <m:rPr>
+            <m:sty m:val="p"/>
+          </m:rPr>
+          <m:t>)</m:t>
+        </m:r>
+        <m:r>
+          <m:rPr>
+            <m:sty m:val="p"/>
+          </m:rPr>
+          <m:t>=</m:t>
+        </m:r>
+        <m:sSup>
+          <m:e>
+            <m:r>
+              <m:t>2</m:t>
+            </m:r>
+          </m:e>
+          <m:sup>
+            <m:r>
+              <m:t>n</m:t>
+            </m:r>
+          </m:sup>
+        </m:sSup>
+      </m:oMath>
+    </w:p>
+    <w:p>
+      <w:pPr>
+        <w:pStyle w:val="Compact"/>
+        <w:numPr>
+          <w:ilvl w:val="0"/>
+          <w:numId w:val="1001"/>
+        </w:numPr>
+      </w:pPr>
+      <w:r>
+        <w:rPr>
+          <w:rFonts w:hint="eastAsia" w:ascii="Times New Roman" w:hAnsi="Times New Roman" w:eastAsia="FangSong" w:cs="Times New Roman"/>
+        </w:rPr>
+        <w:t xml:space="preserve">可区分球入</w:t>
+      </w:r>
+      <w:r>
+        <w:rPr>
+          <w:rFonts w:ascii="Times New Roman" w:hAnsi="Times New Roman" w:eastAsia="Times New Roman" w:cs="Times New Roman"/>
+        </w:rPr>
+        <w:t xml:space="preserve"> </w:t>
+      </w:r>
+      <m:oMath>
+        <m:r>
+          <m:t>g</m:t>
+        </m:r>
+      </m:oMath>
+      <w:r>
+        <w:rPr>
+          <w:rFonts w:ascii="Times New Roman" w:hAnsi="Times New Roman" w:eastAsia="Times New Roman" w:cs="Times New Roman"/>
+        </w:rPr>
+        <w:t xml:space="preserve"> </w:t>
+      </w:r>
+      <w:r>
+        <w:rPr>
+          <w:rFonts w:hint="eastAsia" w:ascii="Times New Roman" w:hAnsi="Times New Roman" w:eastAsia="FangSong" w:cs="Times New Roman"/>
+        </w:rPr>
+        <w:t>盒</w:t>
+      </w:r>
+      <w:r>
+        <w:rPr>
+          <w:rFonts w:hint="eastAsia" w:ascii="Times New Roman" w:hAnsi="Times New Roman" w:eastAsia="Times New Roman" w:cs="Times New Roman"/>
+        </w:rPr>
+        <w:t>：</w:t>
+      </w:r>
+      <m:oMath>
+        <m:sSup>
+          <m:e>
+            <m:r>
+              <m:t>g</m:t>
+            </m:r>
+          </m:e>
+          <m:sup>
+            <m:r>
+              <m:t>N</m:t>
+            </m:r>
+          </m:sup>
+        </m:sSup>
+      </m:oMath>
+      <w:r>
+        <w:rPr>
+          <w:rFonts w:hint="eastAsia" w:ascii="Times New Roman" w:hAnsi="Times New Roman" w:eastAsia="Times New Roman" w:cs="Times New Roman"/>
+        </w:rPr>
+        <w:t>；</w:t>
+      </w:r>
+      <w:r>
+        <w:rPr>
+          <w:rFonts w:hint="eastAsia" w:ascii="Times New Roman" w:hAnsi="Times New Roman" w:eastAsia="FangSong" w:cs="Times New Roman"/>
+        </w:rPr>
+        <w:t>不可区分</w:t>
+      </w:r>
+      <w:r>
+        <w:rPr>
+          <w:rFonts w:hint="eastAsia" w:ascii="Times New Roman" w:hAnsi="Times New Roman" w:eastAsia="Times New Roman" w:cs="Times New Roman"/>
+        </w:rPr>
+        <w:t>：</w:t>
+      </w:r>
+      <m:oMath>
+        <m:oMathPr>
+          <m:ctrlPr>
+            <w:rPr>
+              <w:sz w:val="28"/>
+              <w:szCs w:val="28"/>
+            </w:rPr>
+          </m:ctrlPr>
+        </m:oMathPr>
+        <m:r>
+          <m:t>C</m:t>
+        </m:r>
+        <m:r>
+          <m:rPr>
+            <m:sty m:val="p"/>
+          </m:rPr>
+          <m:t>(</m:t>
+        </m:r>
+        <m:r>
+          <m:t>N</m:t>
+        </m:r>
+        <m:r>
+          <m:rPr>
+            <m:sty m:val="p"/>
+          </m:rPr>
+          <m:t>+</m:t>
+        </m:r>
+        <m:r>
+          <m:t>g</m:t>
+        </m:r>
+        <m:r>
+          <m:rPr>
+            <m:sty m:val="p"/>
+          </m:rPr>
+          <m:t>−</m:t>
+        </m:r>
+        <m:r>
+          <m:t>1</m:t>
+        </m:r>
+        <m:r>
+          <m:rPr>
+            <m:sty m:val="p"/>
+          </m:rPr>
+          <m:t>,</m:t>
+        </m:r>
+        <m:r>
+          <m:t> </m:t>
+        </m:r>
+        <m:r>
+          <m:t>N</m:t>
+        </m:r>
+        <m:r>
+          <m:rPr>
+            <m:sty m:val="p"/>
+          </m:rPr>
+          <m:t>)</m:t>
+        </m:r>
+      </m:oMath>
+    </w:p>
+    <w:p>
+      <w:pPr>
+        <w:pStyle w:val="Compact"/>
+        <w:numPr>
+          <w:ilvl w:val="0"/>
+          <w:numId w:val="1001"/>
+        </w:numPr>
+      </w:pPr>
+      <w:r>
+        <w:rPr>
+          <w:rFonts w:hint="eastAsia" w:ascii="Times New Roman" w:hAnsi="Times New Roman" w:eastAsia="FangSong" w:cs="Times New Roman"/>
+        </w:rPr>
+        <w:t>二项分布</w:t>
+      </w:r>
+      <w:r>
+        <w:rPr>
+          <w:rFonts w:hint="eastAsia" w:ascii="Times New Roman" w:hAnsi="Times New Roman" w:eastAsia="Times New Roman" w:cs="Times New Roman"/>
+        </w:rPr>
+        <w:t>：</w:t>
+      </w:r>
+      <m:oMath>
+        <m:oMathPr>
+          <m:ctrlPr>
+            <w:rPr>
+              <w:sz w:val="28"/>
+              <w:szCs w:val="28"/>
+            </w:rPr>
+          </m:ctrlPr>
+        </m:oMathPr>
+        <m:r>
+          <m:t>P</m:t>
+        </m:r>
+        <m:r>
+          <m:rPr>
+            <m:sty m:val="p"/>
+          </m:rPr>
+          <m:t>(</m:t>
+        </m:r>
+        <m:r>
+          <m:t>n</m:t>
+        </m:r>
+        <m:r>
+          <m:rPr>
+            <m:sty m:val="p"/>
+          </m:rPr>
+          <m:t>)</m:t>
+        </m:r>
+        <m:r>
+          <m:rPr>
+            <m:sty m:val="p"/>
+          </m:rPr>
+          <m:t>=</m:t>
+        </m:r>
+        <m:r>
+          <m:t>C</m:t>
+        </m:r>
+        <m:r>
+          <m:rPr>
+            <m:sty m:val="p"/>
+          </m:rPr>
+          <m:t>(</m:t>
+        </m:r>
+        <m:r>
+          <m:t>N</m:t>
+        </m:r>
+        <m:r>
+          <m:rPr>
+            <m:sty m:val="p"/>
+          </m:rPr>
+          <m:t>,</m:t>
+        </m:r>
+        <m:r>
+          <m:t>n</m:t>
+        </m:r>
+        <m:r>
+          <m:rPr>
+            <m:sty m:val="p"/>
+          </m:rPr>
+          <m:t>)</m:t>
+        </m:r>
+        <m:r>
+          <m:t> </m:t>
+        </m:r>
+        <m:sSup>
+          <m:e>
+            <m:r>
+              <m:t>p</m:t>
+            </m:r>
+          </m:e>
+          <m:sup>
+            <m:r>
+              <m:t>n</m:t>
+            </m:r>
+          </m:sup>
+        </m:sSup>
+        <m:r>
+          <m:rPr>
+            <m:sty m:val="p"/>
+          </m:rPr>
+          <m:t>(</m:t>
+        </m:r>
+        <m:r>
+          <m:t>1</m:t>
+        </m:r>
+        <m:r>
+          <m:rPr>
+            <m:sty m:val="p"/>
+          </m:rPr>
+          <m:t>−</m:t>
+        </m:r>
+        <m:r>
+          <m:t>p</m:t>
+        </m:r>
+        <m:sSup>
+          <m:e>
+            <m:r>
+              <m:rPr>
+                <m:sty m:val="p"/>
+              </m:rPr>
+              <m:t>)</m:t>
+            </m:r>
+          </m:e>
+          <m:sup>
+            <m:r>
+              <m:t>N</m:t>
+            </m:r>
+            <m:r>
+              <m:rPr>
+                <m:sty m:val="p"/>
+              </m:rPr>
+              <m:t>−</m:t>
+            </m:r>
+            <m:r>
+              <m:t>n</m:t>
+            </m:r>
+          </m:sup>
+        </m:sSup>
+      </m:oMath>
+    </w:p>
+    <w:p>
+      <w:pPr>
+        <w:pStyle w:val="Compact"/>
+        <w:numPr>
+          <w:ilvl w:val="0"/>
+          <w:numId w:val="1001"/>
+        </w:numPr>
+      </w:pPr>
+      <m:oMath>
+        <m:oMathPr>
+          <m:ctrlPr>
+            <w:rPr>
+              <w:sz w:val="28"/>
+              <w:szCs w:val="28"/>
+            </w:rPr>
+          </m:ctrlPr>
+        </m:oMathPr>
+        <m:r>
+          <m:rPr>
+            <m:sty m:val="p"/>
+          </m:rPr>
+          <m:t>⟨</m:t>
+        </m:r>
+        <m:r>
+          <m:t>n</m:t>
+        </m:r>
+        <m:r>
+          <m:rPr>
+            <m:sty m:val="p"/>
+          </m:rPr>
+          <m:t>⟩</m:t>
+        </m:r>
+        <m:r>
+          <m:rPr>
+            <m:sty m:val="p"/>
+          </m:rPr>
+          <m:t>=</m:t>
+        </m:r>
+        <m:r>
+          <m:t>N</m:t>
+        </m:r>
+        <m:r>
+          <m:t>p</m:t>
+        </m:r>
+      </m:oMath>
+      <w:r>
+        <w:rPr>
+          <w:rFonts w:hint="eastAsia" w:ascii="Times New Roman" w:hAnsi="Times New Roman" w:eastAsia="Times New Roman" w:cs="Times New Roman"/>
+        </w:rPr>
+        <w:t xml:space="preserve">，</w:t>
+      </w:r>
+      <m:oMath>
+        <m:oMathPr>
+          <m:ctrlPr>
+            <w:rPr>
+              <w:sz w:val="28"/>
+              <w:szCs w:val="28"/>
+            </w:rPr>
+          </m:ctrlPr>
+        </m:oMathPr>
+        <m:r>
+          <m:t>σ</m:t>
+        </m:r>
+        <m:r>
+          <m:rPr>
+            <m:sty m:val="p"/>
+          </m:rPr>
+          <m:t>=</m:t>
+        </m:r>
+        <m:rad>
+          <m:radPr>
+            <m:degHide m:val="on"/>
+          </m:radPr>
+          <m:deg/>
+          <m:e>
+            <m:r>
+              <m:t>N</m:t>
+            </m:r>
+            <m:r>
+              <m:t>p</m:t>
+            </m:r>
+            <m:r>
+              <m:rPr>
+                <m:sty m:val="p"/>
+              </m:rPr>
+              <m:t>(</m:t>
+            </m:r>
+            <m:r>
+              <m:t>1</m:t>
+            </m:r>
+            <m:r>
+              <m:rPr>
+                <m:sty m:val="p"/>
+              </m:rPr>
+              <m:t>−</m:t>
+            </m:r>
+            <m:r>
+              <m:t>p</m:t>
+            </m:r>
+            <m:r>
+              <m:rPr>
+                <m:sty m:val="p"/>
+              </m:rPr>
+              <m:t>)</m:t>
+            </m:r>
+          </m:e>
+        </m:rad>
+      </m:oMath>
+    </w:p>
+    <w:p>
+      <w:pPr>
+        <w:pStyle w:val="FirstParagraph"/>
+      </w:pPr>
+      <w:r>
+        <w:rPr>
+          <w:rFonts w:ascii="Times New Roman" w:hAnsi="Times New Roman" w:eastAsia="Times New Roman" w:cs="Times New Roman"/>
+          <w:b/>
+          <w:bCs/>
+        </w:rPr>
+        <w:t xml:space="preserve">Stirling</w:t>
+      </w:r>
+      <w:r>
+        <w:rPr>
+          <w:rFonts w:hint="eastAsia" w:ascii="Times New Roman" w:hAnsi="Times New Roman" w:eastAsia="Times New Roman" w:cs="Times New Roman"/>
+        </w:rPr>
+        <w:t xml:space="preserve">：</w:t>
+      </w:r>
+    </w:p>
+    <w:p>
+      <w:pPr>
+        <w:pStyle w:val="BodyText"/>
+        <w:spacing w:after="80"/>
+      </w:pPr>
+      <m:oMathPara>
+        <m:oMathParaPr>
+          <m:jc m:val="center"/>
+          <m:ctrlPr>
+            <w:rPr>
+              <w:sz w:val="28"/>
+              <w:szCs w:val="28"/>
+            </w:rPr>
+          </m:ctrlPr>
+        </m:oMathParaPr>
+        <m:oMath>
+          <m:eqArr>
+            <m:e>
+              <m:r>
+                <m:rPr>
+                  <m:sty m:val="p"/>
+                </m:rPr>
+                <m:t>ln</m:t>
+              </m:r>
+              <m:r>
+                <m:t>N</m:t>
+              </m:r>
+              <m:r>
+                <m:rPr>
+                  <m:sty m:val="p"/>
+                </m:rPr>
+                <m:t>!</m:t>
+              </m:r>
+              <m:r>
+                <m:t>&amp;</m:t>
+              </m:r>
+              <m:r>
+                <m:rPr>
+                  <m:sty m:val="p"/>
+                </m:rPr>
+                <m:t>≈</m:t>
+              </m:r>
+              <m:r>
+                <m:t>N</m:t>
+              </m:r>
+              <m:r>
+                <m:rPr>
+                  <m:sty m:val="p"/>
+                </m:rPr>
+                <m:t>ln</m:t>
+              </m:r>
+              <m:r>
+                <m:t>N</m:t>
+              </m:r>
+              <m:r>
+                <m:rPr>
+                  <m:sty m:val="p"/>
+                </m:rPr>
+                <m:t>−</m:t>
+              </m:r>
+              <m:r>
+                <m:t>N</m:t>
+              </m:r>
+              <m:r>
+                <m:t> </m:t>
+              </m:r>
+              <m:r>
+                <m:rPr>
+                  <m:nor/>
+                  <m:sty m:val="p"/>
+                </m:rPr>
+                <m:t>（</m:t>
+              </m:r>
+              <m:r>
+                <m:t>N</m:t>
+              </m:r>
+              <m:r>
+                <m:rPr>
+                  <m:sty m:val="p"/>
+                </m:rPr>
+                <m:t>≳</m:t>
+              </m:r>
+              <m:sSup>
+                <m:e>
+                  <m:r>
+                    <m:t>10</m:t>
+                  </m:r>
+                </m:e>
+                <m:sup>
+                  <m:r>
+                    <m:t>3</m:t>
+                  </m:r>
+                </m:sup>
+              </m:sSup>
+              <m:r>
+                <m:rPr>
+                  <m:nor/>
+                  <m:sty m:val="p"/>
+                </m:rPr>
+                <m:t>，化学常用）</m:t>
+              </m:r>
+            </m:e>
+            <m:e>
+              <m:r>
+                <m:rPr>
+                  <m:sty m:val="p"/>
+                </m:rPr>
+                <m:t>ln</m:t>
+              </m:r>
+              <m:r>
+                <m:t>N</m:t>
+              </m:r>
+              <m:r>
+                <m:rPr>
+                  <m:sty m:val="p"/>
+                </m:rPr>
+                <m:t>!</m:t>
+              </m:r>
+              <m:r>
+                <m:t>&amp;</m:t>
+              </m:r>
+              <m:r>
+                <m:rPr>
+                  <m:sty m:val="p"/>
+                </m:rPr>
+                <m:t>≈</m:t>
+              </m:r>
+              <m:r>
+                <m:t>N</m:t>
+              </m:r>
+              <m:r>
+                <m:rPr>
+                  <m:sty m:val="p"/>
+                </m:rPr>
+                <m:t>ln</m:t>
+              </m:r>
+              <m:r>
+                <m:t>N</m:t>
+              </m:r>
+              <m:r>
+                <m:rPr>
+                  <m:sty m:val="p"/>
+                </m:rPr>
+                <m:t>−</m:t>
+              </m:r>
+              <m:r>
+                <m:t>N</m:t>
+              </m:r>
+              <m:r>
+                <m:rPr>
+                  <m:sty m:val="p"/>
+                </m:rPr>
+                <m:t>+</m:t>
+              </m:r>
+              <m:f>
+                <m:fPr>
+                  <m:type m:val="lin"/>
+                </m:fPr>
+                <m:num>
+                  <m:r>
+                    <m:t>1</m:t>
+                  </m:r>
+                </m:num>
+                <m:den>
+                  <m:r>
+                    <m:t>2</m:t>
+                  </m:r>
+                </m:den>
+              </m:f>
+              <m:r>
+                <m:rPr>
+                  <m:sty m:val="p"/>
+                </m:rPr>
+                <m:t>ln</m:t>
+              </m:r>
+              <m:r>
+                <m:rPr>
+                  <m:sty m:val="p"/>
+                </m:rPr>
+                <m:t>(</m:t>
+              </m:r>
+              <m:r>
+                <m:t>2</m:t>
+              </m:r>
+              <m:r>
+                <m:t>π</m:t>
+              </m:r>
+              <m:r>
+                <m:t>N</m:t>
+              </m:r>
+              <m:r>
+                <m:rPr>
+                  <m:sty m:val="p"/>
+                </m:rPr>
+                <m:t>)</m:t>
+              </m:r>
+              <m:r>
+                <m:t> </m:t>
+              </m:r>
+              <m:r>
+                <m:rPr>
+                  <m:nor/>
+                  <m:sty m:val="p"/>
+                </m:rPr>
+                <m:t>（</m:t>
+              </m:r>
+              <m:r>
+                <m:t>N</m:t>
+              </m:r>
+              <m:r>
+                <m:rPr>
+                  <m:sty m:val="p"/>
+                </m:rPr>
+                <m:t>≲</m:t>
+              </m:r>
+              <m:r>
+                <m:t>100</m:t>
+              </m:r>
+              <m:r>
+                <m:rPr>
+                  <m:nor/>
+                  <m:sty m:val="p"/>
+                </m:rPr>
+                <m:t> 时必须用）</m:t>
+              </m:r>
+            </m:e>
+          </m:eqArr>
+        </m:oMath>
+      </m:oMathPara>
+    </w:p>
+    <w:tbl>
+      <w:tblPr>
+        <w:tblStyle w:val="Table"/>
+        <w:tblW w:type="auto" w:w="0"/>
+        <w:tblLook w:firstRow="1" w:lastRow="0" w:firstColumn="0" w:lastColumn="0" w:noHBand="0" w:noVBand="0" w:val="0020"/>
+      </w:tblPr>
+      <w:tblGrid>
+        <w:gridCol w:w="2640"/>
+        <w:gridCol w:w="2640"/>
+        <w:gridCol w:w="2640"/>
+      </w:tblGrid>
+      <w:tr>
+        <w:trPr>
+          <w:tblHeader w:val="on"/>
+        </w:trPr>
+        <w:tc>
+          <w:tcPr/>
+          <w:p>
+            <w:pPr>
+              <w:pStyle w:val="Compact"/>
+              <w:jc w:val="center"/>
+            </w:pPr>
+            <m:oMath>
+              <m:r>
+                <m:t>N</m:t>
+              </m:r>
+            </m:oMath>
+            <w:r>
+              <w:rPr>
+                <w:rFonts w:ascii="Times New Roman" w:hAnsi="Times New Roman" w:eastAsia="Times New Roman" w:cs="Times New Roman"/>
+                <w:b/>
+              </w:rPr>
+              <w:t xml:space="preserve">​</w:t>
+            </w:r>
+          </w:p>
+        </w:tc>
+        <w:tc>
+          <w:tcPr/>
+          <w:p>
+            <w:pPr>
+              <w:pStyle w:val="Compact"/>
+              <w:jc w:val="center"/>
+            </w:pPr>
+            <m:oMath>
+              <m:r>
+                <m:rPr>
+                  <m:sty m:val="p"/>
+                </m:rPr>
+                <m:t>ln</m:t>
+              </m:r>
+              <m:r>
+                <m:t>N</m:t>
+              </m:r>
+              <m:r>
+                <m:rPr>
+                  <m:sty m:val="p"/>
+                </m:rPr>
+                <m:t>!</m:t>
+              </m:r>
+            </m:oMath>
+            <w:r>
+              <w:rPr>
+                <w:rFonts w:ascii="Times New Roman" w:hAnsi="Times New Roman" w:eastAsia="Times New Roman" w:cs="Times New Roman"/>
+                <w:b/>
+              </w:rPr>
+              <w:t xml:space="preserve"> </w:t>
+            </w:r>
+            <w:r>
+              <w:rPr>
+                <w:rFonts w:hint="eastAsia" w:ascii="Times New Roman" w:hAnsi="Times New Roman" w:eastAsia="SimHei" w:cs="Times New Roman"/>
+                <w:b/>
+              </w:rPr>
+              <w:t xml:space="preserve">真值</w:t>
+            </w:r>
+          </w:p>
+        </w:tc>
+        <w:tc>
+          <w:tcPr/>
+          <w:p>
+            <w:pPr>
+              <w:pStyle w:val="Compact"/>
+              <w:jc w:val="center"/>
+            </w:pPr>
+            <w:r>
+              <w:rPr>
+                <w:rFonts w:hint="eastAsia" w:ascii="Times New Roman" w:hAnsi="Times New Roman" w:eastAsia="SimHei" w:cs="Times New Roman"/>
+                <w:b/>
+              </w:rPr>
+              <w:t xml:space="preserve">简单式误差</w:t>
+            </w:r>
+          </w:p>
+        </w:tc>
+      </w:tr>
+      <w:tr>
+        <w:tc>
+          <w:tcPr/>
+          <w:p>
+            <w:pPr>
+              <w:pStyle w:val="Compact"/>
+              <w:jc w:val="center"/>
+            </w:pPr>
+            <w:r>
+              <w:rPr>
+                <w:rFonts w:ascii="Times New Roman" w:hAnsi="Times New Roman" w:eastAsia="Times New Roman" w:cs="Times New Roman"/>
+              </w:rPr>
+              <w:t xml:space="preserve">10</w:t>
+            </w:r>
+          </w:p>
+        </w:tc>
+        <w:tc>
+          <w:tcPr/>
+          <w:p>
+            <w:pPr>
+              <w:pStyle w:val="Compact"/>
+              <w:jc w:val="center"/>
+            </w:pPr>
+            <w:r>
+              <w:rPr>
+                <w:rFonts w:ascii="Times New Roman" w:hAnsi="Times New Roman" w:eastAsia="Times New Roman" w:cs="Times New Roman"/>
+              </w:rPr>
+              <w:t xml:space="preserve">15.104</w:t>
+            </w:r>
+          </w:p>
+        </w:tc>
+        <w:tc>
+          <w:tcPr/>
+          <w:p>
+            <w:pPr>
+              <w:pStyle w:val="Compact"/>
+              <w:jc w:val="center"/>
+            </w:pPr>
+            <w:r>
+              <w:rPr>
+                <w:rFonts w:ascii="Times New Roman" w:hAnsi="Times New Roman" w:eastAsia="Times New Roman" w:cs="Times New Roman"/>
+              </w:rPr>
+              <w:t xml:space="preserve">13.7%</w:t>
+            </w:r>
+          </w:p>
+        </w:tc>
+      </w:tr>
+      <w:tr>
+        <w:tc>
+          <w:tcPr/>
+          <w:p>
+            <w:pPr>
+              <w:pStyle w:val="Compact"/>
+              <w:jc w:val="center"/>
+            </w:pPr>
+            <w:r>
+              <w:rPr>
+                <w:rFonts w:ascii="Times New Roman" w:hAnsi="Times New Roman" w:eastAsia="Times New Roman" w:cs="Times New Roman"/>
+              </w:rPr>
+              <w:t xml:space="preserve">100</w:t>
+            </w:r>
+          </w:p>
+        </w:tc>
+        <w:tc>
+          <w:tcPr/>
+          <w:p>
+            <w:pPr>
+              <w:pStyle w:val="Compact"/>
+              <w:jc w:val="center"/>
+            </w:pPr>
+            <w:r>
+              <w:rPr>
+                <w:rFonts w:ascii="Times New Roman" w:hAnsi="Times New Roman" w:eastAsia="Times New Roman" w:cs="Times New Roman"/>
+              </w:rPr>
+              <w:t xml:space="preserve">363.74</w:t>
+            </w:r>
+          </w:p>
+        </w:tc>
+        <w:tc>
+          <w:tcPr/>
+          <w:p>
+            <w:pPr>
+              <w:pStyle w:val="Compact"/>
+              <w:jc w:val="center"/>
+            </w:pPr>
+            <w:r>
+              <w:rPr>
+                <w:rFonts w:ascii="Times New Roman" w:hAnsi="Times New Roman" w:eastAsia="Times New Roman" w:cs="Times New Roman"/>
+              </w:rPr>
+              <w:t xml:space="preserve">0.89%</w:t>
+            </w:r>
+          </w:p>
+        </w:tc>
+      </w:tr>
+      <w:tr>
+        <w:tc>
+          <w:tcPr/>
+          <w:p>
+            <w:pPr>
+              <w:pStyle w:val="Compact"/>
+              <w:jc w:val="center"/>
+            </w:pPr>
+            <w:r>
+              <w:rPr>
+                <w:rFonts w:ascii="Times New Roman" w:hAnsi="Times New Roman" w:eastAsia="Times New Roman" w:cs="Times New Roman"/>
+              </w:rPr>
+              <w:t xml:space="preserve">1000</w:t>
+            </w:r>
+          </w:p>
+        </w:tc>
+        <w:tc>
+          <w:tcPr/>
+          <w:p>
+            <w:pPr>
+              <w:pStyle w:val="Compact"/>
+              <w:jc w:val="center"/>
+            </w:pPr>
+            <w:r>
+              <w:rPr>
+                <w:rFonts w:ascii="Times New Roman" w:hAnsi="Times New Roman" w:eastAsia="Times New Roman" w:cs="Times New Roman"/>
+              </w:rPr>
+              <w:t xml:space="preserve">5912.1</w:t>
+            </w:r>
+          </w:p>
+        </w:tc>
+        <w:tc>
+          <w:tcPr/>
+          <w:p>
+            <w:pPr>
+              <w:pStyle w:val="Compact"/>
+              <w:jc w:val="center"/>
+            </w:pPr>
+            <w:r>
+              <w:rPr>
+                <w:rFonts w:ascii="Times New Roman" w:hAnsi="Times New Roman" w:eastAsia="Times New Roman" w:cs="Times New Roman"/>
+              </w:rPr>
+              <w:t xml:space="preserve">0.074%</w:t>
+            </w:r>
+          </w:p>
+        </w:tc>
+      </w:tr>
+      <w:tr>
+        <w:tc>
+          <w:tcPr/>
+          <w:p>
+            <w:pPr>
+              <w:pStyle w:val="Compact"/>
+              <w:jc w:val="center"/>
+            </w:pPr>
+            <m:oMath>
+              <m:sSup>
+                <m:e>
+                  <m:r>
+                    <m:t>10</m:t>
+                  </m:r>
+                </m:e>
+                <m:sup>
+                  <m:r>
+                    <m:t>23</m:t>
+                  </m:r>
+                </m:sup>
+              </m:sSup>
+            </m:oMath>
+            <w:r>
+              <w:rPr>
+                <w:rFonts w:ascii="Times New Roman" w:hAnsi="Times New Roman" w:eastAsia="Times New Roman" w:cs="Times New Roman"/>
+              </w:rPr>
+              <w:t xml:space="preserve">​</w:t>
+            </w:r>
+          </w:p>
+        </w:tc>
+        <w:tc>
+          <w:tcPr/>
+          <w:p>
+            <w:pPr>
+              <w:pStyle w:val="Compact"/>
+              <w:jc w:val="center"/>
+            </w:pPr>
+            <m:oMath>
+              <m:r>
+                <m:t>5.20</m:t>
+              </m:r>
+              <m:r>
+                <m:rPr>
+                  <m:sty m:val="p"/>
+                </m:rPr>
+                <m:t>×</m:t>
+              </m:r>
+              <m:sSup>
+                <m:e>
+                  <m:r>
+                    <m:t>10</m:t>
+                  </m:r>
+                </m:e>
+                <m:sup>
+                  <m:r>
+                    <m:t>24</m:t>
+                  </m:r>
+                </m:sup>
+              </m:sSup>
+            </m:oMath>
+            <w:r>
+              <w:rPr>
+                <w:rFonts w:ascii="Times New Roman" w:hAnsi="Times New Roman" w:eastAsia="Times New Roman" w:cs="Times New Roman"/>
+              </w:rPr>
+              <w:t xml:space="preserve">​</w:t>
+            </w:r>
+          </w:p>
+        </w:tc>
+        <w:tc>
+          <w:tcPr/>
+          <w:p>
+            <w:pPr>
+              <w:pStyle w:val="Compact"/>
+              <w:jc w:val="center"/>
+            </w:pPr>
+            <w:r>
+              <w:rPr>
+                <w:rStyle w:val="VerbatimChar"/>
+                <w:rFonts w:ascii="Times New Roman" w:hAnsi="Times New Roman" w:eastAsia="Times New Roman" w:cs="Times New Roman"/>
+              </w:rPr>
+              <w:t>~10</w:t>
+            </w:r>
+            <w:r>
+              <w:rPr>
+                <w:rStyle w:val="VerbatimChar"/>
+                <w:rFonts w:ascii="Times New Roman" w:hAnsi="Times New Roman" w:eastAsia="Times New Roman" w:cs="Times New Roman"/>
+                <w:vertAlign w:val="superscript"/>
+              </w:rPr>
+              <w:t>-24</w:t>
+            </w:r>
+            <w:r>
+              <w:rPr>
+                <w:rFonts w:hint="eastAsia" w:ascii="Times New Roman" w:hAnsi="Times New Roman" w:eastAsia="Times New Roman" w:cs="Times New Roman"/>
+              </w:rPr>
+              <w:t>（</w:t>
+            </w:r>
+            <w:r>
+              <w:rPr>
+                <w:rFonts w:hint="eastAsia" w:ascii="Times New Roman" w:hAnsi="Times New Roman" w:eastAsia="FangSong" w:cs="Times New Roman"/>
+              </w:rPr>
+              <w:t>可忽略</w:t>
+            </w:r>
+            <w:r>
+              <w:rPr>
+                <w:rFonts w:hint="eastAsia" w:ascii="Times New Roman" w:hAnsi="Times New Roman" w:eastAsia="Times New Roman" w:cs="Times New Roman"/>
+              </w:rPr>
+              <w:t>）</w:t>
+            </w:r>
+          </w:p>
+        </w:tc>
+      </w:tr>
+    </w:tbl>
+    <w:p>
+      <w:pPr>
+        <w:pStyle w:val="BodyText"/>
+        <w:spacing w:before="120"/>
+      </w:pPr>
+      <w:r>
+        <w:rPr>
+          <w:rFonts w:hint="eastAsia" w:ascii="Times New Roman" w:hAnsi="Times New Roman" w:eastAsia="FangSong" w:cs="Times New Roman"/>
+          <w:b/>
+          <w:bCs/>
+        </w:rPr>
+        <w:t xml:space="preserve">统计热力学两条</w:t>
+      </w:r>
+      <w:r>
+        <w:rPr>
+          <w:rFonts w:hint="eastAsia" w:ascii="Times New Roman" w:hAnsi="Times New Roman" w:eastAsia="Times New Roman" w:cs="Times New Roman"/>
+        </w:rPr>
+        <w:t xml:space="preserve">：</w:t>
+      </w:r>
+    </w:p>
+    <w:p>
+      <w:pPr>
+        <w:pStyle w:val="Compact"/>
+        <w:numPr>
+          <w:ilvl w:val="0"/>
+          <w:numId w:val="1002"/>
+        </w:numPr>
+      </w:pPr>
+      <m:oMath>
+        <m:oMathPr>
+          <m:ctrlPr>
+            <w:rPr>
+              <w:sz w:val="28"/>
+              <w:szCs w:val="28"/>
+            </w:rPr>
+          </m:ctrlPr>
+        </m:oMathPr>
+        <m:r>
+          <m:t>S</m:t>
+        </m:r>
+        <m:r>
+          <m:rPr>
+            <m:sty m:val="p"/>
+          </m:rPr>
+          <m:t>=</m:t>
+        </m:r>
+        <m:r>
+          <m:t>k</m:t>
+        </m:r>
+        <m:r>
+          <m:rPr>
+            <m:sty m:val="p"/>
+          </m:rPr>
+          <m:t>ln</m:t>
+        </m:r>
+        <m:r>
+          <m:t>W</m:t>
+        </m:r>
+      </m:oMath>
+      <w:r>
+        <w:rPr>
+          <w:rFonts w:ascii="Times New Roman" w:hAnsi="Times New Roman" w:eastAsia="Times New Roman" w:cs="Times New Roman"/>
+        </w:rPr>
+        <w:t xml:space="preserve">​</w:t>
+      </w:r>
+    </w:p>
+    <w:p>
+      <w:pPr>
+        <w:pStyle w:val="Compact"/>
+        <w:numPr>
+          <w:ilvl w:val="0"/>
+          <w:numId w:val="1002"/>
+        </w:numPr>
+      </w:pPr>
+      <m:oMath>
+        <m:oMathPr>
+          <m:ctrlPr>
+            <w:rPr>
+              <w:sz w:val="28"/>
+              <w:szCs w:val="28"/>
+            </w:rPr>
+          </m:ctrlPr>
+        </m:oMathPr>
+        <m:r>
+          <m:rPr>
+            <m:sty m:val="p"/>
+          </m:rPr>
+          <m:t>Δ</m:t>
+        </m:r>
+        <m:sSub>
+          <m:e>
+            <m:r>
+              <m:t>S</m:t>
+            </m:r>
+          </m:e>
+          <m:sub>
+            <m:r>
+              <m:rPr>
+                <m:sty m:val="p"/>
+              </m:rPr>
+              <m:t>m</m:t>
+            </m:r>
+            <m:r>
+              <m:rPr>
+                <m:sty m:val="p"/>
+              </m:rPr>
+              <m:t>i</m:t>
+            </m:r>
+            <m:r>
+              <m:rPr>
+                <m:sty m:val="p"/>
+              </m:rPr>
+              <m:t>x</m:t>
+            </m:r>
+          </m:sub>
+        </m:sSub>
+        <m:r>
+          <m:rPr>
+            <m:sty m:val="p"/>
+          </m:rPr>
+          <m:t>=</m:t>
+        </m:r>
+        <m:r>
+          <m:rPr>
+            <m:sty m:val="p"/>
+          </m:rPr>
+          <m:t>−</m:t>
+        </m:r>
+        <m:r>
+          <m:t>n</m:t>
+        </m:r>
+        <m:r>
+          <m:t>R</m:t>
+        </m:r>
+        <m:r>
+          <m:rPr>
+            <m:sty m:val="p"/>
+          </m:rPr>
+          <m:t>∑</m:t>
+        </m:r>
+        <m:sSub>
+          <m:e>
+            <m:r>
+              <m:t>x</m:t>
+            </m:r>
+          </m:e>
+          <m:sub>
+            <m:r>
+              <m:t>i</m:t>
+            </m:r>
+          </m:sub>
+        </m:sSub>
+        <m:r>
+          <m:rPr>
+            <m:sty m:val="p"/>
+          </m:rPr>
+          <m:t>ln</m:t>
+        </m:r>
+        <m:sSub>
+          <m:e>
+            <m:r>
+              <m:t>x</m:t>
+            </m:r>
+          </m:e>
+          <m:sub>
+            <m:r>
+              <m:t>i</m:t>
+            </m:r>
+          </m:sub>
+        </m:sSub>
+      </m:oMath>
+      <w:r>
+        <w:rPr>
+          <w:rFonts w:hint="eastAsia" w:ascii="Times New Roman" w:hAnsi="Times New Roman" w:eastAsia="Times New Roman" w:cs="Times New Roman"/>
+        </w:rPr>
+        <w:t>；</w:t>
+      </w:r>
+      <w:r>
+        <w:rPr>
+          <w:rFonts w:hint="eastAsia" w:ascii="Times New Roman" w:hAnsi="Times New Roman" w:eastAsia="FangSong" w:cs="Times New Roman"/>
+        </w:rPr>
+        <w:t>等摩尔二元</w:t>
+      </w:r>
+      <w:r>
+        <w:rPr>
+          <w:rFonts w:ascii="Times New Roman" w:hAnsi="Times New Roman" w:eastAsia="Times New Roman" w:cs="Times New Roman"/>
+        </w:rPr>
+        <w:t xml:space="preserve"> </w:t>
+      </w:r>
+      <m:oMath>
+        <m:oMathPr>
+          <m:ctrlPr>
+            <w:rPr>
+              <w:sz w:val="28"/>
+              <w:szCs w:val="28"/>
+            </w:rPr>
+          </m:ctrlPr>
+        </m:oMathPr>
+        <m:r>
+          <m:rPr>
+            <m:sty m:val="p"/>
+          </m:rPr>
+          <m:t>=</m:t>
+        </m:r>
+        <m:r>
+          <m:t>R</m:t>
+        </m:r>
+        <m:r>
+          <m:rPr>
+            <m:sty m:val="p"/>
+          </m:rPr>
+          <m:t>ln</m:t>
+        </m:r>
+        <m:r>
+          <m:t>2</m:t>
+        </m:r>
+        <m:r>
+          <m:rPr>
+            <m:sty m:val="p"/>
+          </m:rPr>
+          <m:t>=</m:t>
+        </m:r>
+        <m:r>
+          <m:t>5.76</m:t>
+        </m:r>
+        <m:r>
+          <m:t> </m:t>
+        </m:r>
+        <m:r>
+          <m:rPr>
+            <m:sty m:val="p"/>
+          </m:rPr>
+          <m:t>J</m:t>
+        </m:r>
+        <m:r>
+          <m:rPr>
+            <m:sty m:val="p"/>
+          </m:rPr>
+          <m:t> </m:t>
+        </m:r>
+        <m:r>
+          <m:rPr>
+            <m:sty m:val="p"/>
+          </m:rPr>
+          <m:t>m</m:t>
+        </m:r>
+        <m:r>
+          <m:rPr>
+            <m:sty m:val="p"/>
+          </m:rPr>
+          <m:t>o</m:t>
+        </m:r>
+        <m:sSup>
+          <m:e>
+            <m:r>
+              <m:rPr>
+                <m:sty m:val="p"/>
+              </m:rPr>
+              <m:t>l</m:t>
+            </m:r>
+          </m:e>
+          <m:sup>
+            <m:r>
+              <m:rPr>
+                <m:sty m:val="p"/>
+              </m:rPr>
+              <m:t>−</m:t>
+            </m:r>
+            <m:r>
+              <m:rPr>
+                <m:sty m:val="p"/>
+              </m:rPr>
+              <m:t>1</m:t>
+            </m:r>
+          </m:sup>
+        </m:sSup>
+        <m:sSup>
+          <m:e>
+            <m:r>
+              <m:rPr>
+                <m:sty m:val="p"/>
+              </m:rPr>
+              <m:t>K</m:t>
+            </m:r>
+          </m:e>
+          <m:sup>
+            <m:r>
+              <m:rPr>
+                <m:sty m:val="p"/>
+              </m:rPr>
+              <m:t>−</m:t>
+            </m:r>
+            <m:r>
+              <m:rPr>
+                <m:sty m:val="p"/>
+              </m:rPr>
+              <m:t>1</m:t>
+            </m:r>
+          </m:sup>
+        </m:sSup>
+      </m:oMath>
+    </w:p>
+    <w:p>
+      <w:pPr>
+        <w:pStyle w:val="Compact"/>
+        <w:numPr>
+          <w:ilvl w:val="0"/>
+          <w:numId w:val="1002"/>
+        </w:numPr>
+      </w:pPr>
+      <w:r>
+        <w:rPr>
+          <w:rFonts w:ascii="Times New Roman" w:hAnsi="Times New Roman" w:eastAsia="Times New Roman" w:cs="Times New Roman"/>
+        </w:rPr>
+        <w:t xml:space="preserve">Boltzmann </w:t>
+      </w:r>
+      <w:r>
+        <w:rPr>
+          <w:rFonts w:hint="eastAsia" w:ascii="Times New Roman" w:hAnsi="Times New Roman" w:eastAsia="FangSong" w:cs="Times New Roman"/>
+        </w:rPr>
+        <w:t>分布</w:t>
+      </w:r>
+      <w:r>
+        <w:rPr>
+          <w:rFonts w:hint="eastAsia" w:ascii="Times New Roman" w:hAnsi="Times New Roman" w:eastAsia="Times New Roman" w:cs="Times New Roman"/>
+        </w:rPr>
+        <w:t>：</w:t>
+      </w:r>
+      <m:oMath>
+        <m:oMathPr>
+          <m:ctrlPr>
+            <w:rPr>
+              <w:sz w:val="28"/>
+              <w:szCs w:val="28"/>
+            </w:rPr>
+          </m:ctrlPr>
+        </m:oMathPr>
+        <m:sSub>
+          <m:e>
+            <m:r>
+              <m:t>N</m:t>
+            </m:r>
+          </m:e>
+          <m:sub>
+            <m:r>
+              <m:t>i</m:t>
+            </m:r>
+          </m:sub>
+        </m:sSub>
+        <m:r>
+          <m:rPr>
+            <m:sty m:val="p"/>
+          </m:rPr>
+          <m:t>/</m:t>
+        </m:r>
+        <m:r>
+          <m:t>N</m:t>
+        </m:r>
+        <m:r>
+          <m:rPr>
+            <m:sty m:val="p"/>
+          </m:rPr>
+          <m:t>=</m:t>
+        </m:r>
+        <m:sSub>
+          <m:e>
+            <m:r>
+              <m:t>g</m:t>
+            </m:r>
+          </m:e>
+          <m:sub>
+            <m:r>
+              <m:t>i</m:t>
+            </m:r>
+          </m:sub>
+        </m:sSub>
+        <m:sSup>
+          <m:e>
+            <m:r>
+              <m:t>e</m:t>
+            </m:r>
+          </m:e>
+          <m:sup>
+            <m:r>
+              <m:rPr>
+                <m:sty m:val="p"/>
+              </m:rPr>
+              <m:t>−</m:t>
+            </m:r>
+            <m:sSub>
+              <m:e>
+                <m:r>
+                  <m:t>ε</m:t>
+                </m:r>
+              </m:e>
+              <m:sub>
+                <m:r>
+                  <m:t>i</m:t>
+                </m:r>
+              </m:sub>
+            </m:sSub>
+            <m:r>
+              <m:rPr>
+                <m:sty m:val="p"/>
+              </m:rPr>
+              <m:t>/</m:t>
+            </m:r>
+            <m:r>
+              <m:t>k</m:t>
+            </m:r>
+            <m:r>
+              <m:t>T</m:t>
+            </m:r>
+          </m:sup>
+        </m:sSup>
+        <m:r>
+          <m:rPr>
+            <m:sty m:val="p"/>
+          </m:rPr>
+          <m:t>/</m:t>
+        </m:r>
+        <m:r>
+          <m:t>q</m:t>
+        </m:r>
+      </m:oMath>
+      <w:r>
+        <w:rPr>
+          <w:rFonts w:hint="eastAsia" w:ascii="Times New Roman" w:hAnsi="Times New Roman" w:eastAsia="Times New Roman" w:cs="Times New Roman"/>
+        </w:rPr>
+        <w:t xml:space="preserve">，</w:t>
+      </w:r>
+      <m:oMath>
+        <m:oMathPr>
+          <m:ctrlPr>
+            <w:rPr>
+              <w:sz w:val="28"/>
+              <w:szCs w:val="28"/>
+            </w:rPr>
+          </m:ctrlPr>
+        </m:oMathPr>
+        <m:r>
+          <m:t>q</m:t>
+        </m:r>
+        <m:r>
+          <m:rPr>
+            <m:sty m:val="p"/>
+          </m:rPr>
+          <m:t>=</m:t>
+        </m:r>
+        <m:nary>
+          <m:naryPr>
+            <m:chr m:val="∑"/>
+            <m:limLoc m:val="undOvr"/>
+            <m:subHide m:val="off"/>
+            <m:supHide m:val="on"/>
+          </m:naryPr>
+          <m:sub>
+            <m:r>
+              <m:t>i</m:t>
+            </m:r>
+          </m:sub>
+          <m:sup>
+            <m:r>
+              <m:t>​</m:t>
+            </m:r>
+          </m:sup>
+          <m:e>
+            <m:sSub>
+              <m:e>
+                <m:r>
+                  <m:t>g</m:t>
+                </m:r>
+              </m:e>
+              <m:sub>
+                <m:r>
+                  <m:t>i</m:t>
+                </m:r>
+              </m:sub>
+            </m:sSub>
+          </m:e>
+        </m:nary>
+        <m:sSup>
+          <m:e>
+            <m:r>
+              <m:t>e</m:t>
+            </m:r>
+          </m:e>
+          <m:sup>
+            <m:r>
+              <m:rPr>
+                <m:sty m:val="p"/>
+              </m:rPr>
+              <m:t>−</m:t>
+            </m:r>
+            <m:sSub>
+              <m:e>
+                <m:r>
+                  <m:t>ε</m:t>
+                </m:r>
+              </m:e>
+              <m:sub>
+                <m:r>
+                  <m:t>i</m:t>
+                </m:r>
+              </m:sub>
+            </m:sSub>
+            <m:r>
+              <m:rPr>
+                <m:sty m:val="p"/>
+              </m:rPr>
+              <m:t>/</m:t>
+            </m:r>
+            <m:r>
+              <m:t>k</m:t>
+            </m:r>
+            <m:r>
+              <m:t>T</m:t>
+            </m:r>
+          </m:sup>
+        </m:sSup>
+      </m:oMath>
+    </w:p>
+    <w:p>
+      <w:pPr>
+        <w:spacing w:before="160" w:after="80"/>
+      </w:pPr>
+      <w:r>
+        <w:pict>
+          <v:rect style="width:0;height:1.5pt" o:hralign="center" o:hrstd="t" o:hr="t"/>
+        </w:pict>
+      </w:r>
+    </w:p>
+    <w:bookmarkEnd w:id="18"/>
+    <w:bookmarkStart w:id="19" w:name="八量纲速查6"/>
+    <w:p>
+      <w:pPr>
+        <w:pStyle w:val="Heading2"/>
+        <w:spacing w:after="120" w:before="280"/>
+      </w:pPr>
+      <w:r>
+        <w:rPr>
+          <w:rFonts w:hint="eastAsia" w:ascii="Times New Roman" w:hAnsi="Times New Roman" w:eastAsia="SimHei" w:cs="Times New Roman"/>
+        </w:rPr>
+        <w:t>八</w:t>
+      </w:r>
+      <w:r>
+        <w:rPr>
+          <w:rFonts w:hint="eastAsia" w:ascii="Times New Roman" w:hAnsi="Times New Roman" w:eastAsia="Times New Roman" w:cs="Times New Roman"/>
+        </w:rPr>
+        <w:t>、</w:t>
+      </w:r>
+      <w:r>
+        <w:rPr>
+          <w:rFonts w:hint="eastAsia" w:ascii="Times New Roman" w:hAnsi="Times New Roman" w:eastAsia="SimHei" w:cs="Times New Roman"/>
+        </w:rPr>
+        <w:t>量纲速查</w:t>
+      </w:r>
+      <w:r>
+        <w:rPr>
+          <w:rFonts w:hint="eastAsia" w:ascii="Times New Roman" w:hAnsi="Times New Roman" w:eastAsia="Times New Roman" w:cs="Times New Roman"/>
+        </w:rPr>
+        <w:t>（§6）</w:t>
+      </w:r>
+    </w:p>
+    <w:tbl>
+      <w:tblPr>
+        <w:tblStyle w:val="Table"/>
+        <w:tblW w:type="auto" w:w="0"/>
+        <w:tblLook w:firstRow="1" w:lastRow="0" w:firstColumn="0" w:lastColumn="0" w:noHBand="0" w:noVBand="0" w:val="0020"/>
+      </w:tblPr>
+      <w:tblGrid>
+        <w:gridCol w:w="3960"/>
+        <w:gridCol w:w="3960"/>
+      </w:tblGrid>
+      <w:tr>
+        <w:trPr>
+          <w:tblHeader w:val="on"/>
+        </w:trPr>
+        <w:tc>
+          <w:tcPr/>
+          <w:p>
+            <w:pPr>
+              <w:pStyle w:val="Compact"/>
+              <w:jc w:val="center"/>
+            </w:pPr>
+            <w:r>
+              <w:rPr>
+                <w:rFonts w:hint="eastAsia" w:ascii="Times New Roman" w:hAnsi="Times New Roman" w:eastAsia="SimHei" w:cs="Times New Roman"/>
+                <w:b/>
+              </w:rPr>
+              <w:t xml:space="preserve">量</w:t>
+            </w:r>
+          </w:p>
+        </w:tc>
+        <w:tc>
+          <w:tcPr/>
+          <w:p>
+            <w:pPr>
+              <w:pStyle w:val="Compact"/>
+              <w:jc w:val="center"/>
+            </w:pPr>
+            <w:r>
+              <w:rPr>
+                <w:rFonts w:hint="eastAsia" w:ascii="Times New Roman" w:hAnsi="Times New Roman" w:eastAsia="SimHei" w:cs="Times New Roman"/>
+                <w:b/>
+              </w:rPr>
+              <w:t xml:space="preserve">量纲式</w:t>
+            </w:r>
+          </w:p>
+        </w:tc>
+      </w:tr>
+      <w:tr>
+        <w:tc>
+          <w:tcPr/>
+          <w:p>
+            <w:pPr>
+              <w:pStyle w:val="Compact"/>
+              <w:jc w:val="center"/>
+            </w:pPr>
+            <w:r>
+              <w:rPr>
+                <w:rFonts w:hint="eastAsia" w:ascii="Times New Roman" w:hAnsi="Times New Roman" w:eastAsia="FangSong" w:cs="Times New Roman"/>
+              </w:rPr>
+              <w:t xml:space="preserve">能量</w:t>
+            </w:r>
+          </w:p>
+        </w:tc>
+        <w:tc>
+          <w:tcPr/>
+          <w:p>
+            <w:pPr>
+              <w:pStyle w:val="Compact"/>
+              <w:jc w:val="center"/>
+            </w:pPr>
+            <m:oMath>
+              <m:r>
+                <m:t>M</m:t>
+              </m:r>
+              <m:sSup>
+                <m:e>
+                  <m:r>
+                    <m:t>L</m:t>
+                  </m:r>
+                </m:e>
+                <m:sup>
+                  <m:r>
+                    <m:t>2</m:t>
+                  </m:r>
+                </m:sup>
+              </m:sSup>
+              <m:sSup>
+                <m:e>
+                  <m:r>
+                    <m:t>T</m:t>
+                  </m:r>
+                </m:e>
+                <m:sup>
+                  <m:r>
+                    <m:rPr>
+                      <m:sty m:val="p"/>
+                    </m:rPr>
+                    <m:t>−</m:t>
+                  </m:r>
+                  <m:r>
+                    <m:t>2</m:t>
+                  </m:r>
+                </m:sup>
+              </m:sSup>
+            </m:oMath>
+            <w:r>
+              <w:rPr>
+                <w:rFonts w:ascii="Times New Roman" w:hAnsi="Times New Roman" w:eastAsia="Times New Roman" w:cs="Times New Roman"/>
+              </w:rPr>
+              <w:t xml:space="preserve">​</w:t>
+            </w:r>
+          </w:p>
+        </w:tc>
+      </w:tr>
+      <w:tr>
+        <w:tc>
+          <w:tcPr/>
+          <w:p>
+            <w:pPr>
+              <w:pStyle w:val="Compact"/>
+              <w:jc w:val="center"/>
+            </w:pPr>
+            <w:r>
+              <w:rPr>
+                <w:rFonts w:hint="eastAsia" w:ascii="Times New Roman" w:hAnsi="Times New Roman" w:eastAsia="FangSong" w:cs="Times New Roman"/>
+              </w:rPr>
+              <w:t xml:space="preserve">压力</w:t>
+            </w:r>
+          </w:p>
+        </w:tc>
+        <w:tc>
+          <w:tcPr/>
+          <w:p>
+            <w:pPr>
+              <w:pStyle w:val="Compact"/>
+              <w:jc w:val="center"/>
+            </w:pPr>
+            <m:oMath>
+              <m:r>
+                <m:t>M</m:t>
+              </m:r>
+              <m:sSup>
+                <m:e>
+                  <m:r>
+                    <m:t>L</m:t>
+                  </m:r>
+                </m:e>
+                <m:sup>
+                  <m:r>
+                    <m:rPr>
+                      <m:sty m:val="p"/>
+                    </m:rPr>
+                    <m:t>−</m:t>
+                  </m:r>
+                  <m:r>
+                    <m:t>1</m:t>
+                  </m:r>
+                </m:sup>
+              </m:sSup>
+              <m:sSup>
+                <m:e>
+                  <m:r>
+                    <m:t>T</m:t>
+                  </m:r>
+                </m:e>
+                <m:sup>
+                  <m:r>
+                    <m:rPr>
+                      <m:sty m:val="p"/>
+                    </m:rPr>
+                    <m:t>−</m:t>
+                  </m:r>
+                  <m:r>
+                    <m:t>2</m:t>
+                  </m:r>
+                </m:sup>
+              </m:sSup>
+            </m:oMath>
+            <w:r>
+              <w:rPr>
+                <w:rFonts w:ascii="Times New Roman" w:hAnsi="Times New Roman" w:eastAsia="Times New Roman" w:cs="Times New Roman"/>
+              </w:rPr>
+              <w:t xml:space="preserve">​</w:t>
+            </w:r>
+          </w:p>
+        </w:tc>
+      </w:tr>
+      <w:tr>
+        <w:tc>
+          <w:tcPr/>
+          <w:p>
+            <w:pPr>
+              <w:pStyle w:val="Compact"/>
+              <w:jc w:val="center"/>
+            </w:pPr>
+            <w:r>
+              <w:rPr>
+                <w:rFonts w:hint="eastAsia" w:ascii="Times New Roman" w:hAnsi="Times New Roman" w:eastAsia="FangSong" w:cs="Times New Roman"/>
+              </w:rPr>
+              <w:t xml:space="preserve">黏度</w:t>
+            </w:r>
+          </w:p>
+        </w:tc>
+        <w:tc>
+          <w:tcPr/>
+          <w:p>
+            <w:pPr>
+              <w:pStyle w:val="Compact"/>
+              <w:jc w:val="center"/>
+            </w:pPr>
+            <m:oMath>
+              <m:r>
+                <m:t>M</m:t>
+              </m:r>
+              <m:sSup>
+                <m:e>
+                  <m:r>
+                    <m:t>L</m:t>
+                  </m:r>
+                </m:e>
+                <m:sup>
+                  <m:r>
+                    <m:rPr>
+                      <m:sty m:val="p"/>
+                    </m:rPr>
+                    <m:t>−</m:t>
+                  </m:r>
+                  <m:r>
+                    <m:t>1</m:t>
+                  </m:r>
+                </m:sup>
+              </m:sSup>
+              <m:sSup>
+                <m:e>
+                  <m:r>
+                    <m:t>T</m:t>
+                  </m:r>
+                </m:e>
+                <m:sup>
+                  <m:r>
+                    <m:rPr>
+                      <m:sty m:val="p"/>
+                    </m:rPr>
+                    <m:t>−</m:t>
+                  </m:r>
+                  <m:r>
+                    <m:t>1</m:t>
+                  </m:r>
+                </m:sup>
+              </m:sSup>
+            </m:oMath>
+            <w:r>
+              <w:rPr>
+                <w:rFonts w:ascii="Times New Roman" w:hAnsi="Times New Roman" w:eastAsia="Times New Roman" w:cs="Times New Roman"/>
+              </w:rPr>
+              <w:t xml:space="preserve">​</w:t>
+            </w:r>
+          </w:p>
+        </w:tc>
+      </w:tr>
+      <w:tr>
+        <w:tc>
+          <w:tcPr/>
+          <w:p>
+            <w:pPr>
+              <w:pStyle w:val="Compact"/>
+              <w:jc w:val="center"/>
+            </w:pPr>
+            <w:r>
+              <w:rPr>
+                <w:rFonts w:hint="eastAsia" w:ascii="Times New Roman" w:hAnsi="Times New Roman" w:eastAsia="FangSong" w:cs="Times New Roman"/>
+              </w:rPr>
+              <w:t xml:space="preserve">扩散系数</w:t>
+            </w:r>
+          </w:p>
+        </w:tc>
+        <w:tc>
+          <w:tcPr/>
+          <w:p>
+            <w:pPr>
+              <w:pStyle w:val="Compact"/>
+              <w:jc w:val="center"/>
+            </w:pPr>
+            <m:oMath>
+              <m:sSup>
+                <m:e>
+                  <m:r>
+                    <m:t>L</m:t>
+                  </m:r>
+                </m:e>
+                <m:sup>
+                  <m:r>
+                    <m:t>2</m:t>
+                  </m:r>
+                </m:sup>
+              </m:sSup>
+              <m:sSup>
+                <m:e>
+                  <m:r>
+                    <m:t>T</m:t>
+                  </m:r>
+                </m:e>
+                <m:sup>
+                  <m:r>
+                    <m:rPr>
+                      <m:sty m:val="p"/>
+                    </m:rPr>
+                    <m:t>−</m:t>
+                  </m:r>
+                  <m:r>
+                    <m:t>1</m:t>
+                  </m:r>
+                </m:sup>
+              </m:sSup>
+            </m:oMath>
+            <w:r>
+              <w:rPr>
+                <w:rFonts w:ascii="Times New Roman" w:hAnsi="Times New Roman" w:eastAsia="Times New Roman" w:cs="Times New Roman"/>
+              </w:rPr>
+              <w:t xml:space="preserve">​</w:t>
+            </w:r>
+          </w:p>
+        </w:tc>
+      </w:tr>
+      <w:tr>
+        <w:tc>
+          <w:tcPr/>
+          <w:p>
+            <w:pPr>
+              <w:pStyle w:val="Compact"/>
+              <w:jc w:val="center"/>
+            </w:pPr>
+            <w:r>
+              <w:rPr>
+                <w:rFonts w:hint="eastAsia" w:ascii="Times New Roman" w:hAnsi="Times New Roman" w:eastAsia="FangSong" w:cs="Times New Roman"/>
+              </w:rPr>
+              <w:t xml:space="preserve">表面张力</w:t>
+            </w:r>
+          </w:p>
+        </w:tc>
+        <w:tc>
+          <w:tcPr/>
+          <w:p>
+            <w:pPr>
+              <w:pStyle w:val="Compact"/>
+              <w:jc w:val="center"/>
+            </w:pPr>
+            <m:oMath>
+              <m:r>
+                <m:t>M</m:t>
+              </m:r>
+              <m:sSup>
+                <m:e>
+                  <m:r>
+                    <m:t>T</m:t>
+                  </m:r>
+                </m:e>
+                <m:sup>
+                  <m:r>
+                    <m:rPr>
+                      <m:sty m:val="p"/>
+                    </m:rPr>
+                    <m:t>−</m:t>
+                  </m:r>
+                  <m:r>
+                    <m:t>2</m:t>
+                  </m:r>
+                </m:sup>
+              </m:sSup>
+            </m:oMath>
+            <w:r>
+              <w:rPr>
+                <w:rFonts w:ascii="Times New Roman" w:hAnsi="Times New Roman" w:eastAsia="Times New Roman" w:cs="Times New Roman"/>
+              </w:rPr>
+              <w:t xml:space="preserve">​</w:t>
+            </w:r>
+          </w:p>
+        </w:tc>
+      </w:tr>
+      <w:tr>
+        <w:tc>
+          <w:tcPr/>
+          <w:p>
+            <w:pPr>
+              <w:pStyle w:val="Compact"/>
+              <w:jc w:val="center"/>
+            </w:pPr>
+            <w:r>
+              <w:rPr>
+                <w:rFonts w:hint="eastAsia" w:ascii="Times New Roman" w:hAnsi="Times New Roman" w:eastAsia="FangSong" w:cs="Times New Roman"/>
+              </w:rPr>
+              <w:t xml:space="preserve">电位</w:t>
+            </w:r>
+            <w:r>
+              <w:rPr>
+                <w:rFonts w:ascii="Times New Roman" w:hAnsi="Times New Roman" w:eastAsia="Times New Roman" w:cs="Times New Roman"/>
+              </w:rPr>
+              <w:t xml:space="preserve"> / </w:t>
+            </w:r>
+            <w:r>
+              <w:rPr>
+                <w:rFonts w:hint="eastAsia" w:ascii="Times New Roman" w:hAnsi="Times New Roman" w:eastAsia="FangSong" w:cs="Times New Roman"/>
+              </w:rPr>
+              <w:t xml:space="preserve">电动势</w:t>
+            </w:r>
+          </w:p>
+        </w:tc>
+        <w:tc>
+          <w:tcPr/>
+          <w:p>
+            <w:pPr>
+              <w:pStyle w:val="Compact"/>
+              <w:jc w:val="center"/>
+            </w:pPr>
+            <m:oMath>
+              <m:r>
+                <m:t>M</m:t>
+              </m:r>
+              <m:sSup>
+                <m:e>
+                  <m:r>
+                    <m:t>L</m:t>
+                  </m:r>
+                </m:e>
+                <m:sup>
+                  <m:r>
+                    <m:t>2</m:t>
+                  </m:r>
+                </m:sup>
+              </m:sSup>
+              <m:sSup>
+                <m:e>
+                  <m:r>
+                    <m:t>T</m:t>
+                  </m:r>
+                </m:e>
+                <m:sup>
+                  <m:r>
+                    <m:rPr>
+                      <m:sty m:val="p"/>
+                    </m:rPr>
+                    <m:t>−</m:t>
+                  </m:r>
+                  <m:r>
+                    <m:t>3</m:t>
+                  </m:r>
+                </m:sup>
+              </m:sSup>
+              <m:sSup>
+                <m:e>
+                  <m:r>
+                    <m:t>I</m:t>
+                  </m:r>
+                </m:e>
+                <m:sup>
+                  <m:r>
+                    <m:rPr>
+                      <m:sty m:val="p"/>
+                    </m:rPr>
+                    <m:t>−</m:t>
+                  </m:r>
+                  <m:r>
+                    <m:t>1</m:t>
+                  </m:r>
+                </m:sup>
+              </m:sSup>
+            </m:oMath>
+            <w:r>
+              <w:rPr>
+                <w:rFonts w:ascii="Times New Roman" w:hAnsi="Times New Roman" w:eastAsia="Times New Roman" w:cs="Times New Roman"/>
+              </w:rPr>
+              <w:t xml:space="preserve">​</w:t>
+            </w:r>
+          </w:p>
+        </w:tc>
+      </w:tr>
+      <w:tr>
+        <w:tc>
+          <w:tcPr/>
+          <w:p>
+            <w:pPr>
+              <w:pStyle w:val="Compact"/>
+              <w:jc w:val="center"/>
+            </w:pPr>
+            <w:r>
+              <w:rPr>
+                <w:rFonts w:ascii="Times New Roman" w:hAnsi="Times New Roman" w:eastAsia="Times New Roman" w:cs="Times New Roman"/>
+              </w:rPr>
+              <w:t xml:space="preserve">Faraday </w:t>
+            </w:r>
+            <w:r>
+              <w:rPr>
+                <w:rFonts w:hint="eastAsia" w:ascii="Times New Roman" w:hAnsi="Times New Roman" w:eastAsia="FangSong" w:cs="Times New Roman"/>
+              </w:rPr>
+              <w:t xml:space="preserve">常数</w:t>
+            </w:r>
+          </w:p>
+        </w:tc>
+        <w:tc>
+          <w:tcPr/>
+          <w:p>
+            <w:pPr>
+              <w:pStyle w:val="Compact"/>
+              <w:jc w:val="center"/>
+            </w:pPr>
+            <m:oMath>
+              <m:r>
+                <m:t>I</m:t>
+              </m:r>
+              <m:r>
+                <m:t>T</m:t>
+              </m:r>
+              <m:sSup>
+                <m:e>
+                  <m:r>
+                    <m:t>N</m:t>
+                  </m:r>
+                </m:e>
+                <m:sup>
+                  <m:r>
+                    <m:rPr>
+                      <m:sty m:val="p"/>
+                    </m:rPr>
+                    <m:t>−</m:t>
+                  </m:r>
+                  <m:r>
+                    <m:t>1</m:t>
+                  </m:r>
+                </m:sup>
+              </m:sSup>
+            </m:oMath>
+            <w:r>
+              <w:rPr>
+                <w:rFonts w:ascii="Times New Roman" w:hAnsi="Times New Roman" w:eastAsia="Times New Roman" w:cs="Times New Roman"/>
+              </w:rPr>
+              <w:t xml:space="preserve">​</w:t>
+            </w:r>
+          </w:p>
+        </w:tc>
+      </w:tr>
+      <w:tr>
+        <w:tc>
+          <w:tcPr/>
+          <w:p>
+            <w:pPr>
+              <w:pStyle w:val="Compact"/>
+              <w:jc w:val="center"/>
+            </w:pPr>
+            <w:r>
+              <w:rPr>
+                <w:rFonts w:hint="eastAsia" w:ascii="Times New Roman" w:hAnsi="Times New Roman" w:eastAsia="FangSong" w:cs="Times New Roman"/>
+              </w:rPr>
+              <w:t>速率常数</w:t>
+            </w:r>
+            <w:r>
+              <w:rPr>
+                <w:rFonts w:hint="eastAsia" w:ascii="Times New Roman" w:hAnsi="Times New Roman" w:eastAsia="Times New Roman" w:cs="Times New Roman"/>
+              </w:rPr>
+              <w:t>（</w:t>
+            </w:r>
+            <m:oMath>
+              <m:r>
+                <m:t>n</m:t>
+              </m:r>
+            </m:oMath>
+            <w:r>
+              <w:rPr>
+                <w:rFonts w:ascii="Times New Roman" w:hAnsi="Times New Roman" w:eastAsia="Times New Roman" w:cs="Times New Roman"/>
+              </w:rPr>
+              <w:t xml:space="preserve"> </w:t>
+            </w:r>
+            <w:r>
+              <w:rPr>
+                <w:rFonts w:hint="eastAsia" w:ascii="Times New Roman" w:hAnsi="Times New Roman" w:eastAsia="FangSong" w:cs="Times New Roman"/>
+              </w:rPr>
+              <w:t>级</w:t>
+            </w:r>
+            <w:r>
+              <w:rPr>
+                <w:rFonts w:hint="eastAsia" w:ascii="Times New Roman" w:hAnsi="Times New Roman" w:eastAsia="Times New Roman" w:cs="Times New Roman"/>
+              </w:rPr>
+              <w:t>）</w:t>
+            </w:r>
+          </w:p>
+        </w:tc>
+        <w:tc>
+          <w:tcPr/>
+          <w:p>
+            <w:pPr>
+              <w:pStyle w:val="Compact"/>
+              <w:jc w:val="center"/>
+            </w:pPr>
+            <m:oMath>
+              <m:r>
+                <m:rPr>
+                  <m:sty m:val="p"/>
+                </m:rPr>
+                <m:t>(</m:t>
+              </m:r>
+              <m:r>
+                <m:rPr>
+                  <m:sty m:val="p"/>
+                </m:rPr>
+                <m:t>L</m:t>
+              </m:r>
+              <m:r>
+                <m:rPr>
+                  <m:sty m:val="p"/>
+                </m:rPr>
+                <m:t> </m:t>
+              </m:r>
+              <m:r>
+                <m:rPr>
+                  <m:sty m:val="p"/>
+                </m:rPr>
+                <m:t>m</m:t>
+              </m:r>
+              <m:r>
+                <m:rPr>
+                  <m:sty m:val="p"/>
+                </m:rPr>
+                <m:t>o</m:t>
+              </m:r>
+              <m:sSup>
+                <m:e>
+                  <m:r>
+                    <m:rPr>
+                      <m:sty m:val="p"/>
+                    </m:rPr>
+                    <m:t>l</m:t>
+                  </m:r>
+                </m:e>
+                <m:sup>
+                  <m:r>
+                    <m:rPr>
+                      <m:sty m:val="p"/>
+                    </m:rPr>
+                    <m:t>−</m:t>
+                  </m:r>
+                  <m:r>
+                    <m:rPr>
+                      <m:sty m:val="p"/>
+                    </m:rPr>
+                    <m:t>1</m:t>
+                  </m:r>
+                </m:sup>
+              </m:sSup>
+              <m:sSup>
+                <m:e>
+                  <m:r>
+                    <m:rPr>
+                      <m:sty m:val="p"/>
+                    </m:rPr>
+                    <m:t>)</m:t>
+                  </m:r>
+                </m:e>
+                <m:sup>
+                  <m:r>
+                    <m:t>n</m:t>
+                  </m:r>
+                  <m:r>
+                    <m:rPr>
+                      <m:sty m:val="p"/>
+                    </m:rPr>
+                    <m:t>−</m:t>
+                  </m:r>
+                  <m:r>
+                    <m:t>1</m:t>
+                  </m:r>
+                </m:sup>
+              </m:sSup>
+              <m:sSup>
+                <m:e>
+                  <m:r>
+                    <m:rPr>
+                      <m:sty m:val="p"/>
+                    </m:rPr>
+                    <m:t>s</m:t>
+                  </m:r>
+                </m:e>
+                <m:sup>
+                  <m:r>
+                    <m:rPr>
+                      <m:sty m:val="p"/>
+                    </m:rPr>
+                    <m:t>−</m:t>
+                  </m:r>
+                  <m:r>
+                    <m:rPr>
+                      <m:sty m:val="p"/>
+                    </m:rPr>
+                    <m:t>1</m:t>
+                  </m:r>
+                </m:sup>
+              </m:sSup>
+            </m:oMath>
+            <w:r>
+              <w:rPr>
+                <w:rFonts w:ascii="Times New Roman" w:hAnsi="Times New Roman" w:eastAsia="Times New Roman" w:cs="Times New Roman"/>
+              </w:rPr>
+              <w:t xml:space="preserve">​</w:t>
+            </w:r>
+          </w:p>
+        </w:tc>
+      </w:tr>
+    </w:tbl>
+    <w:p>
+      <w:pPr>
+        <w:pStyle w:val="BodyText"/>
+        <w:spacing w:before="120"/>
+      </w:pPr>
+      <w:r>
+        <w:rPr>
+          <w:rFonts w:hint="eastAsia" w:ascii="Times New Roman" w:hAnsi="Times New Roman" w:eastAsia="FangSong" w:cs="Times New Roman"/>
+          <w:b/>
+          <w:bCs/>
+        </w:rPr>
+        <w:t xml:space="preserve">两条铁律</w:t>
+      </w:r>
+      <w:r>
+        <w:rPr>
+          <w:rFonts w:hint="eastAsia" w:ascii="Times New Roman" w:hAnsi="Times New Roman" w:eastAsia="Times New Roman" w:cs="Times New Roman"/>
+        </w:rPr>
+        <w:t>：①</w:t>
+      </w:r>
+      <w:r>
+        <w:rPr>
+          <w:rFonts w:hint="eastAsia" w:ascii="Times New Roman" w:hAnsi="Times New Roman" w:eastAsia="FangSong" w:cs="Times New Roman"/>
+        </w:rPr>
+        <w:t>只有同量纲的量能相加减</w:t>
+      </w:r>
+      <w:r>
+        <w:rPr>
+          <w:rFonts w:hint="eastAsia" w:ascii="Times New Roman" w:hAnsi="Times New Roman" w:eastAsia="Times New Roman" w:cs="Times New Roman"/>
+        </w:rPr>
+        <w:t>；②</w:t>
+      </w:r>
+      <m:oMath>
+        <m:r>
+          <m:rPr>
+            <m:sty m:val="p"/>
+          </m:rPr>
+          <m:t>ln</m:t>
+        </m:r>
+      </m:oMath>
+      <w:r>
+        <w:rPr>
+          <w:rFonts w:ascii="Times New Roman" w:hAnsi="Times New Roman" w:eastAsia="Times New Roman" w:cs="Times New Roman"/>
+        </w:rPr>
+        <w:t xml:space="preserve">、</w:t>
+      </w:r>
+      <m:oMath>
+        <m:r>
+          <m:rPr>
+            <m:sty m:val="p"/>
+          </m:rPr>
+          <m:t>exp</m:t>
+        </m:r>
+      </m:oMath>
+      <w:r>
+        <w:rPr>
+          <w:rFonts w:ascii="Times New Roman" w:hAnsi="Times New Roman" w:eastAsia="Times New Roman" w:cs="Times New Roman"/>
+        </w:rPr>
+        <w:t xml:space="preserve">、</w:t>
+      </w:r>
+      <m:oMath>
+        <m:r>
+          <m:rPr>
+            <m:sty m:val="p"/>
+          </m:rPr>
+          <m:t>sin</m:t>
+        </m:r>
+      </m:oMath>
+      <w:r>
+        <w:rPr>
+          <w:rFonts w:ascii="Times New Roman" w:hAnsi="Times New Roman" w:eastAsia="Times New Roman" w:cs="Times New Roman"/>
+        </w:rPr>
+        <w:t xml:space="preserve"> </w:t>
+      </w:r>
+      <w:r>
+        <w:rPr>
+          <w:rFonts w:hint="eastAsia" w:ascii="Times New Roman" w:hAnsi="Times New Roman" w:eastAsia="FangSong" w:cs="Times New Roman"/>
+        </w:rPr>
+        <w:t xml:space="preserve">的自变量</w:t>
+      </w:r>
+      <w:r>
+        <w:rPr>
+          <w:rFonts w:hint="eastAsia" w:ascii="Times New Roman" w:hAnsi="Times New Roman" w:eastAsia="FangSong" w:cs="Times New Roman"/>
+          <w:b/>
+          <w:bCs/>
+        </w:rPr>
+        <w:t xml:space="preserve">必须无量纲</w:t>
+      </w:r>
+      <w:r>
+        <w:rPr>
+          <w:rFonts w:ascii="Times New Roman" w:hAnsi="Times New Roman" w:eastAsia="Times New Roman" w:cs="Times New Roman"/>
+        </w:rPr>
+        <w:t xml:space="preserve">。</w:t>
+      </w:r>
+    </w:p>
+    <w:p>
+      <w:pPr>
+        <w:pStyle w:val="BodyText"/>
+      </w:pPr>
+      <w:r>
+        <w:rPr>
+          <w:rFonts w:hint="eastAsia" w:ascii="Times New Roman" w:hAnsi="Times New Roman" w:eastAsia="FangSong" w:cs="Times New Roman"/>
+          <w:b/>
+          <w:bCs/>
+        </w:rPr>
+        <w:t xml:space="preserve">估算四法</w:t>
+      </w:r>
+      <w:r>
+        <w:rPr>
+          <w:rFonts w:hint="eastAsia" w:ascii="Times New Roman" w:hAnsi="Times New Roman" w:eastAsia="Times New Roman" w:cs="Times New Roman"/>
+        </w:rPr>
+        <w:t>：</w:t>
+      </w:r>
+      <w:r>
+        <w:rPr>
+          <w:rFonts w:hint="eastAsia" w:ascii="Times New Roman" w:hAnsi="Times New Roman" w:eastAsia="FangSong" w:cs="Times New Roman"/>
+        </w:rPr>
+        <w:t>一位有效数字</w:t>
+      </w:r>
+      <w:r>
+        <w:rPr>
+          <w:rFonts w:ascii="Times New Roman" w:hAnsi="Times New Roman" w:eastAsia="Times New Roman" w:cs="Times New Roman"/>
+        </w:rPr>
+        <w:t xml:space="preserve"> / </w:t>
+      </w:r>
+      <w:r>
+        <w:rPr>
+          <w:rFonts w:hint="eastAsia" w:ascii="Times New Roman" w:hAnsi="Times New Roman" w:eastAsia="FangSong" w:cs="Times New Roman"/>
+        </w:rPr>
+        <w:t xml:space="preserve">上下界夹逼</w:t>
+      </w:r>
+      <w:r>
+        <w:rPr>
+          <w:rFonts w:ascii="Times New Roman" w:hAnsi="Times New Roman" w:eastAsia="Times New Roman" w:cs="Times New Roman"/>
+        </w:rPr>
+        <w:t xml:space="preserve"> / </w:t>
+      </w:r>
+      <w:r>
+        <w:rPr>
+          <w:rFonts w:hint="eastAsia" w:ascii="Times New Roman" w:hAnsi="Times New Roman" w:eastAsia="FangSong" w:cs="Times New Roman"/>
+        </w:rPr>
+        <w:t xml:space="preserve">对数化</w:t>
+      </w:r>
+      <w:r>
+        <w:rPr>
+          <w:rFonts w:ascii="Times New Roman" w:hAnsi="Times New Roman" w:eastAsia="Times New Roman" w:cs="Times New Roman"/>
+        </w:rPr>
+        <w:t xml:space="preserve"> / </w:t>
+      </w:r>
+      <w:r>
+        <w:rPr>
+          <w:rFonts w:hint="eastAsia" w:ascii="Times New Roman" w:hAnsi="Times New Roman" w:eastAsia="FangSong" w:cs="Times New Roman"/>
+        </w:rPr>
+        <w:t>分解</w:t>
+      </w:r>
+      <w:r>
+        <w:rPr>
+          <w:rFonts w:hint="eastAsia" w:ascii="Times New Roman" w:hAnsi="Times New Roman" w:eastAsia="Times New Roman" w:cs="Times New Roman"/>
+        </w:rPr>
+        <w:t>（Fermi）。</w:t>
+      </w:r>
+    </w:p>
+    <w:p>
+      <w:pPr>
+        <w:spacing w:before="160" w:after="80"/>
+      </w:pPr>
+      <w:r>
+        <w:pict>
+          <v:rect style="width:0;height:1.5pt" o:hralign="center" o:hrstd="t" o:hr="t"/>
+        </w:pict>
+      </w:r>
+    </w:p>
+    <w:bookmarkEnd w:id="19"/>
+    <w:bookmarkStart w:id="20" w:name="九易错清单按出现频率排序"/>
+    <w:p>
+      <w:pPr>
+        <w:pStyle w:val="Heading2"/>
+        <w:spacing w:before="280" w:after="120"/>
+      </w:pPr>
+      <w:r>
+        <w:rPr>
+          <w:rFonts w:hint="eastAsia" w:ascii="Times New Roman" w:hAnsi="Times New Roman" w:eastAsia="SimHei" w:cs="Times New Roman"/>
+        </w:rPr>
+        <w:t>九</w:t>
+      </w:r>
+      <w:r>
+        <w:rPr>
+          <w:rFonts w:hint="eastAsia" w:ascii="Times New Roman" w:hAnsi="Times New Roman" w:eastAsia="Times New Roman" w:cs="Times New Roman"/>
+        </w:rPr>
+        <w:t>、</w:t>
+      </w:r>
+      <w:r>
+        <w:rPr>
+          <w:rFonts w:hint="eastAsia" w:ascii="Times New Roman" w:hAnsi="Times New Roman" w:eastAsia="SimHei" w:cs="Times New Roman"/>
+        </w:rPr>
+        <w:t>易错清单</w:t>
+      </w:r>
+      <w:r>
+        <w:rPr>
+          <w:rFonts w:hint="eastAsia" w:ascii="Times New Roman" w:hAnsi="Times New Roman" w:eastAsia="Times New Roman" w:cs="Times New Roman"/>
+        </w:rPr>
+        <w:t>（</w:t>
+      </w:r>
+      <w:r>
+        <w:rPr>
+          <w:rFonts w:hint="eastAsia" w:ascii="Times New Roman" w:hAnsi="Times New Roman" w:eastAsia="SimHei" w:cs="Times New Roman"/>
+        </w:rPr>
+        <w:t>按出现频率排序</w:t>
+      </w:r>
+      <w:r>
+        <w:rPr>
+          <w:rFonts w:hint="eastAsia" w:ascii="Times New Roman" w:hAnsi="Times New Roman" w:eastAsia="Times New Roman" w:cs="Times New Roman"/>
+        </w:rPr>
+        <w:t>）</w:t>
+      </w:r>
+    </w:p>
+    <w:p>
+      <w:pPr>
+        <w:pStyle w:val="Compact"/>
+        <w:numPr>
+          <w:ilvl w:val="0"/>
+          <w:numId w:val="1003"/>
+        </w:numPr>
+      </w:pPr>
+      <m:oMath>
+        <m:r>
+          <m:rPr>
+            <m:sty m:val="p"/>
+          </m:rPr>
+          <m:t>ln</m:t>
+        </m:r>
+        <m:r>
+          <m:t>p</m:t>
+        </m:r>
+      </m:oMath>
+      <w:r>
+        <w:rPr>
+          <w:rFonts w:ascii="Times New Roman" w:hAnsi="Times New Roman" w:eastAsia="Times New Roman" w:cs="Times New Roman"/>
+        </w:rPr>
+        <w:t xml:space="preserve"> </w:t>
+      </w:r>
+      <w:r>
+        <w:rPr>
+          <w:rFonts w:hint="eastAsia" w:ascii="Times New Roman" w:hAnsi="Times New Roman" w:eastAsia="FangSong" w:cs="Times New Roman"/>
+        </w:rPr>
+        <w:t xml:space="preserve">非法</w:t>
+      </w:r>
+      <w:r>
+        <w:rPr>
+          <w:rFonts w:ascii="Times New Roman" w:hAnsi="Times New Roman" w:eastAsia="Times New Roman" w:cs="Times New Roman"/>
+        </w:rPr>
+        <w:t xml:space="preserve"> → </w:t>
+      </w:r>
+      <w:r>
+        <w:rPr>
+          <w:rFonts w:hint="eastAsia" w:ascii="Times New Roman" w:hAnsi="Times New Roman" w:eastAsia="FangSong" w:cs="Times New Roman"/>
+        </w:rPr>
+        <w:t xml:space="preserve">写</w:t>
+      </w:r>
+      <w:r>
+        <w:rPr>
+          <w:rFonts w:ascii="Times New Roman" w:hAnsi="Times New Roman" w:eastAsia="Times New Roman" w:cs="Times New Roman"/>
+        </w:rPr>
+        <w:t xml:space="preserve"> </w:t>
+      </w:r>
+      <m:oMath>
+        <m:oMathPr>
+          <m:ctrlPr>
+            <w:rPr>
+              <w:sz w:val="28"/>
+              <w:szCs w:val="28"/>
+            </w:rPr>
+          </m:ctrlPr>
+        </m:oMathPr>
+        <m:r>
+          <m:rPr>
+            <m:sty m:val="p"/>
+          </m:rPr>
+          <m:t>ln</m:t>
+        </m:r>
+        <m:r>
+          <m:rPr>
+            <m:sty m:val="p"/>
+          </m:rPr>
+          <m:t>(</m:t>
+        </m:r>
+        <m:r>
+          <m:t>p</m:t>
+        </m:r>
+        <m:r>
+          <m:rPr>
+            <m:sty m:val="p"/>
+          </m:rPr>
+          <m:t>/</m:t>
+        </m:r>
+        <m:sSup>
+          <m:e>
+            <m:r>
+              <m:t>p</m:t>
+            </m:r>
+          </m:e>
+          <m:sup>
+            <m:r>
+              <m:t>θ</m:t>
+            </m:r>
+          </m:sup>
+        </m:sSup>
+        <m:r>
+          <m:rPr>
+            <m:sty m:val="p"/>
+          </m:rPr>
+          <m:t>)</m:t>
+        </m:r>
+      </m:oMath>
+      <w:r>
+        <w:rPr>
+          <w:rFonts w:ascii="Times New Roman" w:hAnsi="Times New Roman" w:eastAsia="Times New Roman" w:cs="Times New Roman"/>
+        </w:rPr>
+        <w:t xml:space="preserve">。</w:t>
+      </w:r>
+    </w:p>
+    <w:p>
+      <w:pPr>
+        <w:pStyle w:val="Compact"/>
+        <w:numPr>
+          <w:ilvl w:val="0"/>
+          <w:numId w:val="1003"/>
+        </w:numPr>
+      </w:pPr>
+      <m:oMath>
+        <m:r>
+          <m:t>A</m:t>
+        </m:r>
+      </m:oMath>
+      <w:r>
+        <w:rPr>
+          <w:rFonts w:ascii="Times New Roman" w:hAnsi="Times New Roman" w:eastAsia="Times New Roman" w:cs="Times New Roman"/>
+        </w:rPr>
+        <w:t xml:space="preserve"> </w:t>
+      </w:r>
+      <w:r>
+        <w:rPr>
+          <w:rFonts w:hint="eastAsia" w:ascii="Times New Roman" w:hAnsi="Times New Roman" w:eastAsia="FangSong" w:cs="Times New Roman"/>
+        </w:rPr>
+        <w:t xml:space="preserve">与</w:t>
+      </w:r>
+      <w:r>
+        <w:rPr>
+          <w:rFonts w:ascii="Times New Roman" w:hAnsi="Times New Roman" w:eastAsia="Times New Roman" w:cs="Times New Roman"/>
+        </w:rPr>
+        <w:t xml:space="preserve"> </w:t>
+      </w:r>
+      <m:oMath>
+        <m:r>
+          <m:t>k</m:t>
+        </m:r>
+      </m:oMath>
+      <w:r>
+        <w:rPr>
+          <w:rFonts w:ascii="Times New Roman" w:hAnsi="Times New Roman" w:eastAsia="Times New Roman" w:cs="Times New Roman"/>
+        </w:rPr>
+        <w:t xml:space="preserve"> </w:t>
+      </w:r>
+      <w:r>
+        <w:rPr>
+          <w:rFonts w:hint="eastAsia" w:ascii="Times New Roman" w:hAnsi="Times New Roman" w:eastAsia="FangSong" w:cs="Times New Roman"/>
+        </w:rPr>
+        <w:t>单位不一致</w:t>
+      </w:r>
+      <w:r>
+        <w:rPr>
+          <w:rFonts w:hint="eastAsia" w:ascii="Times New Roman" w:hAnsi="Times New Roman" w:eastAsia="Times New Roman" w:cs="Times New Roman"/>
+        </w:rPr>
+        <w:t>（Arrhenius）。</w:t>
+      </w:r>
+    </w:p>
+    <w:p>
+      <w:pPr>
+        <w:pStyle w:val="Compact"/>
+        <w:numPr>
+          <w:ilvl w:val="0"/>
+          <w:numId w:val="1003"/>
+        </w:numPr>
+      </w:pPr>
+      <m:oMath>
+        <m:oMathPr>
+          <m:ctrlPr>
+            <w:rPr>
+              <w:sz w:val="28"/>
+              <w:szCs w:val="28"/>
+            </w:rPr>
+          </m:ctrlPr>
+        </m:oMathPr>
+        <m:r>
           <m:rPr>
             <m:sty m:val="p"/>
           </m:rPr>
@@ -13376,7 +15435,7 @@
         <w:pStyle w:val="Compact"/>
         <w:numPr>
           <w:ilvl w:val="0"/>
-          <w:numId w:val="1001"/>
+          <w:numId w:val="1003"/>
         </w:numPr>
       </w:pPr>
       <w:r>
@@ -13492,7 +15551,7 @@
         <w:pStyle w:val="Compact"/>
         <w:numPr>
           <w:ilvl w:val="0"/>
-          <w:numId w:val="1001"/>
+          <w:numId w:val="1003"/>
         </w:numPr>
       </w:pPr>
       <w:r>
@@ -13586,7 +15645,7 @@
         <w:pStyle w:val="Compact"/>
         <w:numPr>
           <w:ilvl w:val="0"/>
-          <w:numId w:val="1001"/>
+          <w:numId w:val="1003"/>
         </w:numPr>
       </w:pPr>
       <w:r>
@@ -13648,7 +15707,7 @@
         <w:pStyle w:val="Compact"/>
         <w:numPr>
           <w:ilvl w:val="0"/>
-          <w:numId w:val="1001"/>
+          <w:numId w:val="1003"/>
         </w:numPr>
       </w:pPr>
       <w:r>
@@ -13853,7 +15912,7 @@
         <w:pStyle w:val="Compact"/>
         <w:numPr>
           <w:ilvl w:val="0"/>
-          <w:numId w:val="1001"/>
+          <w:numId w:val="1003"/>
         </w:numPr>
       </w:pPr>
       <w:r>
@@ -13928,7 +15987,7 @@
         <w:pStyle w:val="Compact"/>
         <w:numPr>
           <w:ilvl w:val="0"/>
-          <w:numId w:val="1001"/>
+          <w:numId w:val="1003"/>
         </w:numPr>
       </w:pPr>
       <w:r>
@@ -13967,7 +16026,7 @@
         <w:pStyle w:val="Compact"/>
         <w:numPr>
           <w:ilvl w:val="0"/>
-          <w:numId w:val="1001"/>
+          <w:numId w:val="1003"/>
         </w:numPr>
       </w:pPr>
       <w:r>
@@ -14573,13 +16632,37 @@
         </w:rPr>
         <w:t>、Stirling、</w:t>
       </w:r>
-      <w:r>
-        <w:rPr>
-          <w:rStyle w:val="VerbatimChar"/>
-          <w:rFonts w:ascii="Times New Roman" w:hAnsi="Times New Roman" w:eastAsia="Times New Roman" w:cs="Times New Roman"/>
-        </w:rPr>
-        <w:t xml:space="preserve">S=k\ln W</w:t>
-      </w:r>
+      <m:oMath>
+        <m:oMathPr>
+          <m:ctrlPr>
+            <w:rPr>
+              <w:sz w:val="28"/>
+              <w:szCs w:val="28"/>
+            </w:rPr>
+          </m:ctrlPr>
+        </m:oMathPr>
+        <m:r>
+          <m:t>S</m:t>
+        </m:r>
+        <m:r>
+          <m:rPr>
+            <m:sty m:val="p"/>
+          </m:rPr>
+          <m:t>=</m:t>
+        </m:r>
+        <m:r>
+          <m:t>k</m:t>
+        </m:r>
+        <m:r>
+          <m:rPr>
+            <m:sty m:val="p"/>
+          </m:rPr>
+          <m:t>ln</m:t>
+        </m:r>
+        <m:r>
+          <m:t>W</m:t>
+        </m:r>
+      </m:oMath>
       <w:r>
         <w:rPr>
           <w:rFonts w:ascii="Times New Roman" w:hAnsi="Times New Roman" w:eastAsia="Times New Roman" w:cs="Times New Roman"/>
@@ -14765,6 +16848,109 @@
       <w:pPr>
         <w:ind w:left="6480" w:hanging="360"/>
       </w:pPr>
+    </w:lvl>
+  </w:abstractNum>
+  <w:abstractNum w:abstractNumId="991">
+    <w:nsid w:val="0000A991"/>
+    <w:multiLevelType w:val="multilevel"/>
+    <w:lvl w:ilvl="0">
+      <w:numFmt w:val="bullet"/>
+      <w:lvlText w:val=""/>
+      <w:lvlJc w:val="left"/>
+      <w:pPr>
+        <w:ind w:left="720" w:hanging="360"/>
+      </w:pPr>
+      <w:rPr>
+        <w:rFonts w:ascii="Symbol" w:hAnsi="Symbol" w:cs="Symbol" w:hint="default"/>
+      </w:rPr>
+    </w:lvl>
+    <w:lvl w:ilvl="1">
+      <w:numFmt w:val="bullet"/>
+      <w:lvlText w:val="o"/>
+      <w:lvlJc w:val="left"/>
+      <w:pPr>
+        <w:ind w:left="1440" w:hanging="360"/>
+      </w:pPr>
+      <w:rPr>
+        <w:rFonts w:ascii="Courier New" w:hAnsi="Courier New" w:cs="Courier New" w:hint="default"/>
+      </w:rPr>
+    </w:lvl>
+    <w:lvl w:ilvl="2">
+      <w:numFmt w:val="bullet"/>
+      <w:lvlText w:val=""/>
+      <w:lvlJc w:val="left"/>
+      <w:pPr>
+        <w:ind w:left="2160" w:hanging="360"/>
+      </w:pPr>
+      <w:rPr>
+        <w:rFonts w:ascii="Wingdings" w:hAnsi="Wingdings" w:cs="Wingdings" w:hint="default"/>
+      </w:rPr>
+    </w:lvl>
+    <w:lvl w:ilvl="3">
+      <w:numFmt w:val="bullet"/>
+      <w:lvlText w:val=""/>
+      <w:lvlJc w:val="left"/>
+      <w:pPr>
+        <w:ind w:left="2880" w:hanging="360"/>
+      </w:pPr>
+      <w:rPr>
+        <w:rFonts w:ascii="Symbol" w:hAnsi="Symbol" w:cs="Symbol" w:hint="default"/>
+      </w:rPr>
+    </w:lvl>
+    <w:lvl w:ilvl="4">
+      <w:numFmt w:val="bullet"/>
+      <w:lvlText w:val="o"/>
+      <w:lvlJc w:val="left"/>
+      <w:pPr>
+        <w:ind w:left="3600" w:hanging="360"/>
+      </w:pPr>
+      <w:rPr>
+        <w:rFonts w:ascii="Courier New" w:hAnsi="Courier New" w:cs="Courier New" w:hint="default"/>
+      </w:rPr>
+    </w:lvl>
+    <w:lvl w:ilvl="5">
+      <w:numFmt w:val="bullet"/>
+      <w:lvlText w:val=""/>
+      <w:lvlJc w:val="left"/>
+      <w:pPr>
+        <w:ind w:left="4320" w:hanging="360"/>
+      </w:pPr>
+      <w:rPr>
+        <w:rFonts w:ascii="Wingdings" w:hAnsi="Wingdings" w:cs="Wingdings" w:hint="default"/>
+      </w:rPr>
+    </w:lvl>
+    <w:lvl w:ilvl="6">
+      <w:numFmt w:val="bullet"/>
+      <w:lvlText w:val=""/>
+      <w:lvlJc w:val="left"/>
+      <w:pPr>
+        <w:ind w:left="5040" w:hanging="360"/>
+      </w:pPr>
+      <w:rPr>
+        <w:rFonts w:ascii="Symbol" w:hAnsi="Symbol" w:cs="Symbol" w:hint="default"/>
+      </w:rPr>
+    </w:lvl>
+    <w:lvl w:ilvl="7">
+      <w:numFmt w:val="bullet"/>
+      <w:lvlText w:val="o"/>
+      <w:lvlJc w:val="left"/>
+      <w:pPr>
+        <w:ind w:left="5760" w:hanging="360"/>
+      </w:pPr>
+      <w:rPr>
+        <w:rFonts w:ascii="Courier New" w:hAnsi="Courier New" w:cs="Courier New" w:hint="default"/>
+      </w:rPr>
+    </w:lvl>
+    <w:lvl w:ilvl="8">
+      <w:numFmt w:val="bullet"/>
+      <w:lvlText w:val=""/>
+      <w:lvlJc w:val="left"/>
+      <w:pPr>
+        <w:ind w:left="6480" w:hanging="360"/>
+      </w:pPr>
+      <w:rPr>
+        <w:rFonts w:ascii="Wingdings" w:hAnsi="Wingdings" w:cs="Wingdings" w:hint="default"/>
+      </w:rPr>
     </w:lvl>
   </w:abstractNum>
   <w:abstractNum w:abstractNumId="99411">
@@ -14856,6 +17042,12 @@
     <w:abstractNumId w:val="990"/>
   </w:num>
   <w:num w:numId="1001">
+    <w:abstractNumId w:val="991"/>
+  </w:num>
+  <w:num w:numId="1002">
+    <w:abstractNumId w:val="991"/>
+  </w:num>
+  <w:num w:numId="1003">
     <w:abstractNumId w:val="99411"/>
     <w:lvlOverride w:ilvl="0">
       <w:startOverride w:val="1"/>

--- a/06-学生侧材料/讲义/数学工具/数学工具-附录-数学符号速查卡.docx
+++ b/06-学生侧材料/讲义/数学工具/数学工具-附录-数学符号速查卡.docx
@@ -11402,166 +11402,551 @@
     </w:p>
     <w:p>
       <w:pPr>
-        <w:pStyle w:val="SourceCode"/>
+        <w:pStyle w:val="BodyText"/>
       </w:pPr>
-      <w:r>
-        <w:rPr>
-          <w:rStyle w:val="VerbatimChar"/>
-          <w:rFonts w:ascii="Times New Roman" w:hAnsi="Times New Roman" w:eastAsia="Times New Roman" w:cs="Times New Roman"/>
-        </w:rPr>
-        <w:t xml:space="preserve">(∂T/∂V)_S = −(∂p/∂S)_V        </w:t>
-      </w:r>
-      <w:r>
-        <w:rPr>
-          <w:rStyle w:val="VerbatimChar"/>
-          <w:rFonts w:hint="eastAsia" w:ascii="Times New Roman" w:hAnsi="Times New Roman" w:eastAsia="Times New Roman" w:cs="Times New Roman"/>
-        </w:rPr>
-        <w:t>（</w:t>
-      </w:r>
-      <w:r>
-        <w:rPr>
-          <w:rStyle w:val="VerbatimChar"/>
-          <w:rFonts w:hint="eastAsia" w:ascii="Times New Roman" w:hAnsi="Times New Roman" w:eastAsia="FangSong" w:cs="Times New Roman"/>
-        </w:rPr>
-        <w:t>由</w:t>
-      </w:r>
-      <w:r>
-        <w:rPr>
-          <w:rStyle w:val="VerbatimChar"/>
-          <w:rFonts w:ascii="Times New Roman" w:hAnsi="Times New Roman" w:eastAsia="Times New Roman" w:cs="Times New Roman"/>
-        </w:rPr>
-        <w:t xml:space="preserve"> </w:t>
-      </w:r>
-      <w:r>
-        <w:rPr>
-          <w:rStyle w:val="VerbatimChar"/>
-          <w:rFonts w:hint="eastAsia" w:ascii="Times New Roman" w:hAnsi="Times New Roman" w:eastAsia="Times New Roman" w:cs="Times New Roman"/>
-        </w:rPr>
-        <w:t xml:space="preserve">dU）</w:t>
-      </w:r>
-      <w:r>
-        <w:rPr>
-          <w:rFonts w:ascii="Times New Roman" w:hAnsi="Times New Roman" w:eastAsia="Times New Roman" w:cs="Times New Roman"/>
-        </w:rPr>
-        <w:br/>
-      </w:r>
-      <w:r>
-        <w:rPr>
-          <w:rStyle w:val="VerbatimChar"/>
-          <w:rFonts w:ascii="Times New Roman" w:hAnsi="Times New Roman" w:eastAsia="Times New Roman" w:cs="Times New Roman"/>
-        </w:rPr>
-        <w:t xml:space="preserve">(∂T/∂p)_S =  (∂V/∂S)_p        </w:t>
-      </w:r>
-      <w:r>
-        <w:rPr>
-          <w:rStyle w:val="VerbatimChar"/>
-          <w:rFonts w:hint="eastAsia" w:ascii="Times New Roman" w:hAnsi="Times New Roman" w:eastAsia="Times New Roman" w:cs="Times New Roman"/>
-        </w:rPr>
-        <w:t>（</w:t>
-      </w:r>
-      <w:r>
-        <w:rPr>
-          <w:rStyle w:val="VerbatimChar"/>
-          <w:rFonts w:hint="eastAsia" w:ascii="Times New Roman" w:hAnsi="Times New Roman" w:eastAsia="FangSong" w:cs="Times New Roman"/>
-        </w:rPr>
-        <w:t>由</w:t>
-      </w:r>
-      <w:r>
-        <w:rPr>
-          <w:rStyle w:val="VerbatimChar"/>
-          <w:rFonts w:ascii="Times New Roman" w:hAnsi="Times New Roman" w:eastAsia="Times New Roman" w:cs="Times New Roman"/>
-        </w:rPr>
-        <w:t xml:space="preserve"> </w:t>
-      </w:r>
-      <w:r>
-        <w:rPr>
-          <w:rStyle w:val="VerbatimChar"/>
-          <w:rFonts w:hint="eastAsia" w:ascii="Times New Roman" w:hAnsi="Times New Roman" w:eastAsia="Times New Roman" w:cs="Times New Roman"/>
-        </w:rPr>
-        <w:t xml:space="preserve">dH）</w:t>
-      </w:r>
-      <w:r>
-        <w:rPr>
-          <w:rFonts w:ascii="Times New Roman" w:hAnsi="Times New Roman" w:eastAsia="Times New Roman" w:cs="Times New Roman"/>
-        </w:rPr>
-        <w:br/>
-      </w:r>
-      <w:r>
-        <w:rPr>
-          <w:rStyle w:val="VerbatimChar"/>
-          <w:rFonts w:ascii="Times New Roman" w:hAnsi="Times New Roman" w:eastAsia="Times New Roman" w:cs="Times New Roman"/>
-        </w:rPr>
-        <w:t xml:space="preserve">(∂S/∂V)_T =  (∂p/∂T)_V        </w:t>
-      </w:r>
-      <w:r>
-        <w:rPr>
-          <w:rStyle w:val="VerbatimChar"/>
-          <w:rFonts w:hint="eastAsia" w:ascii="Times New Roman" w:hAnsi="Times New Roman" w:eastAsia="Times New Roman" w:cs="Times New Roman"/>
-        </w:rPr>
-        <w:t>（</w:t>
-      </w:r>
-      <w:r>
-        <w:rPr>
-          <w:rStyle w:val="VerbatimChar"/>
-          <w:rFonts w:hint="eastAsia" w:ascii="Times New Roman" w:hAnsi="Times New Roman" w:eastAsia="FangSong" w:cs="Times New Roman"/>
-        </w:rPr>
-        <w:t>由</w:t>
-      </w:r>
-      <w:r>
-        <w:rPr>
-          <w:rStyle w:val="VerbatimChar"/>
-          <w:rFonts w:ascii="Times New Roman" w:hAnsi="Times New Roman" w:eastAsia="Times New Roman" w:cs="Times New Roman"/>
-        </w:rPr>
-        <w:t xml:space="preserve"> </w:t>
-      </w:r>
-      <w:r>
-        <w:rPr>
-          <w:rStyle w:val="VerbatimChar"/>
-          <w:rFonts w:hint="eastAsia" w:ascii="Times New Roman" w:hAnsi="Times New Roman" w:eastAsia="Times New Roman" w:cs="Times New Roman"/>
-        </w:rPr>
-        <w:t xml:space="preserve">dA）</w:t>
-      </w:r>
-      <w:r>
-        <w:rPr>
-          <w:rFonts w:ascii="Times New Roman" w:hAnsi="Times New Roman" w:eastAsia="Times New Roman" w:cs="Times New Roman"/>
-        </w:rPr>
-        <w:br/>
-      </w:r>
-      <w:r>
-        <w:rPr>
-          <w:rStyle w:val="VerbatimChar"/>
-          <w:rFonts w:ascii="Times New Roman" w:hAnsi="Times New Roman" w:eastAsia="Times New Roman" w:cs="Times New Roman"/>
-        </w:rPr>
-        <w:t xml:space="preserve">(∂S/∂p)_T = −(∂V/∂T)_p        </w:t>
-      </w:r>
-      <w:r>
-        <w:rPr>
-          <w:rStyle w:val="VerbatimChar"/>
-          <w:rFonts w:hint="eastAsia" w:ascii="Times New Roman" w:hAnsi="Times New Roman" w:eastAsia="Times New Roman" w:cs="Times New Roman"/>
-        </w:rPr>
-        <w:t>（</w:t>
-      </w:r>
-      <w:r>
-        <w:rPr>
-          <w:rStyle w:val="VerbatimChar"/>
-          <w:rFonts w:hint="eastAsia" w:ascii="Times New Roman" w:hAnsi="Times New Roman" w:eastAsia="FangSong" w:cs="Times New Roman"/>
-        </w:rPr>
-        <w:t>由</w:t>
-      </w:r>
-      <w:r>
-        <w:rPr>
-          <w:rStyle w:val="VerbatimChar"/>
-          <w:rFonts w:ascii="Times New Roman" w:hAnsi="Times New Roman" w:eastAsia="Times New Roman" w:cs="Times New Roman"/>
-        </w:rPr>
-        <w:t xml:space="preserve"> </w:t>
-      </w:r>
-      <w:r>
-        <w:rPr>
-          <w:rStyle w:val="VerbatimChar"/>
-          <w:rFonts w:hint="eastAsia" w:ascii="Times New Roman" w:hAnsi="Times New Roman" w:eastAsia="Times New Roman" w:cs="Times New Roman"/>
-        </w:rPr>
-        <w:t xml:space="preserve">dG）</w:t>
-      </w:r>
+      <m:oMathPara>
+        <m:oMathParaPr>
+          <m:jc m:val="center"/>
+          <m:ctrlPr>
+            <w:rPr>
+              <w:sz w:val="28"/>
+              <w:szCs w:val="28"/>
+            </w:rPr>
+          </m:ctrlPr>
+        </m:oMathParaPr>
+        <m:oMath>
+          <m:eqArr>
+            <m:e>
+              <m:sSub>
+                <m:e>
+                  <m:d>
+                    <m:dPr>
+                      <m:begChr m:val="("/>
+                      <m:sepChr m:val=""/>
+                      <m:endChr m:val=")"/>
+                      <m:grow/>
+                    </m:dPr>
+                    <m:e>
+                      <m:f>
+                        <m:fPr>
+                          <m:type m:val="bar"/>
+                        </m:fPr>
+                        <m:num>
+                          <m:r>
+                            <m:rPr>
+                              <m:sty m:val="p"/>
+                            </m:rPr>
+                            <m:t>∂</m:t>
+                          </m:r>
+                          <m:r>
+                            <m:t>T</m:t>
+                          </m:r>
+                        </m:num>
+                        <m:den>
+                          <m:r>
+                            <m:rPr>
+                              <m:sty m:val="p"/>
+                            </m:rPr>
+                            <m:t>∂</m:t>
+                          </m:r>
+                          <m:r>
+                            <m:t>V</m:t>
+                          </m:r>
+                        </m:den>
+                      </m:f>
+                    </m:e>
+                  </m:d>
+                </m:e>
+                <m:sub>
+                  <m:r>
+                    <m:t>S</m:t>
+                  </m:r>
+                </m:sub>
+              </m:sSub>
+              <m:r>
+                <m:t>&amp;</m:t>
+              </m:r>
+              <m:r>
+                <m:rPr>
+                  <m:sty m:val="p"/>
+                </m:rPr>
+                <m:t>=</m:t>
+              </m:r>
+              <m:r>
+                <m:rPr>
+                  <m:sty m:val="p"/>
+                </m:rPr>
+                <m:t>−</m:t>
+              </m:r>
+              <m:sSub>
+                <m:e>
+                  <m:d>
+                    <m:dPr>
+                      <m:begChr m:val="("/>
+                      <m:sepChr m:val=""/>
+                      <m:endChr m:val=")"/>
+                      <m:grow/>
+                    </m:dPr>
+                    <m:e>
+                      <m:f>
+                        <m:fPr>
+                          <m:type m:val="bar"/>
+                        </m:fPr>
+                        <m:num>
+                          <m:r>
+                            <m:rPr>
+                              <m:sty m:val="p"/>
+                            </m:rPr>
+                            <m:t>∂</m:t>
+                          </m:r>
+                          <m:r>
+                            <m:t>p</m:t>
+                          </m:r>
+                        </m:num>
+                        <m:den>
+                          <m:r>
+                            <m:rPr>
+                              <m:sty m:val="p"/>
+                            </m:rPr>
+                            <m:t>∂</m:t>
+                          </m:r>
+                          <m:r>
+                            <m:t>S</m:t>
+                          </m:r>
+                        </m:den>
+                      </m:f>
+                    </m:e>
+                  </m:d>
+                </m:e>
+                <m:sub>
+                  <m:r>
+                    <m:t>V</m:t>
+                  </m:r>
+                </m:sub>
+              </m:sSub>
+              <m:r>
+                <m:t>&amp;</m:t>
+              </m:r>
+              <m:r>
+                <m:t>&amp;</m:t>
+              </m:r>
+              <m:r>
+                <m:rPr>
+                  <m:nor/>
+                  <m:sty m:val="p"/>
+                </m:rPr>
+                <m:t>（由 </m:t>
+              </m:r>
+              <m:r>
+                <m:t>d</m:t>
+              </m:r>
+              <m:r>
+                <m:t>U</m:t>
+              </m:r>
+              <m:r>
+                <m:rPr>
+                  <m:nor/>
+                  <m:sty m:val="p"/>
+                </m:rPr>
+                <m:t>）</m:t>
+              </m:r>
+            </m:e>
+            <m:e>
+              <m:sSub>
+                <m:e>
+                  <m:d>
+                    <m:dPr>
+                      <m:begChr m:val="("/>
+                      <m:sepChr m:val=""/>
+                      <m:endChr m:val=")"/>
+                      <m:grow/>
+                    </m:dPr>
+                    <m:e>
+                      <m:f>
+                        <m:fPr>
+                          <m:type m:val="bar"/>
+                        </m:fPr>
+                        <m:num>
+                          <m:r>
+                            <m:rPr>
+                              <m:sty m:val="p"/>
+                            </m:rPr>
+                            <m:t>∂</m:t>
+                          </m:r>
+                          <m:r>
+                            <m:t>T</m:t>
+                          </m:r>
+                        </m:num>
+                        <m:den>
+                          <m:r>
+                            <m:rPr>
+                              <m:sty m:val="p"/>
+                            </m:rPr>
+                            <m:t>∂</m:t>
+                          </m:r>
+                          <m:r>
+                            <m:t>p</m:t>
+                          </m:r>
+                        </m:den>
+                      </m:f>
+                    </m:e>
+                  </m:d>
+                </m:e>
+                <m:sub>
+                  <m:r>
+                    <m:t>S</m:t>
+                  </m:r>
+                </m:sub>
+              </m:sSub>
+              <m:r>
+                <m:t>&amp;</m:t>
+              </m:r>
+              <m:r>
+                <m:rPr>
+                  <m:sty m:val="p"/>
+                </m:rPr>
+                <m:t>=</m:t>
+              </m:r>
+              <m:sSub>
+                <m:e>
+                  <m:d>
+                    <m:dPr>
+                      <m:begChr m:val="("/>
+                      <m:sepChr m:val=""/>
+                      <m:endChr m:val=")"/>
+                      <m:grow/>
+                    </m:dPr>
+                    <m:e>
+                      <m:f>
+                        <m:fPr>
+                          <m:type m:val="bar"/>
+                        </m:fPr>
+                        <m:num>
+                          <m:r>
+                            <m:rPr>
+                              <m:sty m:val="p"/>
+                            </m:rPr>
+                            <m:t>∂</m:t>
+                          </m:r>
+                          <m:r>
+                            <m:t>V</m:t>
+                          </m:r>
+                        </m:num>
+                        <m:den>
+                          <m:r>
+                            <m:rPr>
+                              <m:sty m:val="p"/>
+                            </m:rPr>
+                            <m:t>∂</m:t>
+                          </m:r>
+                          <m:r>
+                            <m:t>S</m:t>
+                          </m:r>
+                        </m:den>
+                      </m:f>
+                    </m:e>
+                  </m:d>
+                </m:e>
+                <m:sub>
+                  <m:r>
+                    <m:t>p</m:t>
+                  </m:r>
+                </m:sub>
+              </m:sSub>
+              <m:r>
+                <m:t>&amp;</m:t>
+              </m:r>
+              <m:r>
+                <m:t>&amp;</m:t>
+              </m:r>
+              <m:r>
+                <m:rPr>
+                  <m:nor/>
+                  <m:sty m:val="p"/>
+                </m:rPr>
+                <m:t>（由 </m:t>
+              </m:r>
+              <m:r>
+                <m:t>d</m:t>
+              </m:r>
+              <m:r>
+                <m:t>H</m:t>
+              </m:r>
+              <m:r>
+                <m:rPr>
+                  <m:nor/>
+                  <m:sty m:val="p"/>
+                </m:rPr>
+                <m:t>）</m:t>
+              </m:r>
+            </m:e>
+            <m:e>
+              <m:sSub>
+                <m:e>
+                  <m:d>
+                    <m:dPr>
+                      <m:begChr m:val="("/>
+                      <m:sepChr m:val=""/>
+                      <m:endChr m:val=")"/>
+                      <m:grow/>
+                    </m:dPr>
+                    <m:e>
+                      <m:f>
+                        <m:fPr>
+                          <m:type m:val="bar"/>
+                        </m:fPr>
+                        <m:num>
+                          <m:r>
+                            <m:rPr>
+                              <m:sty m:val="p"/>
+                            </m:rPr>
+                            <m:t>∂</m:t>
+                          </m:r>
+                          <m:r>
+                            <m:t>S</m:t>
+                          </m:r>
+                        </m:num>
+                        <m:den>
+                          <m:r>
+                            <m:rPr>
+                              <m:sty m:val="p"/>
+                            </m:rPr>
+                            <m:t>∂</m:t>
+                          </m:r>
+                          <m:r>
+                            <m:t>V</m:t>
+                          </m:r>
+                        </m:den>
+                      </m:f>
+                    </m:e>
+                  </m:d>
+                </m:e>
+                <m:sub>
+                  <m:r>
+                    <m:t>T</m:t>
+                  </m:r>
+                </m:sub>
+              </m:sSub>
+              <m:r>
+                <m:t>&amp;</m:t>
+              </m:r>
+              <m:r>
+                <m:rPr>
+                  <m:sty m:val="p"/>
+                </m:rPr>
+                <m:t>=</m:t>
+              </m:r>
+              <m:sSub>
+                <m:e>
+                  <m:d>
+                    <m:dPr>
+                      <m:begChr m:val="("/>
+                      <m:sepChr m:val=""/>
+                      <m:endChr m:val=")"/>
+                      <m:grow/>
+                    </m:dPr>
+                    <m:e>
+                      <m:f>
+                        <m:fPr>
+                          <m:type m:val="bar"/>
+                        </m:fPr>
+                        <m:num>
+                          <m:r>
+                            <m:rPr>
+                              <m:sty m:val="p"/>
+                            </m:rPr>
+                            <m:t>∂</m:t>
+                          </m:r>
+                          <m:r>
+                            <m:t>p</m:t>
+                          </m:r>
+                        </m:num>
+                        <m:den>
+                          <m:r>
+                            <m:rPr>
+                              <m:sty m:val="p"/>
+                            </m:rPr>
+                            <m:t>∂</m:t>
+                          </m:r>
+                          <m:r>
+                            <m:t>T</m:t>
+                          </m:r>
+                        </m:den>
+                      </m:f>
+                    </m:e>
+                  </m:d>
+                </m:e>
+                <m:sub>
+                  <m:r>
+                    <m:t>V</m:t>
+                  </m:r>
+                </m:sub>
+              </m:sSub>
+              <m:r>
+                <m:t>&amp;</m:t>
+              </m:r>
+              <m:r>
+                <m:t>&amp;</m:t>
+              </m:r>
+              <m:r>
+                <m:rPr>
+                  <m:nor/>
+                  <m:sty m:val="p"/>
+                </m:rPr>
+                <m:t>（由 </m:t>
+              </m:r>
+              <m:r>
+                <m:t>d</m:t>
+              </m:r>
+              <m:r>
+                <m:t>A</m:t>
+              </m:r>
+              <m:r>
+                <m:rPr>
+                  <m:nor/>
+                  <m:sty m:val="p"/>
+                </m:rPr>
+                <m:t>）</m:t>
+              </m:r>
+            </m:e>
+            <m:e>
+              <m:sSub>
+                <m:e>
+                  <m:d>
+                    <m:dPr>
+                      <m:begChr m:val="("/>
+                      <m:sepChr m:val=""/>
+                      <m:endChr m:val=")"/>
+                      <m:grow/>
+                    </m:dPr>
+                    <m:e>
+                      <m:f>
+                        <m:fPr>
+                          <m:type m:val="bar"/>
+                        </m:fPr>
+                        <m:num>
+                          <m:r>
+                            <m:rPr>
+                              <m:sty m:val="p"/>
+                            </m:rPr>
+                            <m:t>∂</m:t>
+                          </m:r>
+                          <m:r>
+                            <m:t>S</m:t>
+                          </m:r>
+                        </m:num>
+                        <m:den>
+                          <m:r>
+                            <m:rPr>
+                              <m:sty m:val="p"/>
+                            </m:rPr>
+                            <m:t>∂</m:t>
+                          </m:r>
+                          <m:r>
+                            <m:t>p</m:t>
+                          </m:r>
+                        </m:den>
+                      </m:f>
+                    </m:e>
+                  </m:d>
+                </m:e>
+                <m:sub>
+                  <m:r>
+                    <m:t>T</m:t>
+                  </m:r>
+                </m:sub>
+              </m:sSub>
+              <m:r>
+                <m:t>&amp;</m:t>
+              </m:r>
+              <m:r>
+                <m:rPr>
+                  <m:sty m:val="p"/>
+                </m:rPr>
+                <m:t>=</m:t>
+              </m:r>
+              <m:r>
+                <m:rPr>
+                  <m:sty m:val="p"/>
+                </m:rPr>
+                <m:t>−</m:t>
+              </m:r>
+              <m:sSub>
+                <m:e>
+                  <m:d>
+                    <m:dPr>
+                      <m:begChr m:val="("/>
+                      <m:sepChr m:val=""/>
+                      <m:endChr m:val=")"/>
+                      <m:grow/>
+                    </m:dPr>
+                    <m:e>
+                      <m:f>
+                        <m:fPr>
+                          <m:type m:val="bar"/>
+                        </m:fPr>
+                        <m:num>
+                          <m:r>
+                            <m:rPr>
+                              <m:sty m:val="p"/>
+                            </m:rPr>
+                            <m:t>∂</m:t>
+                          </m:r>
+                          <m:r>
+                            <m:t>V</m:t>
+                          </m:r>
+                        </m:num>
+                        <m:den>
+                          <m:r>
+                            <m:rPr>
+                              <m:sty m:val="p"/>
+                            </m:rPr>
+                            <m:t>∂</m:t>
+                          </m:r>
+                          <m:r>
+                            <m:t>T</m:t>
+                          </m:r>
+                        </m:den>
+                      </m:f>
+                    </m:e>
+                  </m:d>
+                </m:e>
+                <m:sub>
+                  <m:r>
+                    <m:t>p</m:t>
+                  </m:r>
+                </m:sub>
+              </m:sSub>
+              <m:r>
+                <m:t>&amp;</m:t>
+              </m:r>
+              <m:r>
+                <m:t>&amp;</m:t>
+              </m:r>
+              <m:r>
+                <m:rPr>
+                  <m:nor/>
+                  <m:sty m:val="p"/>
+                </m:rPr>
+                <m:t>（由 </m:t>
+              </m:r>
+              <m:r>
+                <m:t>d</m:t>
+              </m:r>
+              <m:r>
+                <m:t>G</m:t>
+              </m:r>
+              <m:r>
+                <m:rPr>
+                  <m:nor/>
+                  <m:sty m:val="p"/>
+                </m:rPr>
+                <m:t>）</m:t>
+              </m:r>
+            </m:e>
+          </m:eqArr>
+        </m:oMath>
+      </m:oMathPara>
     </w:p>
     <w:p>
       <w:pPr>
@@ -11584,130 +11969,354 @@
     </w:p>
     <w:p>
       <w:pPr>
-        <w:pStyle w:val="SourceCode"/>
+        <w:pStyle w:val="BodyText"/>
       </w:pPr>
-      <w:r>
-        <w:rPr>
-          <w:rStyle w:val="VerbatimChar"/>
-          <w:rFonts w:ascii="Times New Roman" w:hAnsi="Times New Roman" w:eastAsia="Times New Roman" w:cs="Times New Roman"/>
-        </w:rPr>
-        <w:t xml:space="preserve">ΔR ≈ |∂R/∂A|·ΔA + |∂R/∂B|·ΔB + …            </w:t>
-      </w:r>
-      <w:r>
-        <w:rPr>
-          <w:rStyle w:val="VerbatimChar"/>
-          <w:rFonts w:hint="eastAsia" w:ascii="Times New Roman" w:hAnsi="Times New Roman" w:eastAsia="Times New Roman" w:cs="Times New Roman"/>
-        </w:rPr>
-        <w:t>（</w:t>
-      </w:r>
-      <w:r>
-        <w:rPr>
-          <w:rStyle w:val="VerbatimChar"/>
-          <w:rFonts w:hint="eastAsia" w:ascii="Times New Roman" w:hAnsi="Times New Roman" w:eastAsia="FangSong" w:cs="Times New Roman"/>
-        </w:rPr>
-        <w:t>最坏情形</w:t>
-      </w:r>
-      <w:r>
-        <w:rPr>
-          <w:rStyle w:val="VerbatimChar"/>
-          <w:rFonts w:hint="eastAsia" w:ascii="Times New Roman" w:hAnsi="Times New Roman" w:eastAsia="Times New Roman" w:cs="Times New Roman"/>
-        </w:rPr>
-        <w:t>）</w:t>
-      </w:r>
-      <w:r>
-        <w:rPr>
-          <w:rFonts w:ascii="Times New Roman" w:hAnsi="Times New Roman" w:eastAsia="Times New Roman" w:cs="Times New Roman"/>
-        </w:rPr>
-        <w:br/>
-      </w:r>
-      <w:r>
-        <w:rPr>
-          <w:rStyle w:val="VerbatimChar"/>
-          <w:rFonts w:ascii="Times New Roman" w:hAnsi="Times New Roman" w:eastAsia="Times New Roman" w:cs="Times New Roman"/>
-        </w:rPr>
-        <w:t>σ_R = sqrt( (∂R/∂A)</w:t>
-      </w:r>
-      <w:r>
-        <w:rPr>
-          <w:rStyle w:val="VerbatimChar"/>
-          <w:rFonts w:ascii="Times New Roman" w:hAnsi="Times New Roman" w:eastAsia="Times New Roman" w:cs="Times New Roman"/>
-          <w:vertAlign w:val="superscript"/>
-        </w:rPr>
-        <w:t>2</w:t>
-      </w:r>
-      <w:r>
-        <w:rPr>
-          <w:rStyle w:val="VerbatimChar"/>
-          <w:rFonts w:ascii="Times New Roman" w:hAnsi="Times New Roman" w:eastAsia="Times New Roman" w:cs="Times New Roman"/>
-        </w:rPr>
-        <w:t>σ_A</w:t>
-      </w:r>
-      <w:r>
-        <w:rPr>
-          <w:rStyle w:val="VerbatimChar"/>
-          <w:rFonts w:ascii="Times New Roman" w:hAnsi="Times New Roman" w:eastAsia="Times New Roman" w:cs="Times New Roman"/>
-          <w:vertAlign w:val="superscript"/>
-        </w:rPr>
-        <w:t>2</w:t>
-      </w:r>
-      <w:r>
-        <w:rPr>
-          <w:rStyle w:val="VerbatimChar"/>
-          <w:rFonts w:ascii="Times New Roman" w:hAnsi="Times New Roman" w:eastAsia="Times New Roman" w:cs="Times New Roman"/>
-        </w:rPr>
-        <w:t xml:space="preserve"> + (∂R/∂B)</w:t>
-      </w:r>
-      <w:r>
-        <w:rPr>
-          <w:rStyle w:val="VerbatimChar"/>
-          <w:rFonts w:ascii="Times New Roman" w:hAnsi="Times New Roman" w:eastAsia="Times New Roman" w:cs="Times New Roman"/>
-          <w:vertAlign w:val="superscript"/>
-        </w:rPr>
-        <w:t>2</w:t>
-      </w:r>
-      <w:r>
-        <w:rPr>
-          <w:rStyle w:val="VerbatimChar"/>
-          <w:rFonts w:ascii="Times New Roman" w:hAnsi="Times New Roman" w:eastAsia="Times New Roman" w:cs="Times New Roman"/>
-        </w:rPr>
-        <w:t>σ_B</w:t>
-      </w:r>
-      <w:r>
-        <w:rPr>
-          <w:rStyle w:val="VerbatimChar"/>
-          <w:rFonts w:ascii="Times New Roman" w:hAnsi="Times New Roman" w:eastAsia="Times New Roman" w:cs="Times New Roman"/>
-          <w:vertAlign w:val="superscript"/>
-        </w:rPr>
-        <w:t>2</w:t>
-      </w:r>
-      <w:r>
-        <w:rPr>
-          <w:rStyle w:val="VerbatimChar"/>
-          <w:rFonts w:ascii="Times New Roman" w:hAnsi="Times New Roman" w:eastAsia="Times New Roman" w:cs="Times New Roman"/>
-        </w:rPr>
-        <w:t xml:space="preserve"> + … ) </w:t>
-      </w:r>
-      <w:r>
-        <w:rPr>
-          <w:rStyle w:val="VerbatimChar"/>
-          <w:rFonts w:hint="eastAsia" w:ascii="Times New Roman" w:hAnsi="Times New Roman" w:eastAsia="Times New Roman" w:cs="Times New Roman"/>
-        </w:rPr>
-        <w:t>（</w:t>
-      </w:r>
-      <w:r>
-        <w:rPr>
-          <w:rStyle w:val="VerbatimChar"/>
-          <w:rFonts w:hint="eastAsia" w:ascii="Times New Roman" w:hAnsi="Times New Roman" w:eastAsia="FangSong" w:cs="Times New Roman"/>
-        </w:rPr>
-        <w:t>方和根</w:t>
-      </w:r>
-      <w:r>
-        <w:rPr>
-          <w:rStyle w:val="VerbatimChar"/>
-          <w:rFonts w:hint="eastAsia" w:ascii="Times New Roman" w:hAnsi="Times New Roman" w:eastAsia="Times New Roman" w:cs="Times New Roman"/>
-        </w:rPr>
-        <w:t>）</w:t>
-      </w:r>
+      <m:oMathPara>
+        <m:oMathParaPr>
+          <m:jc m:val="center"/>
+          <m:ctrlPr>
+            <w:rPr>
+              <w:sz w:val="28"/>
+              <w:szCs w:val="28"/>
+            </w:rPr>
+          </m:ctrlPr>
+        </m:oMathParaPr>
+        <m:oMath>
+          <m:eqArr>
+            <m:e>
+              <m:r>
+                <m:rPr>
+                  <m:sty m:val="p"/>
+                </m:rPr>
+                <m:t>Δ</m:t>
+              </m:r>
+              <m:r>
+                <m:t>R</m:t>
+              </m:r>
+              <m:r>
+                <m:t>&amp;</m:t>
+              </m:r>
+              <m:r>
+                <m:rPr>
+                  <m:sty m:val="p"/>
+                </m:rPr>
+                <m:t>≈</m:t>
+              </m:r>
+              <m:d>
+                <m:dPr>
+                  <m:begChr m:val="|"/>
+                  <m:sepChr m:val=""/>
+                  <m:endChr m:val="|"/>
+                  <m:grow/>
+                </m:dPr>
+                <m:e>
+                  <m:f>
+                    <m:fPr>
+                      <m:type m:val="bar"/>
+                    </m:fPr>
+                    <m:num>
+                      <m:r>
+                        <m:rPr>
+                          <m:sty m:val="p"/>
+                        </m:rPr>
+                        <m:t>∂</m:t>
+                      </m:r>
+                      <m:r>
+                        <m:t>R</m:t>
+                      </m:r>
+                    </m:num>
+                    <m:den>
+                      <m:r>
+                        <m:rPr>
+                          <m:sty m:val="p"/>
+                        </m:rPr>
+                        <m:t>∂</m:t>
+                      </m:r>
+                      <m:r>
+                        <m:t>A</m:t>
+                      </m:r>
+                    </m:den>
+                  </m:f>
+                </m:e>
+              </m:d>
+              <m:r>
+                <m:rPr>
+                  <m:sty m:val="p"/>
+                </m:rPr>
+                <m:t>Δ</m:t>
+              </m:r>
+              <m:r>
+                <m:t>A</m:t>
+              </m:r>
+              <m:r>
+                <m:rPr>
+                  <m:sty m:val="p"/>
+                </m:rPr>
+                <m:t>+</m:t>
+              </m:r>
+              <m:d>
+                <m:dPr>
+                  <m:begChr m:val="|"/>
+                  <m:sepChr m:val=""/>
+                  <m:endChr m:val="|"/>
+                  <m:grow/>
+                </m:dPr>
+                <m:e>
+                  <m:f>
+                    <m:fPr>
+                      <m:type m:val="bar"/>
+                    </m:fPr>
+                    <m:num>
+                      <m:r>
+                        <m:rPr>
+                          <m:sty m:val="p"/>
+                        </m:rPr>
+                        <m:t>∂</m:t>
+                      </m:r>
+                      <m:r>
+                        <m:t>R</m:t>
+                      </m:r>
+                    </m:num>
+                    <m:den>
+                      <m:r>
+                        <m:rPr>
+                          <m:sty m:val="p"/>
+                        </m:rPr>
+                        <m:t>∂</m:t>
+                      </m:r>
+                      <m:r>
+                        <m:t>B</m:t>
+                      </m:r>
+                    </m:den>
+                  </m:f>
+                </m:e>
+              </m:d>
+              <m:r>
+                <m:rPr>
+                  <m:sty m:val="p"/>
+                </m:rPr>
+                <m:t>Δ</m:t>
+              </m:r>
+              <m:r>
+                <m:t>B</m:t>
+              </m:r>
+              <m:r>
+                <m:rPr>
+                  <m:sty m:val="p"/>
+                </m:rPr>
+                <m:t>+</m:t>
+              </m:r>
+              <m:r>
+                <m:rPr>
+                  <m:sty m:val="p"/>
+                </m:rPr>
+                <m:t>⋯</m:t>
+              </m:r>
+              <m:r>
+                <m:t>&amp;</m:t>
+              </m:r>
+              <m:r>
+                <m:t>&amp;</m:t>
+              </m:r>
+              <m:r>
+                <m:rPr>
+                  <m:nor/>
+                  <m:sty m:val="p"/>
+                </m:rPr>
+                <m:t>（最坏情形）</m:t>
+              </m:r>
+            </m:e>
+            <m:e>
+              <m:sSub>
+                <m:e>
+                  <m:r>
+                    <m:t>σ</m:t>
+                  </m:r>
+                </m:e>
+                <m:sub>
+                  <m:r>
+                    <m:t>R</m:t>
+                  </m:r>
+                </m:sub>
+              </m:sSub>
+              <m:r>
+                <m:t>&amp;</m:t>
+              </m:r>
+              <m:r>
+                <m:rPr>
+                  <m:sty m:val="p"/>
+                </m:rPr>
+                <m:t>=</m:t>
+              </m:r>
+              <m:rad>
+                <m:radPr>
+                  <m:degHide m:val="on"/>
+                </m:radPr>
+                <m:deg/>
+                <m:e>
+                  <m:sSup>
+                    <m:e>
+                      <m:d>
+                        <m:dPr>
+                          <m:begChr m:val="("/>
+                          <m:sepChr m:val=""/>
+                          <m:endChr m:val=")"/>
+                          <m:grow/>
+                        </m:dPr>
+                        <m:e>
+                          <m:f>
+                            <m:fPr>
+                              <m:type m:val="bar"/>
+                            </m:fPr>
+                            <m:num>
+                              <m:r>
+                                <m:rPr>
+                                  <m:sty m:val="p"/>
+                                </m:rPr>
+                                <m:t>∂</m:t>
+                              </m:r>
+                              <m:r>
+                                <m:t>R</m:t>
+                              </m:r>
+                            </m:num>
+                            <m:den>
+                              <m:r>
+                                <m:rPr>
+                                  <m:sty m:val="p"/>
+                                </m:rPr>
+                                <m:t>∂</m:t>
+                              </m:r>
+                              <m:r>
+                                <m:t>A</m:t>
+                              </m:r>
+                            </m:den>
+                          </m:f>
+                        </m:e>
+                      </m:d>
+                    </m:e>
+                    <m:sup>
+                      <m:r>
+                        <m:t>2</m:t>
+                      </m:r>
+                    </m:sup>
+                  </m:sSup>
+                  <m:sSubSup>
+                    <m:e>
+                      <m:r>
+                        <m:t>σ</m:t>
+                      </m:r>
+                    </m:e>
+                    <m:sub>
+                      <m:r>
+                        <m:t>A</m:t>
+                      </m:r>
+                    </m:sub>
+                    <m:sup>
+                      <m:r>
+                        <m:t>2</m:t>
+                      </m:r>
+                    </m:sup>
+                  </m:sSubSup>
+                  <m:r>
+                    <m:rPr>
+                      <m:sty m:val="p"/>
+                    </m:rPr>
+                    <m:t>+</m:t>
+                  </m:r>
+                  <m:sSup>
+                    <m:e>
+                      <m:d>
+                        <m:dPr>
+                          <m:begChr m:val="("/>
+                          <m:sepChr m:val=""/>
+                          <m:endChr m:val=")"/>
+                          <m:grow/>
+                        </m:dPr>
+                        <m:e>
+                          <m:f>
+                            <m:fPr>
+                              <m:type m:val="bar"/>
+                            </m:fPr>
+                            <m:num>
+                              <m:r>
+                                <m:rPr>
+                                  <m:sty m:val="p"/>
+                                </m:rPr>
+                                <m:t>∂</m:t>
+                              </m:r>
+                              <m:r>
+                                <m:t>R</m:t>
+                              </m:r>
+                            </m:num>
+                            <m:den>
+                              <m:r>
+                                <m:rPr>
+                                  <m:sty m:val="p"/>
+                                </m:rPr>
+                                <m:t>∂</m:t>
+                              </m:r>
+                              <m:r>
+                                <m:t>B</m:t>
+                              </m:r>
+                            </m:den>
+                          </m:f>
+                        </m:e>
+                      </m:d>
+                    </m:e>
+                    <m:sup>
+                      <m:r>
+                        <m:t>2</m:t>
+                      </m:r>
+                    </m:sup>
+                  </m:sSup>
+                  <m:sSubSup>
+                    <m:e>
+                      <m:r>
+                        <m:t>σ</m:t>
+                      </m:r>
+                    </m:e>
+                    <m:sub>
+                      <m:r>
+                        <m:t>B</m:t>
+                      </m:r>
+                    </m:sub>
+                    <m:sup>
+                      <m:r>
+                        <m:t>2</m:t>
+                      </m:r>
+                    </m:sup>
+                  </m:sSubSup>
+                  <m:r>
+                    <m:rPr>
+                      <m:sty m:val="p"/>
+                    </m:rPr>
+                    <m:t>+</m:t>
+                  </m:r>
+                  <m:r>
+                    <m:rPr>
+                      <m:sty m:val="p"/>
+                    </m:rPr>
+                    <m:t>⋯</m:t>
+                  </m:r>
+                </m:e>
+              </m:rad>
+              <m:r>
+                <m:t>&amp;</m:t>
+              </m:r>
+              <m:r>
+                <m:t>&amp;</m:t>
+              </m:r>
+              <m:r>
+                <m:rPr>
+                  <m:nor/>
+                  <m:sty m:val="p"/>
+                </m:rPr>
+                <m:t>（方和根）</m:t>
+              </m:r>
+            </m:e>
+          </m:eqArr>
+        </m:oMath>
+      </m:oMathPara>
     </w:p>
     <w:p>
       <w:pPr>

--- a/06-学生侧材料/讲义/数学工具/数学工具-附录-数学符号速查卡.docx
+++ b/06-学生侧材料/讲义/数学工具/数学工具-附录-数学符号速查卡.docx
@@ -11280,54 +11280,223 @@
     </w:p>
     <w:p>
       <w:pPr>
-        <w:pStyle w:val="SourceCode"/>
+        <w:pStyle w:val="BodyText"/>
       </w:pPr>
-      <w:r>
-        <w:rPr>
-          <w:rStyle w:val="VerbatimChar"/>
-          <w:rFonts w:ascii="Times New Roman" w:hAnsi="Times New Roman" w:eastAsia="Times New Roman" w:cs="Times New Roman"/>
-        </w:rPr>
-        <w:t xml:space="preserve">dU = T dS − p dV</w:t>
-      </w:r>
-      <w:r>
-        <w:rPr>
-          <w:rFonts w:ascii="Times New Roman" w:hAnsi="Times New Roman" w:eastAsia="Times New Roman" w:cs="Times New Roman"/>
-        </w:rPr>
-        <w:br/>
-      </w:r>
-      <w:r>
-        <w:rPr>
-          <w:rStyle w:val="VerbatimChar"/>
-          <w:rFonts w:ascii="Times New Roman" w:hAnsi="Times New Roman" w:eastAsia="Times New Roman" w:cs="Times New Roman"/>
-        </w:rPr>
-        <w:t xml:space="preserve">dH = T dS + V dp</w:t>
-      </w:r>
-      <w:r>
-        <w:rPr>
-          <w:rFonts w:ascii="Times New Roman" w:hAnsi="Times New Roman" w:eastAsia="Times New Roman" w:cs="Times New Roman"/>
-        </w:rPr>
-        <w:br/>
-      </w:r>
-      <w:r>
-        <w:rPr>
-          <w:rStyle w:val="VerbatimChar"/>
-          <w:rFonts w:ascii="Times New Roman" w:hAnsi="Times New Roman" w:eastAsia="Times New Roman" w:cs="Times New Roman"/>
-        </w:rPr>
-        <w:t xml:space="preserve">dA = −S dT − p dV</w:t>
-      </w:r>
-      <w:r>
-        <w:rPr>
-          <w:rFonts w:ascii="Times New Roman" w:hAnsi="Times New Roman" w:eastAsia="Times New Roman" w:cs="Times New Roman"/>
-        </w:rPr>
-        <w:br/>
-      </w:r>
-      <w:r>
-        <w:rPr>
-          <w:rStyle w:val="VerbatimChar"/>
-          <w:rFonts w:ascii="Times New Roman" w:hAnsi="Times New Roman" w:eastAsia="Times New Roman" w:cs="Times New Roman"/>
-        </w:rPr>
-        <w:t xml:space="preserve">dG = −S dT + V dp</w:t>
-      </w:r>
+      <m:oMathPara>
+        <m:oMathParaPr>
+          <m:jc m:val="center"/>
+          <m:ctrlPr>
+            <w:rPr>
+              <w:sz w:val="28"/>
+              <w:szCs w:val="28"/>
+            </w:rPr>
+          </m:ctrlPr>
+        </m:oMathParaPr>
+        <m:oMath>
+          <m:eqArr>
+            <m:e>
+              <m:r>
+                <m:t>d</m:t>
+              </m:r>
+              <m:r>
+                <m:t>U</m:t>
+              </m:r>
+              <m:r>
+                <m:t>&amp;</m:t>
+              </m:r>
+              <m:r>
+                <m:rPr>
+                  <m:sty m:val="p"/>
+                </m:rPr>
+                <m:t>=</m:t>
+              </m:r>
+              <m:r>
+                <m:t>T</m:t>
+              </m:r>
+              <m:r>
+                <m:t> </m:t>
+              </m:r>
+              <m:r>
+                <m:t>d</m:t>
+              </m:r>
+              <m:r>
+                <m:t>S</m:t>
+              </m:r>
+              <m:r>
+                <m:rPr>
+                  <m:sty m:val="p"/>
+                </m:rPr>
+                <m:t>−</m:t>
+              </m:r>
+              <m:r>
+                <m:t>p</m:t>
+              </m:r>
+              <m:r>
+                <m:t> </m:t>
+              </m:r>
+              <m:r>
+                <m:t>d</m:t>
+              </m:r>
+              <m:r>
+                <m:t>V</m:t>
+              </m:r>
+            </m:e>
+            <m:e>
+              <m:r>
+                <m:t>d</m:t>
+              </m:r>
+              <m:r>
+                <m:t>H</m:t>
+              </m:r>
+              <m:r>
+                <m:t>&amp;</m:t>
+              </m:r>
+              <m:r>
+                <m:rPr>
+                  <m:sty m:val="p"/>
+                </m:rPr>
+                <m:t>=</m:t>
+              </m:r>
+              <m:r>
+                <m:t>T</m:t>
+              </m:r>
+              <m:r>
+                <m:t> </m:t>
+              </m:r>
+              <m:r>
+                <m:t>d</m:t>
+              </m:r>
+              <m:r>
+                <m:t>S</m:t>
+              </m:r>
+              <m:r>
+                <m:rPr>
+                  <m:sty m:val="p"/>
+                </m:rPr>
+                <m:t>+</m:t>
+              </m:r>
+              <m:r>
+                <m:t>V</m:t>
+              </m:r>
+              <m:r>
+                <m:t> </m:t>
+              </m:r>
+              <m:r>
+                <m:t>d</m:t>
+              </m:r>
+              <m:r>
+                <m:t>p</m:t>
+              </m:r>
+            </m:e>
+            <m:e>
+              <m:r>
+                <m:t>d</m:t>
+              </m:r>
+              <m:r>
+                <m:t>A</m:t>
+              </m:r>
+              <m:r>
+                <m:t>&amp;</m:t>
+              </m:r>
+              <m:r>
+                <m:rPr>
+                  <m:sty m:val="p"/>
+                </m:rPr>
+                <m:t>=</m:t>
+              </m:r>
+              <m:r>
+                <m:rPr>
+                  <m:sty m:val="p"/>
+                </m:rPr>
+                <m:t>−</m:t>
+              </m:r>
+              <m:r>
+                <m:t>S</m:t>
+              </m:r>
+              <m:r>
+                <m:t> </m:t>
+              </m:r>
+              <m:r>
+                <m:t>d</m:t>
+              </m:r>
+              <m:r>
+                <m:t>T</m:t>
+              </m:r>
+              <m:r>
+                <m:rPr>
+                  <m:sty m:val="p"/>
+                </m:rPr>
+                <m:t>−</m:t>
+              </m:r>
+              <m:r>
+                <m:t>p</m:t>
+              </m:r>
+              <m:r>
+                <m:t> </m:t>
+              </m:r>
+              <m:r>
+                <m:t>d</m:t>
+              </m:r>
+              <m:r>
+                <m:t>V</m:t>
+              </m:r>
+            </m:e>
+            <m:e>
+              <m:r>
+                <m:t>d</m:t>
+              </m:r>
+              <m:r>
+                <m:t>G</m:t>
+              </m:r>
+              <m:r>
+                <m:t>&amp;</m:t>
+              </m:r>
+              <m:r>
+                <m:rPr>
+                  <m:sty m:val="p"/>
+                </m:rPr>
+                <m:t>=</m:t>
+              </m:r>
+              <m:r>
+                <m:rPr>
+                  <m:sty m:val="p"/>
+                </m:rPr>
+                <m:t>−</m:t>
+              </m:r>
+              <m:r>
+                <m:t>S</m:t>
+              </m:r>
+              <m:r>
+                <m:t> </m:t>
+              </m:r>
+              <m:r>
+                <m:t>d</m:t>
+              </m:r>
+              <m:r>
+                <m:t>T</m:t>
+              </m:r>
+              <m:r>
+                <m:rPr>
+                  <m:sty m:val="p"/>
+                </m:rPr>
+                <m:t>+</m:t>
+              </m:r>
+              <m:r>
+                <m:t>V</m:t>
+              </m:r>
+              <m:r>
+                <m:t> </m:t>
+              </m:r>
+              <m:r>
+                <m:t>d</m:t>
+              </m:r>
+              <m:r>
+                <m:t>p</m:t>
+              </m:r>
+            </m:e>
+          </m:eqArr>
+        </m:oMath>
+      </m:oMathPara>
     </w:p>
     <w:p>
       <w:pPr>

--- a/06-学生侧材料/讲义/数学工具/数学工具-附录-数学符号速查卡.docx
+++ b/06-学生侧材料/讲义/数学工具/数学工具-附录-数学符号速查卡.docx
@@ -18536,7 +18536,7 @@
     <ns0:name ns0:val="Verbatim Char"/>
     <ns0:basedOn ns0:val="BodyTextChar"/>
     <ns0:rPr>
-      <ns0:rFonts ns0:ascii="Times New Roman" ns0:cs="Times New Roman" ns0:eastAsia="FangSong" ns0:hAnsi="Times New Roman"/>
+      <ns0:rFonts ns0:ascii="SimSun" ns0:hAnsi="SimSun" ns0:eastAsia="SimSun" ns0:cs="SimSun"/>
       <ns0:b ns0:val="0"/>
       <ns0:sz ns0:val="20"/>
     </ns0:rPr>
@@ -18598,7 +18598,7 @@
       <w:wordWrap w:val="off"/>
     </w:pPr>
     <ns0:rPr>
-      <w:rFonts ns0:ascii="Times New Roman" ns0:hAnsi="Times New Roman" ns0:eastAsia="FangSong" ns0:cs="Times New Roman"/>
+      <w:rFonts w:ascii="SimSun" w:hAnsi="SimSun" w:eastAsia="SimSun" w:cs="SimSun"/>
     </ns0:rPr>
   </w:style>
   <w:style w:type="character" w:customStyle="1" w:styleId="KeywordTok">
